--- a/notebooks/Greedy Algorithms/Notes.docx
+++ b/notebooks/Greedy Algorithms/Notes.docx
@@ -214,7 +214,16 @@
           <w:bCs/>
           <w:highlight w:val="yellow"/>
         </w:rPr>
-        <w:t>The time machine technique</w:t>
+        <w:t>The time machine techniqu</w:t>
+      </w:r>
+      <w:r>
+        <w:rPr>
+          <w:rFonts w:eastAsiaTheme="minorEastAsia"/>
+          <w:b/>
+          <w:bCs/>
+          <w:highlight w:val="yellow"/>
+        </w:rPr>
+        <w:t>e (Regret Greedy)</w:t>
       </w:r>
     </w:p>
     <w:p>
@@ -357,6 +366,21 @@
       <w:r>
         <w:rPr>
           <w:rFonts w:eastAsiaTheme="minorEastAsia"/>
+          <w:highlight w:val="yellow"/>
+        </w:rPr>
+        <w:t>* Greedy using priority constrains</w:t>
+      </w:r>
+    </w:p>
+    <w:p>
+      <w:pPr>
+        <w:jc w:val="both"/>
+        <w:rPr>
+          <w:rFonts w:eastAsiaTheme="minorEastAsia"/>
+        </w:rPr>
+      </w:pPr>
+      <w:r>
+        <w:rPr>
+          <w:rFonts w:eastAsiaTheme="minorEastAsia"/>
         </w:rPr>
         <w:t>1. Choose everything</w:t>
       </w:r>
@@ -386,7 +410,19 @@
         <w:rPr>
           <w:rFonts w:eastAsiaTheme="minorEastAsia"/>
         </w:rPr>
-        <w:t>3. If you dies, remove your regret from the priority queue</w:t>
+        <w:t xml:space="preserve">3. If </w:t>
+      </w:r>
+      <w:r>
+        <w:rPr>
+          <w:rFonts w:eastAsiaTheme="minorEastAsia"/>
+        </w:rPr>
+        <w:t>not satisfies</w:t>
+      </w:r>
+      <w:r>
+        <w:rPr>
+          <w:rFonts w:eastAsiaTheme="minorEastAsia"/>
+        </w:rPr>
+        <w:t>, remove your regret from the priority queue</w:t>
       </w:r>
     </w:p>
     <w:p>
@@ -394,14 +430,220 @@
         <w:jc w:val="both"/>
         <w:rPr>
           <w:rFonts w:eastAsiaTheme="minorEastAsia"/>
-        </w:rPr>
-      </w:pPr>
-      <w:r>
-        <w:rPr>
-          <w:rFonts w:eastAsiaTheme="minorEastAsia"/>
-          <w:highlight w:val="yellow"/>
-        </w:rPr>
-        <w:t>* Greedy using priority constrains</w:t>
+          <w:b/>
+          <w:bCs/>
+        </w:rPr>
+      </w:pPr>
+      <w:r>
+        <w:rPr>
+          <w:rFonts w:eastAsiaTheme="minorEastAsia"/>
+          <w:b/>
+          <w:bCs/>
+        </w:rPr>
+        <w:t>When to use Time machine</w:t>
+      </w:r>
+      <w:r>
+        <w:rPr>
+          <w:rFonts w:eastAsiaTheme="minorEastAsia"/>
+          <w:b/>
+          <w:bCs/>
+        </w:rPr>
+        <w:t xml:space="preserve">: </w:t>
+      </w:r>
+    </w:p>
+    <w:p>
+      <w:pPr>
+        <w:rPr>
+          <w:rFonts w:eastAsiaTheme="minorEastAsia"/>
+        </w:rPr>
+      </w:pPr>
+      <m:oMath>
+        <m:r>
+          <w:rPr>
+            <w:rFonts w:ascii="Cambria Math" w:eastAsiaTheme="minorEastAsia" w:hAnsi="Cambria Math"/>
+          </w:rPr>
+          <m:t>→</m:t>
+        </m:r>
+      </m:oMath>
+      <w:r>
+        <w:rPr>
+          <w:rFonts w:eastAsiaTheme="minorEastAsia"/>
+        </w:rPr>
+        <w:t xml:space="preserve"> You are traversing in line</w:t>
+      </w:r>
+    </w:p>
+    <w:p>
+      <w:pPr>
+        <w:rPr>
+          <w:rFonts w:eastAsiaTheme="minorEastAsia"/>
+        </w:rPr>
+      </w:pPr>
+      <m:oMath>
+        <m:r>
+          <w:rPr>
+            <w:rFonts w:ascii="Cambria Math" w:eastAsiaTheme="minorEastAsia" w:hAnsi="Cambria Math"/>
+          </w:rPr>
+          <m:t>→</m:t>
+        </m:r>
+      </m:oMath>
+      <w:r>
+        <w:rPr>
+          <w:rFonts w:eastAsiaTheme="minorEastAsia"/>
+        </w:rPr>
+        <w:t xml:space="preserve"> </w:t>
+      </w:r>
+      <w:r>
+        <w:rPr>
+          <w:rFonts w:eastAsiaTheme="minorEastAsia"/>
+        </w:rPr>
+        <w:t>There is a running cost (minimize cost/ maximize cost)</w:t>
+      </w:r>
+    </w:p>
+    <w:p>
+      <w:pPr>
+        <w:rPr>
+          <w:rFonts w:eastAsiaTheme="minorEastAsia"/>
+          <w:b/>
+          <w:bCs/>
+        </w:rPr>
+      </w:pPr>
+      <m:oMath>
+        <m:r>
+          <w:rPr>
+            <w:rFonts w:ascii="Cambria Math" w:eastAsiaTheme="minorEastAsia" w:hAnsi="Cambria Math"/>
+          </w:rPr>
+          <m:t>→</m:t>
+        </m:r>
+      </m:oMath>
+      <w:r>
+        <w:rPr>
+          <w:rFonts w:eastAsiaTheme="minorEastAsia"/>
+        </w:rPr>
+        <w:t xml:space="preserve"> Every item gives you </w:t>
+      </w:r>
+      <w:r>
+        <w:rPr>
+          <w:rFonts w:eastAsiaTheme="minorEastAsia"/>
+          <w:b/>
+          <w:bCs/>
+        </w:rPr>
+        <w:t>the same reward</w:t>
+      </w:r>
+      <w:r>
+        <w:rPr>
+          <w:rFonts w:eastAsiaTheme="minorEastAsia"/>
+          <w:b/>
+          <w:bCs/>
+        </w:rPr>
+        <w:t xml:space="preserve"> </w:t>
+      </w:r>
+      <w:r>
+        <w:rPr>
+          <w:rFonts w:eastAsiaTheme="minorEastAsia"/>
+        </w:rPr>
+        <w:t>(</w:t>
+      </w:r>
+      <w:r>
+        <w:rPr>
+          <w:rFonts w:eastAsiaTheme="minorEastAsia"/>
+        </w:rPr>
+        <w:t>For example, selecting a job or not is counted as 1</w:t>
+      </w:r>
+      <w:r>
+        <w:rPr>
+          <w:rFonts w:eastAsiaTheme="minorEastAsia"/>
+        </w:rPr>
+        <w:t>)</w:t>
+      </w:r>
+    </w:p>
+    <w:p>
+      <w:pPr>
+        <w:jc w:val="both"/>
+        <w:rPr>
+          <w:rFonts w:eastAsiaTheme="minorEastAsia"/>
+          <w:b/>
+          <w:bCs/>
+        </w:rPr>
+      </w:pPr>
+      <w:r>
+        <w:rPr>
+          <w:rFonts w:eastAsiaTheme="minorEastAsia"/>
+          <w:b/>
+          <w:bCs/>
+        </w:rPr>
+        <w:t xml:space="preserve">When </w:t>
+      </w:r>
+      <w:r>
+        <w:rPr>
+          <w:rFonts w:eastAsiaTheme="minorEastAsia"/>
+          <w:b/>
+          <w:bCs/>
+        </w:rPr>
+        <w:t xml:space="preserve">NOT </w:t>
+      </w:r>
+      <w:r>
+        <w:rPr>
+          <w:rFonts w:eastAsiaTheme="minorEastAsia"/>
+          <w:b/>
+          <w:bCs/>
+        </w:rPr>
+        <w:t>to use Time machine</w:t>
+      </w:r>
+      <w:r>
+        <w:rPr>
+          <w:rFonts w:eastAsiaTheme="minorEastAsia"/>
+          <w:b/>
+          <w:bCs/>
+        </w:rPr>
+        <w:t xml:space="preserve">: </w:t>
+      </w:r>
+    </w:p>
+    <w:p>
+      <w:pPr>
+        <w:rPr>
+          <w:rFonts w:eastAsiaTheme="minorEastAsia"/>
+        </w:rPr>
+      </w:pPr>
+      <m:oMath>
+        <m:r>
+          <w:rPr>
+            <w:rFonts w:ascii="Cambria Math" w:eastAsiaTheme="minorEastAsia" w:hAnsi="Cambria Math"/>
+          </w:rPr>
+          <m:t>→</m:t>
+        </m:r>
+      </m:oMath>
+      <w:r>
+        <w:rPr>
+          <w:rFonts w:eastAsiaTheme="minorEastAsia"/>
+        </w:rPr>
+        <w:t xml:space="preserve"> </w:t>
+      </w:r>
+      <w:r>
+        <w:rPr>
+          <w:rFonts w:eastAsiaTheme="minorEastAsia"/>
+        </w:rPr>
+        <w:t>Knapsack type of problems</w:t>
+      </w:r>
+    </w:p>
+    <w:p>
+      <w:pPr>
+        <w:rPr>
+          <w:rFonts w:eastAsiaTheme="minorEastAsia"/>
+        </w:rPr>
+      </w:pPr>
+      <m:oMath>
+        <m:r>
+          <w:rPr>
+            <w:rFonts w:ascii="Cambria Math" w:eastAsiaTheme="minorEastAsia" w:hAnsi="Cambria Math"/>
+          </w:rPr>
+          <m:t>→</m:t>
+        </m:r>
+      </m:oMath>
+      <w:r>
+        <w:rPr>
+          <w:rFonts w:eastAsiaTheme="minorEastAsia"/>
+        </w:rPr>
+        <w:t xml:space="preserve"> Not every DP can be converted into greedy</w:t>
       </w:r>
     </w:p>
     <w:sectPr>
@@ -437,7 +679,7 @@
         <v:path o:extrusionok="f" gradientshapeok="t" o:connecttype="rect"/>
         <o:lock v:ext="edit" aspectratio="t"/>
       </v:shapetype>
-      <v:shape id="_x0000_i1032" type="#_x0000_t75" style="width:384.2pt;height:384.2pt" o:bullet="t">
+      <v:shape id="_x0000_i1036" type="#_x0000_t75" style="width:384.5pt;height:384.5pt" o:bullet="t">
         <v:imagedata r:id="rId1" o:title="Microsoft-Fluentui-Emoji-Flat-Memo-Flat"/>
       </v:shape>
     </w:pict>

--- a/notebooks/Greedy Algorithms/Notes.docx
+++ b/notebooks/Greedy Algorithms/Notes.docx
@@ -645,6 +645,310 @@
         </w:rPr>
         <w:t xml:space="preserve"> Not every DP can be converted into greedy</w:t>
       </w:r>
+    </w:p>
+    <w:p>
+      <w:pPr>
+        <w:jc w:val="center"/>
+        <w:rPr>
+          <w:rFonts w:eastAsiaTheme="minorEastAsia"/>
+          <w:b/>
+          <w:bCs/>
+        </w:rPr>
+      </w:pPr>
+      <w:r>
+        <w:rPr>
+          <w:rFonts w:eastAsiaTheme="minorEastAsia"/>
+          <w:b/>
+          <w:bCs/>
+          <w:highlight w:val="yellow"/>
+        </w:rPr>
+        <w:t>Expert Greedy Mindset</w:t>
+      </w:r>
+    </w:p>
+    <w:p>
+      <w:pPr>
+        <w:rPr>
+          <w:rFonts w:eastAsiaTheme="minorEastAsia"/>
+        </w:rPr>
+      </w:pPr>
+      <w:r>
+        <w:rPr>
+          <w:rFonts w:eastAsiaTheme="minorEastAsia"/>
+        </w:rPr>
+        <w:t>1,</w:t>
+      </w:r>
+      <w:r>
+        <w:rPr>
+          <w:rFonts w:eastAsiaTheme="minorEastAsia"/>
+        </w:rPr>
+        <w:t xml:space="preserve"> Think like an architect &amp; build from scratch</w:t>
+      </w:r>
+    </w:p>
+    <w:p>
+      <w:pPr>
+        <w:rPr>
+          <w:rFonts w:eastAsiaTheme="minorEastAsia"/>
+        </w:rPr>
+      </w:pPr>
+      <w:r>
+        <w:rPr>
+          <w:rFonts w:eastAsiaTheme="minorEastAsia"/>
+        </w:rPr>
+        <w:t xml:space="preserve">2, Specialist </w:t>
+      </w:r>
+      <m:oMath>
+        <m:r>
+          <w:rPr>
+            <w:rFonts w:ascii="Cambria Math" w:eastAsiaTheme="minorEastAsia" w:hAnsi="Cambria Math"/>
+          </w:rPr>
+          <m:t>→</m:t>
+        </m:r>
+      </m:oMath>
+      <w:r>
+        <w:rPr>
+          <w:rFonts w:eastAsiaTheme="minorEastAsia"/>
+        </w:rPr>
+        <w:t xml:space="preserve"> Expert: Atleast </w:t>
+      </w:r>
+      <m:oMath>
+        <m:r>
+          <w:rPr>
+            <w:rFonts w:ascii="Cambria Math" w:eastAsiaTheme="minorEastAsia" w:hAnsi="Cambria Math"/>
+          </w:rPr>
+          <m:t>3→4</m:t>
+        </m:r>
+      </m:oMath>
+      <w:r>
+        <w:rPr>
+          <w:rFonts w:eastAsiaTheme="minorEastAsia"/>
+        </w:rPr>
+        <w:t xml:space="preserve"> variables, states, arrays</w:t>
+      </w:r>
+    </w:p>
+    <w:p>
+      <w:pPr>
+        <w:rPr>
+          <w:rFonts w:eastAsiaTheme="minorEastAsia"/>
+        </w:rPr>
+      </w:pPr>
+      <w:r>
+        <w:rPr>
+          <w:rFonts w:eastAsiaTheme="minorEastAsia"/>
+        </w:rPr>
+        <w:t>3, Overlapping intervals, Managing multiple states, Constructing sequences</w:t>
+      </w:r>
+    </w:p>
+    <w:p>
+      <w:pPr>
+        <w:rPr>
+          <w:rFonts w:eastAsiaTheme="minorEastAsia"/>
+          <w:b/>
+          <w:bCs/>
+        </w:rPr>
+      </w:pPr>
+      <w:r>
+        <w:rPr>
+          <w:rFonts w:eastAsiaTheme="minorEastAsia"/>
+          <w:b/>
+          <w:bCs/>
+          <w:highlight w:val="yellow"/>
+        </w:rPr>
+        <w:t>Tips and tricks</w:t>
+      </w:r>
+    </w:p>
+    <w:p>
+      <w:pPr>
+        <w:pStyle w:val="ListParagraph"/>
+        <w:numPr>
+          <w:ilvl w:val="0"/>
+          <w:numId w:val="2"/>
+        </w:numPr>
+        <w:ind w:left="714" w:hanging="357"/>
+        <w:contextualSpacing w:val="0"/>
+        <w:rPr>
+          <w:rFonts w:eastAsiaTheme="minorEastAsia"/>
+          <w:b/>
+          <w:bCs/>
+        </w:rPr>
+      </w:pPr>
+      <w:r>
+        <w:rPr>
+          <w:rFonts w:eastAsiaTheme="minorEastAsia"/>
+        </w:rPr>
+        <w:t xml:space="preserve">Lazy Matching </w:t>
+      </w:r>
+      <m:oMath>
+        <m:groupChr>
+          <m:groupChrPr>
+            <m:chr m:val="→"/>
+            <m:vertJc m:val="bot"/>
+            <m:ctrlPr>
+              <w:rPr>
+                <w:rFonts w:ascii="Cambria Math" w:eastAsiaTheme="minorEastAsia" w:hAnsi="Cambria Math"/>
+                <w:i/>
+              </w:rPr>
+            </m:ctrlPr>
+          </m:groupChrPr>
+          <m:e>
+            <m:r>
+              <w:rPr>
+                <w:rFonts w:ascii="Cambria Math" w:eastAsiaTheme="minorEastAsia" w:hAnsi="Cambria Math"/>
+              </w:rPr>
+              <m:t xml:space="preserve">   sort   </m:t>
+            </m:r>
+          </m:e>
+        </m:groupChr>
+      </m:oMath>
+      <w:r>
+        <w:rPr>
+          <w:rFonts w:eastAsiaTheme="minorEastAsia"/>
+        </w:rPr>
+        <w:t xml:space="preserve"> bigger-smaller, smaller-bigger </w:t>
+      </w:r>
+    </w:p>
+    <w:p>
+      <w:pPr>
+        <w:pStyle w:val="ListParagraph"/>
+        <w:numPr>
+          <w:ilvl w:val="0"/>
+          <w:numId w:val="2"/>
+        </w:numPr>
+        <w:ind w:left="714" w:hanging="357"/>
+        <w:contextualSpacing w:val="0"/>
+        <w:rPr>
+          <w:rFonts w:eastAsiaTheme="minorEastAsia"/>
+          <w:b/>
+          <w:bCs/>
+        </w:rPr>
+      </w:pPr>
+      <w:r>
+        <w:rPr>
+          <w:rFonts w:eastAsiaTheme="minorEastAsia"/>
+        </w:rPr>
+        <w:lastRenderedPageBreak/>
+        <w:t xml:space="preserve">Prefix/suffix/min/max </w:t>
+      </w:r>
+      <m:oMath>
+        <m:r>
+          <w:rPr>
+            <w:rFonts w:ascii="Cambria Math" w:eastAsiaTheme="minorEastAsia" w:hAnsi="Cambria Math"/>
+          </w:rPr>
+          <m:t>→</m:t>
+        </m:r>
+      </m:oMath>
+      <w:r>
+        <w:rPr>
+          <w:rFonts w:eastAsiaTheme="minorEastAsia"/>
+        </w:rPr>
+        <w:t xml:space="preserve"> Will come handy in reducing </w:t>
+      </w:r>
+      <m:oMath>
+        <m:r>
+          <w:rPr>
+            <w:rFonts w:ascii="Cambria Math" w:eastAsiaTheme="minorEastAsia" w:hAnsi="Cambria Math"/>
+          </w:rPr>
+          <m:t>O</m:t>
+        </m:r>
+        <m:d>
+          <m:dPr>
+            <m:ctrlPr>
+              <w:rPr>
+                <w:rFonts w:ascii="Cambria Math" w:eastAsiaTheme="minorEastAsia" w:hAnsi="Cambria Math"/>
+                <w:i/>
+              </w:rPr>
+            </m:ctrlPr>
+          </m:dPr>
+          <m:e>
+            <m:sSup>
+              <m:sSupPr>
+                <m:ctrlPr>
+                  <w:rPr>
+                    <w:rFonts w:ascii="Cambria Math" w:eastAsiaTheme="minorEastAsia" w:hAnsi="Cambria Math"/>
+                    <w:i/>
+                  </w:rPr>
+                </m:ctrlPr>
+              </m:sSupPr>
+              <m:e>
+                <m:r>
+                  <w:rPr>
+                    <w:rFonts w:ascii="Cambria Math" w:eastAsiaTheme="minorEastAsia" w:hAnsi="Cambria Math"/>
+                  </w:rPr>
+                  <m:t>N</m:t>
+                </m:r>
+              </m:e>
+              <m:sup>
+                <m:r>
+                  <w:rPr>
+                    <w:rFonts w:ascii="Cambria Math" w:eastAsiaTheme="minorEastAsia" w:hAnsi="Cambria Math"/>
+                  </w:rPr>
+                  <m:t>2</m:t>
+                </m:r>
+              </m:sup>
+            </m:sSup>
+          </m:e>
+        </m:d>
+      </m:oMath>
+      <w:r>
+        <w:rPr>
+          <w:rFonts w:eastAsiaTheme="minorEastAsia"/>
+        </w:rPr>
+        <w:t xml:space="preserve"> to </w:t>
+      </w:r>
+      <m:oMath>
+        <m:r>
+          <w:rPr>
+            <w:rFonts w:ascii="Cambria Math" w:eastAsiaTheme="minorEastAsia" w:hAnsi="Cambria Math"/>
+          </w:rPr>
+          <m:t>O</m:t>
+        </m:r>
+        <m:d>
+          <m:dPr>
+            <m:ctrlPr>
+              <w:rPr>
+                <w:rFonts w:ascii="Cambria Math" w:eastAsiaTheme="minorEastAsia" w:hAnsi="Cambria Math"/>
+                <w:i/>
+              </w:rPr>
+            </m:ctrlPr>
+          </m:dPr>
+          <m:e>
+            <m:r>
+              <w:rPr>
+                <w:rFonts w:ascii="Cambria Math" w:eastAsiaTheme="minorEastAsia" w:hAnsi="Cambria Math"/>
+              </w:rPr>
+              <m:t>N</m:t>
+            </m:r>
+          </m:e>
+        </m:d>
+      </m:oMath>
+    </w:p>
+    <w:p>
+      <w:pPr>
+        <w:pStyle w:val="ListParagraph"/>
+        <w:numPr>
+          <w:ilvl w:val="0"/>
+          <w:numId w:val="2"/>
+        </w:numPr>
+        <w:ind w:left="714" w:hanging="357"/>
+        <w:contextualSpacing w:val="0"/>
+        <w:rPr>
+          <w:rFonts w:eastAsiaTheme="minorEastAsia"/>
+          <w:b/>
+          <w:bCs/>
+        </w:rPr>
+      </w:pPr>
+      <w:r>
+        <w:rPr>
+          <w:rFonts w:eastAsiaTheme="minorEastAsia"/>
+        </w:rPr>
+        <w:t>Zero state construction</w:t>
+      </w:r>
+    </w:p>
+    <w:p>
+      <w:pPr>
+        <w:rPr>
+          <w:rFonts w:eastAsiaTheme="minorEastAsia"/>
+        </w:rPr>
+      </w:pPr>
     </w:p>
     <w:sectPr>
       <w:pgSz w:w="12240" w:h="15840"/>
@@ -679,12 +983,128 @@
         <v:path o:extrusionok="f" gradientshapeok="t" o:connecttype="rect"/>
         <o:lock v:ext="edit" aspectratio="t"/>
       </v:shapetype>
-      <v:shape id="_x0000_i1036" type="#_x0000_t75" style="width:384.5pt;height:384.5pt" o:bullet="t">
+      <v:shape id="_x0000_i1052" type="#_x0000_t75" style="width:384.3pt;height:384.3pt" o:bullet="t">
         <v:imagedata r:id="rId1" o:title="Microsoft-Fluentui-Emoji-Flat-Memo-Flat"/>
       </v:shape>
     </w:pict>
   </w:numPicBullet>
   <w:abstractNum w:abstractNumId="0" w15:restartNumberingAfterBreak="0">
+    <w:nsid w:val="01B11580"/>
+    <w:multiLevelType w:val="hybridMultilevel"/>
+    <w:tmpl w:val="BF582FFE"/>
+    <w:lvl w:ilvl="0" w:tplc="82DCC192">
+      <w:start w:val="1"/>
+      <w:numFmt w:val="decimal"/>
+      <w:lvlText w:val="%1."/>
+      <w:lvlJc w:val="left"/>
+      <w:pPr>
+        <w:ind w:left="720" w:hanging="360"/>
+      </w:pPr>
+      <w:rPr>
+        <w:rFonts w:asciiTheme="minorHAnsi" w:eastAsiaTheme="minorEastAsia" w:hAnsiTheme="minorHAnsi" w:cstheme="minorBidi"/>
+        <w:b w:val="0"/>
+        <w:bCs w:val="0"/>
+        <w:color w:val="auto"/>
+      </w:rPr>
+    </w:lvl>
+    <w:lvl w:ilvl="1" w:tplc="04090003" w:tentative="1">
+      <w:start w:val="1"/>
+      <w:numFmt w:val="bullet"/>
+      <w:lvlText w:val="o"/>
+      <w:lvlJc w:val="left"/>
+      <w:pPr>
+        <w:ind w:left="1440" w:hanging="360"/>
+      </w:pPr>
+      <w:rPr>
+        <w:rFonts w:ascii="Courier New" w:hAnsi="Courier New" w:cs="Courier New" w:hint="default"/>
+      </w:rPr>
+    </w:lvl>
+    <w:lvl w:ilvl="2" w:tplc="04090005" w:tentative="1">
+      <w:start w:val="1"/>
+      <w:numFmt w:val="bullet"/>
+      <w:lvlText w:val=""/>
+      <w:lvlJc w:val="left"/>
+      <w:pPr>
+        <w:ind w:left="2160" w:hanging="360"/>
+      </w:pPr>
+      <w:rPr>
+        <w:rFonts w:ascii="Wingdings" w:hAnsi="Wingdings" w:hint="default"/>
+      </w:rPr>
+    </w:lvl>
+    <w:lvl w:ilvl="3" w:tplc="04090001" w:tentative="1">
+      <w:start w:val="1"/>
+      <w:numFmt w:val="bullet"/>
+      <w:lvlText w:val=""/>
+      <w:lvlJc w:val="left"/>
+      <w:pPr>
+        <w:ind w:left="2880" w:hanging="360"/>
+      </w:pPr>
+      <w:rPr>
+        <w:rFonts w:ascii="Symbol" w:hAnsi="Symbol" w:hint="default"/>
+      </w:rPr>
+    </w:lvl>
+    <w:lvl w:ilvl="4" w:tplc="04090003" w:tentative="1">
+      <w:start w:val="1"/>
+      <w:numFmt w:val="bullet"/>
+      <w:lvlText w:val="o"/>
+      <w:lvlJc w:val="left"/>
+      <w:pPr>
+        <w:ind w:left="3600" w:hanging="360"/>
+      </w:pPr>
+      <w:rPr>
+        <w:rFonts w:ascii="Courier New" w:hAnsi="Courier New" w:cs="Courier New" w:hint="default"/>
+      </w:rPr>
+    </w:lvl>
+    <w:lvl w:ilvl="5" w:tplc="04090005" w:tentative="1">
+      <w:start w:val="1"/>
+      <w:numFmt w:val="bullet"/>
+      <w:lvlText w:val=""/>
+      <w:lvlJc w:val="left"/>
+      <w:pPr>
+        <w:ind w:left="4320" w:hanging="360"/>
+      </w:pPr>
+      <w:rPr>
+        <w:rFonts w:ascii="Wingdings" w:hAnsi="Wingdings" w:hint="default"/>
+      </w:rPr>
+    </w:lvl>
+    <w:lvl w:ilvl="6" w:tplc="04090001" w:tentative="1">
+      <w:start w:val="1"/>
+      <w:numFmt w:val="bullet"/>
+      <w:lvlText w:val=""/>
+      <w:lvlJc w:val="left"/>
+      <w:pPr>
+        <w:ind w:left="5040" w:hanging="360"/>
+      </w:pPr>
+      <w:rPr>
+        <w:rFonts w:ascii="Symbol" w:hAnsi="Symbol" w:hint="default"/>
+      </w:rPr>
+    </w:lvl>
+    <w:lvl w:ilvl="7" w:tplc="04090003" w:tentative="1">
+      <w:start w:val="1"/>
+      <w:numFmt w:val="bullet"/>
+      <w:lvlText w:val="o"/>
+      <w:lvlJc w:val="left"/>
+      <w:pPr>
+        <w:ind w:left="5760" w:hanging="360"/>
+      </w:pPr>
+      <w:rPr>
+        <w:rFonts w:ascii="Courier New" w:hAnsi="Courier New" w:cs="Courier New" w:hint="default"/>
+      </w:rPr>
+    </w:lvl>
+    <w:lvl w:ilvl="8" w:tplc="04090005" w:tentative="1">
+      <w:start w:val="1"/>
+      <w:numFmt w:val="bullet"/>
+      <w:lvlText w:val=""/>
+      <w:lvlJc w:val="left"/>
+      <w:pPr>
+        <w:ind w:left="6480" w:hanging="360"/>
+      </w:pPr>
+      <w:rPr>
+        <w:rFonts w:ascii="Wingdings" w:hAnsi="Wingdings" w:hint="default"/>
+      </w:rPr>
+    </w:lvl>
+  </w:abstractNum>
+  <w:abstractNum w:abstractNumId="1" w15:restartNumberingAfterBreak="0">
     <w:nsid w:val="05262B53"/>
     <w:multiLevelType w:val="hybridMultilevel"/>
     <w:tmpl w:val="98AEE880"/>
@@ -800,6 +1220,9 @@
     </w:lvl>
   </w:abstractNum>
   <w:num w:numId="1" w16cid:durableId="644748118">
+    <w:abstractNumId w:val="1"/>
+  </w:num>
+  <w:num w:numId="2" w16cid:durableId="1765875650">
     <w:abstractNumId w:val="0"/>
   </w:num>
 </w:numbering>

--- a/notebooks/Greedy Algorithms/Notes.docx
+++ b/notebooks/Greedy Algorithms/Notes.docx
@@ -4,8 +4,24 @@
   <w:body>
     <w:p>
       <w:pPr>
-        <w:rPr>
-          <w:rFonts w:eastAsiaTheme="minorEastAsia"/>
+        <w:pStyle w:val="Heading1"/>
+        <w:jc w:val="center"/>
+        <w:rPr>
+          <w:b/>
+          <w:bCs/>
+        </w:rPr>
+      </w:pPr>
+      <w:r>
+        <w:rPr>
+          <w:b/>
+          <w:bCs/>
+        </w:rPr>
+        <w:t>Video course</w:t>
+      </w:r>
+    </w:p>
+    <w:p>
+      <w:pPr>
+        <w:rPr>
           <w:lang w:val="vi-VN"/>
         </w:rPr>
       </w:pPr>
@@ -19,7 +35,6 @@
       </w:r>
       <w:r>
         <w:rPr>
-          <w:rFonts w:eastAsiaTheme="minorEastAsia"/>
           <w:lang w:val="vi-VN"/>
         </w:rPr>
         <w:t xml:space="preserve"> word signifies greedy while choosing a task</w:t>
@@ -48,13 +63,11 @@
         <w:ind w:left="714" w:hanging="357"/>
         <w:contextualSpacing w:val="0"/>
         <w:rPr>
-          <w:rFonts w:eastAsiaTheme="minorEastAsia"/>
-          <w:lang w:val="vi-VN"/>
-        </w:rPr>
-      </w:pPr>
-      <w:r>
-        <w:rPr>
-          <w:rFonts w:eastAsiaTheme="minorEastAsia"/>
+          <w:lang w:val="vi-VN"/>
+        </w:rPr>
+      </w:pPr>
+      <w:r>
+        <w:rPr>
           <w:lang w:val="vi-VN"/>
         </w:rPr>
         <w:t>1st, your idea must be good enough to satify yourself</w:t>
@@ -70,13 +83,11 @@
         <w:ind w:left="714" w:hanging="357"/>
         <w:contextualSpacing w:val="0"/>
         <w:rPr>
-          <w:rFonts w:eastAsiaTheme="minorEastAsia"/>
-          <w:lang w:val="vi-VN"/>
-        </w:rPr>
-      </w:pPr>
-      <w:r>
-        <w:rPr>
-          <w:rFonts w:eastAsiaTheme="minorEastAsia"/>
+          <w:lang w:val="vi-VN"/>
+        </w:rPr>
+      </w:pPr>
+      <w:r>
+        <w:rPr>
           <w:lang w:val="vi-VN"/>
         </w:rPr>
         <w:t>2nd, then your idea must satisfy the sample</w:t>
@@ -92,14 +103,12 @@
         <w:ind w:left="714" w:hanging="357"/>
         <w:contextualSpacing w:val="0"/>
         <w:rPr>
-          <w:rFonts w:eastAsiaTheme="minorEastAsia"/>
           <w:highlight w:val="yellow"/>
           <w:lang w:val="vi-VN"/>
         </w:rPr>
       </w:pPr>
       <w:r>
         <w:rPr>
-          <w:rFonts w:eastAsiaTheme="minorEastAsia"/>
           <w:highlight w:val="yellow"/>
           <w:lang w:val="vi-VN"/>
         </w:rPr>
@@ -107,7 +116,6 @@
       </w:r>
       <w:r>
         <w:rPr>
-          <w:rFonts w:eastAsiaTheme="minorEastAsia"/>
           <w:highlight w:val="yellow"/>
           <w:lang w:val="vi-VN"/>
         </w:rPr>
@@ -124,13 +132,11 @@
         <w:ind w:left="714" w:hanging="357"/>
         <w:contextualSpacing w:val="0"/>
         <w:rPr>
-          <w:rFonts w:eastAsiaTheme="minorEastAsia"/>
-          <w:lang w:val="vi-VN"/>
-        </w:rPr>
-      </w:pPr>
-      <w:r>
-        <w:rPr>
-          <w:rFonts w:eastAsiaTheme="minorEastAsia"/>
+          <w:lang w:val="vi-VN"/>
+        </w:rPr>
+      </w:pPr>
+      <w:r>
+        <w:rPr>
           <w:lang w:val="vi-VN"/>
         </w:rPr>
         <w:t>4th, your idea must be globally optimal</w:t>
@@ -146,13 +152,11 @@
         <w:ind w:left="714" w:hanging="357"/>
         <w:contextualSpacing w:val="0"/>
         <w:rPr>
-          <w:rFonts w:eastAsiaTheme="minorEastAsia"/>
-          <w:lang w:val="vi-VN"/>
-        </w:rPr>
-      </w:pPr>
-      <w:r>
-        <w:rPr>
-          <w:rFonts w:eastAsiaTheme="minorEastAsia"/>
+          <w:lang w:val="vi-VN"/>
+        </w:rPr>
+      </w:pPr>
+      <w:r>
+        <w:rPr>
           <w:lang w:val="vi-VN"/>
         </w:rPr>
         <w:t>5th, sometimes problem looks like greedy but it is DP</w:t>
@@ -161,13 +165,11 @@
     <w:p>
       <w:pPr>
         <w:rPr>
-          <w:rFonts w:eastAsiaTheme="minorEastAsia"/>
-          <w:lang w:val="vi-VN"/>
-        </w:rPr>
-      </w:pPr>
-      <w:r>
-        <w:rPr>
-          <w:rFonts w:eastAsiaTheme="minorEastAsia"/>
+          <w:lang w:val="vi-VN"/>
+        </w:rPr>
+      </w:pPr>
+      <w:r>
+        <w:rPr>
           <w:b/>
           <w:bCs/>
           <w:lang w:val="vi-VN"/>
@@ -176,7 +178,6 @@
       </w:r>
       <w:r>
         <w:rPr>
-          <w:rFonts w:eastAsiaTheme="minorEastAsia"/>
           <w:lang w:val="vi-VN"/>
         </w:rPr>
         <w:t xml:space="preserve"> If a problem doesn’t mention about order of elements/ answer </w:t>
@@ -184,7 +185,7 @@
       <m:oMath>
         <m:r>
           <w:rPr>
-            <w:rFonts w:ascii="Cambria Math" w:eastAsiaTheme="minorEastAsia" w:hAnsi="Cambria Math"/>
+            <w:rFonts w:ascii="Cambria Math" w:hAnsi="Cambria Math"/>
             <w:lang w:val="vi-VN"/>
           </w:rPr>
           <m:t>→</m:t>
@@ -192,7 +193,6 @@
       </m:oMath>
       <w:r>
         <w:rPr>
-          <w:rFonts w:eastAsiaTheme="minorEastAsia"/>
           <w:lang w:val="vi-VN"/>
         </w:rPr>
         <w:t xml:space="preserve"> 90% sort it</w:t>
@@ -200,16 +200,15 @@
     </w:p>
     <w:p>
       <w:pPr>
+        <w:pStyle w:val="Heading2"/>
         <w:jc w:val="center"/>
         <w:rPr>
-          <w:rFonts w:eastAsiaTheme="minorEastAsia"/>
-          <w:b/>
-          <w:bCs/>
-        </w:rPr>
-      </w:pPr>
-      <w:r>
-        <w:rPr>
-          <w:rFonts w:eastAsiaTheme="minorEastAsia"/>
+          <w:b/>
+          <w:bCs/>
+        </w:rPr>
+      </w:pPr>
+      <w:r>
+        <w:rPr>
           <w:b/>
           <w:bCs/>
           <w:highlight w:val="yellow"/>
@@ -218,7 +217,6 @@
       </w:r>
       <w:r>
         <w:rPr>
-          <w:rFonts w:eastAsiaTheme="minorEastAsia"/>
           <w:b/>
           <w:bCs/>
           <w:highlight w:val="yellow"/>
@@ -229,114 +227,85 @@
     <w:p>
       <w:pPr>
         <w:jc w:val="both"/>
-        <w:rPr>
-          <w:rFonts w:eastAsiaTheme="minorEastAsia"/>
-        </w:rPr>
-      </w:pPr>
-      <w:r>
-        <w:rPr>
-          <w:rFonts w:eastAsiaTheme="minorEastAsia"/>
+      </w:pPr>
+      <w:r>
+        <w:rPr>
           <w:b/>
           <w:bCs/>
         </w:rPr>
         <w:t>Type of problems:</w:t>
       </w:r>
       <w:r>
-        <w:rPr>
-          <w:rFonts w:eastAsiaTheme="minorEastAsia"/>
-        </w:rPr>
         <w:t xml:space="preserve"> A stuff which includes take/ no take &amp; constrains </w:t>
       </w:r>
       <m:oMath>
         <m:r>
           <w:rPr>
-            <w:rFonts w:ascii="Cambria Math" w:eastAsiaTheme="minorEastAsia" w:hAnsi="Cambria Math"/>
+            <w:rFonts w:ascii="Cambria Math" w:hAnsi="Cambria Math"/>
           </w:rPr>
           <m:t>≥</m:t>
         </m:r>
       </m:oMath>
       <w:r>
-        <w:rPr>
-          <w:rFonts w:eastAsiaTheme="minorEastAsia"/>
-        </w:rPr>
         <w:t xml:space="preserve"> 1e5 </w:t>
       </w:r>
       <m:oMath>
         <m:r>
           <w:rPr>
-            <w:rFonts w:ascii="Cambria Math" w:eastAsiaTheme="minorEastAsia" w:hAnsi="Cambria Math"/>
+            <w:rFonts w:ascii="Cambria Math" w:hAnsi="Cambria Math"/>
           </w:rPr>
           <m:t>→</m:t>
         </m:r>
       </m:oMath>
       <w:r>
-        <w:rPr>
-          <w:rFonts w:eastAsiaTheme="minorEastAsia"/>
-        </w:rPr>
         <w:t xml:space="preserve"> Cannot DP </w:t>
       </w:r>
       <m:oMath>
         <m:r>
           <w:rPr>
-            <w:rFonts w:ascii="Cambria Math" w:eastAsiaTheme="minorEastAsia" w:hAnsi="Cambria Math"/>
+            <w:rFonts w:ascii="Cambria Math" w:hAnsi="Cambria Math"/>
           </w:rPr>
           <m:t>→</m:t>
         </m:r>
       </m:oMath>
       <w:r>
-        <w:rPr>
-          <w:rFonts w:eastAsiaTheme="minorEastAsia"/>
-        </w:rPr>
         <w:t xml:space="preserve"> Greedy Solution</w:t>
       </w:r>
     </w:p>
     <w:p>
       <w:pPr>
         <w:jc w:val="both"/>
-        <w:rPr>
-          <w:rFonts w:eastAsiaTheme="minorEastAsia"/>
-        </w:rPr>
-      </w:pPr>
-      <w:r>
-        <w:rPr>
-          <w:rFonts w:eastAsiaTheme="minorEastAsia"/>
+      </w:pPr>
+      <w:r>
+        <w:rPr>
           <w:b/>
           <w:bCs/>
         </w:rPr>
         <w:t xml:space="preserve">Concept: </w:t>
       </w:r>
       <w:r>
-        <w:rPr>
-          <w:rFonts w:eastAsiaTheme="minorEastAsia"/>
-        </w:rPr>
         <w:t xml:space="preserve">Best way to choose </w:t>
       </w:r>
       <m:oMath>
         <m:r>
           <w:rPr>
-            <w:rFonts w:ascii="Cambria Math" w:eastAsiaTheme="minorEastAsia" w:hAnsi="Cambria Math"/>
+            <w:rFonts w:ascii="Cambria Math" w:hAnsi="Cambria Math"/>
           </w:rPr>
           <m:t>→</m:t>
         </m:r>
       </m:oMath>
       <w:r>
-        <w:rPr>
-          <w:rFonts w:eastAsiaTheme="minorEastAsia"/>
-        </w:rPr>
         <w:t xml:space="preserve"> Choose everything </w:t>
       </w:r>
       <m:oMath>
         <m:r>
           <w:rPr>
-            <w:rFonts w:ascii="Cambria Math" w:eastAsiaTheme="minorEastAsia" w:hAnsi="Cambria Math"/>
+            <w:rFonts w:ascii="Cambria Math" w:hAnsi="Cambria Math"/>
           </w:rPr>
           <m:t>→</m:t>
         </m:r>
       </m:oMath>
       <w:r>
-        <w:rPr>
-          <w:rFonts w:eastAsiaTheme="minorEastAsia"/>
-        </w:rPr>
         <w:t xml:space="preserve"> regret this decision</w:t>
       </w:r>
     </w:p>
@@ -344,13 +313,11 @@
       <w:pPr>
         <w:jc w:val="both"/>
         <w:rPr>
-          <w:rFonts w:eastAsiaTheme="minorEastAsia"/>
           <w:highlight w:val="yellow"/>
         </w:rPr>
       </w:pPr>
       <w:r>
         <w:rPr>
-          <w:rFonts w:eastAsiaTheme="minorEastAsia"/>
           <w:highlight w:val="yellow"/>
         </w:rPr>
         <w:t>* Choose everything &amp; going to remove regrets</w:t>
@@ -359,13 +326,9 @@
     <w:p>
       <w:pPr>
         <w:jc w:val="both"/>
-        <w:rPr>
-          <w:rFonts w:eastAsiaTheme="minorEastAsia"/>
-        </w:rPr>
-      </w:pPr>
-      <w:r>
-        <w:rPr>
-          <w:rFonts w:eastAsiaTheme="minorEastAsia"/>
+      </w:pPr>
+      <w:r>
+        <w:rPr>
           <w:highlight w:val="yellow"/>
         </w:rPr>
         <w:t>* Greedy using priority constrains</w:t>
@@ -374,69 +337,37 @@
     <w:p>
       <w:pPr>
         <w:jc w:val="both"/>
-        <w:rPr>
-          <w:rFonts w:eastAsiaTheme="minorEastAsia"/>
-        </w:rPr>
-      </w:pPr>
-      <w:r>
-        <w:rPr>
-          <w:rFonts w:eastAsiaTheme="minorEastAsia"/>
-        </w:rPr>
+      </w:pPr>
+      <w:r>
         <w:t>1. Choose everything</w:t>
       </w:r>
     </w:p>
     <w:p>
       <w:pPr>
         <w:jc w:val="both"/>
-        <w:rPr>
-          <w:rFonts w:eastAsiaTheme="minorEastAsia"/>
-        </w:rPr>
-      </w:pPr>
-      <w:r>
-        <w:rPr>
-          <w:rFonts w:eastAsiaTheme="minorEastAsia"/>
-        </w:rPr>
+      </w:pPr>
+      <w:r>
         <w:t>2. Put your regrets in priority queue</w:t>
       </w:r>
     </w:p>
     <w:p>
       <w:pPr>
         <w:jc w:val="both"/>
-        <w:rPr>
-          <w:rFonts w:eastAsiaTheme="minorEastAsia"/>
-        </w:rPr>
-      </w:pPr>
-      <w:r>
-        <w:rPr>
-          <w:rFonts w:eastAsiaTheme="minorEastAsia"/>
-        </w:rPr>
-        <w:t xml:space="preserve">3. If </w:t>
-      </w:r>
-      <w:r>
-        <w:rPr>
-          <w:rFonts w:eastAsiaTheme="minorEastAsia"/>
-        </w:rPr>
-        <w:t>not satisfies</w:t>
-      </w:r>
-      <w:r>
-        <w:rPr>
-          <w:rFonts w:eastAsiaTheme="minorEastAsia"/>
-        </w:rPr>
-        <w:t>, remove your regret from the priority queue</w:t>
+      </w:pPr>
+      <w:r>
+        <w:t>3. If not satisfies, remove your regret from the priority queue</w:t>
       </w:r>
     </w:p>
     <w:p>
       <w:pPr>
         <w:jc w:val="both"/>
         <w:rPr>
-          <w:rFonts w:eastAsiaTheme="minorEastAsia"/>
-          <w:b/>
-          <w:bCs/>
-        </w:rPr>
-      </w:pPr>
-      <w:r>
-        <w:rPr>
-          <w:rFonts w:eastAsiaTheme="minorEastAsia"/>
+          <w:b/>
+          <w:bCs/>
+        </w:rPr>
+      </w:pPr>
+      <w:r>
+        <w:rPr>
           <w:b/>
           <w:bCs/>
         </w:rPr>
@@ -444,7 +375,6 @@
       </w:r>
       <w:r>
         <w:rPr>
-          <w:rFonts w:eastAsiaTheme="minorEastAsia"/>
           <w:b/>
           <w:bCs/>
         </w:rPr>
@@ -452,57 +382,34 @@
       </w:r>
     </w:p>
     <w:p>
-      <w:pPr>
-        <w:rPr>
-          <w:rFonts w:eastAsiaTheme="minorEastAsia"/>
-        </w:rPr>
-      </w:pPr>
       <m:oMath>
         <m:r>
           <w:rPr>
-            <w:rFonts w:ascii="Cambria Math" w:eastAsiaTheme="minorEastAsia" w:hAnsi="Cambria Math"/>
+            <w:rFonts w:ascii="Cambria Math" w:hAnsi="Cambria Math"/>
           </w:rPr>
           <m:t>→</m:t>
         </m:r>
       </m:oMath>
       <w:r>
-        <w:rPr>
-          <w:rFonts w:eastAsiaTheme="minorEastAsia"/>
-        </w:rPr>
         <w:t xml:space="preserve"> You are traversing in line</w:t>
       </w:r>
     </w:p>
     <w:p>
-      <w:pPr>
-        <w:rPr>
-          <w:rFonts w:eastAsiaTheme="minorEastAsia"/>
-        </w:rPr>
-      </w:pPr>
       <m:oMath>
         <m:r>
           <w:rPr>
-            <w:rFonts w:ascii="Cambria Math" w:eastAsiaTheme="minorEastAsia" w:hAnsi="Cambria Math"/>
+            <w:rFonts w:ascii="Cambria Math" w:hAnsi="Cambria Math"/>
           </w:rPr>
           <m:t>→</m:t>
         </m:r>
       </m:oMath>
       <w:r>
-        <w:rPr>
-          <w:rFonts w:eastAsiaTheme="minorEastAsia"/>
-        </w:rPr>
-        <w:t xml:space="preserve"> </w:t>
-      </w:r>
-      <w:r>
-        <w:rPr>
-          <w:rFonts w:eastAsiaTheme="minorEastAsia"/>
-        </w:rPr>
-        <w:t>There is a running cost (minimize cost/ maximize cost)</w:t>
-      </w:r>
-    </w:p>
-    <w:p>
-      <w:pPr>
-        <w:rPr>
-          <w:rFonts w:eastAsiaTheme="minorEastAsia"/>
+        <w:t xml:space="preserve"> There is a running cost (minimize cost/ maximize cost)</w:t>
+      </w:r>
+    </w:p>
+    <w:p>
+      <w:pPr>
+        <w:rPr>
           <w:b/>
           <w:bCs/>
         </w:rPr>
@@ -510,20 +417,16 @@
       <m:oMath>
         <m:r>
           <w:rPr>
-            <w:rFonts w:ascii="Cambria Math" w:eastAsiaTheme="minorEastAsia" w:hAnsi="Cambria Math"/>
+            <w:rFonts w:ascii="Cambria Math" w:hAnsi="Cambria Math"/>
           </w:rPr>
           <m:t>→</m:t>
         </m:r>
       </m:oMath>
       <w:r>
-        <w:rPr>
-          <w:rFonts w:eastAsiaTheme="minorEastAsia"/>
-        </w:rPr>
         <w:t xml:space="preserve"> Every item gives you </w:t>
       </w:r>
       <w:r>
         <w:rPr>
-          <w:rFonts w:eastAsiaTheme="minorEastAsia"/>
           <w:b/>
           <w:bCs/>
         </w:rPr>
@@ -531,28 +434,18 @@
       </w:r>
       <w:r>
         <w:rPr>
-          <w:rFonts w:eastAsiaTheme="minorEastAsia"/>
           <w:b/>
           <w:bCs/>
         </w:rPr>
         <w:t xml:space="preserve"> </w:t>
       </w:r>
       <w:r>
-        <w:rPr>
-          <w:rFonts w:eastAsiaTheme="minorEastAsia"/>
-        </w:rPr>
         <w:t>(</w:t>
       </w:r>
       <w:r>
-        <w:rPr>
-          <w:rFonts w:eastAsiaTheme="minorEastAsia"/>
-        </w:rPr>
         <w:t>For example, selecting a job or not is counted as 1</w:t>
       </w:r>
       <w:r>
-        <w:rPr>
-          <w:rFonts w:eastAsiaTheme="minorEastAsia"/>
-        </w:rPr>
         <w:t>)</w:t>
       </w:r>
     </w:p>
@@ -560,38 +453,19 @@
       <w:pPr>
         <w:jc w:val="both"/>
         <w:rPr>
-          <w:rFonts w:eastAsiaTheme="minorEastAsia"/>
-          <w:b/>
-          <w:bCs/>
-        </w:rPr>
-      </w:pPr>
-      <w:r>
-        <w:rPr>
-          <w:rFonts w:eastAsiaTheme="minorEastAsia"/>
-          <w:b/>
-          <w:bCs/>
-        </w:rPr>
-        <w:t xml:space="preserve">When </w:t>
-      </w:r>
-      <w:r>
-        <w:rPr>
-          <w:rFonts w:eastAsiaTheme="minorEastAsia"/>
-          <w:b/>
-          <w:bCs/>
-        </w:rPr>
-        <w:t xml:space="preserve">NOT </w:t>
-      </w:r>
-      <w:r>
-        <w:rPr>
-          <w:rFonts w:eastAsiaTheme="minorEastAsia"/>
-          <w:b/>
-          <w:bCs/>
-        </w:rPr>
-        <w:t>to use Time machine</w:t>
-      </w:r>
-      <w:r>
-        <w:rPr>
-          <w:rFonts w:eastAsiaTheme="minorEastAsia"/>
+          <w:b/>
+          <w:bCs/>
+        </w:rPr>
+      </w:pPr>
+      <w:r>
+        <w:rPr>
+          <w:b/>
+          <w:bCs/>
+        </w:rPr>
+        <w:t>When NOT to use Time machine</w:t>
+      </w:r>
+      <w:r>
+        <w:rPr>
           <w:b/>
           <w:bCs/>
         </w:rPr>
@@ -599,65 +473,42 @@
       </w:r>
     </w:p>
     <w:p>
-      <w:pPr>
-        <w:rPr>
-          <w:rFonts w:eastAsiaTheme="minorEastAsia"/>
-        </w:rPr>
-      </w:pPr>
       <m:oMath>
         <m:r>
           <w:rPr>
-            <w:rFonts w:ascii="Cambria Math" w:eastAsiaTheme="minorEastAsia" w:hAnsi="Cambria Math"/>
+            <w:rFonts w:ascii="Cambria Math" w:hAnsi="Cambria Math"/>
           </w:rPr>
           <m:t>→</m:t>
         </m:r>
       </m:oMath>
       <w:r>
-        <w:rPr>
-          <w:rFonts w:eastAsiaTheme="minorEastAsia"/>
-        </w:rPr>
-        <w:t xml:space="preserve"> </w:t>
-      </w:r>
-      <w:r>
-        <w:rPr>
-          <w:rFonts w:eastAsiaTheme="minorEastAsia"/>
-        </w:rPr>
-        <w:t>Knapsack type of problems</w:t>
-      </w:r>
-    </w:p>
-    <w:p>
-      <w:pPr>
-        <w:rPr>
-          <w:rFonts w:eastAsiaTheme="minorEastAsia"/>
-        </w:rPr>
-      </w:pPr>
+        <w:t xml:space="preserve"> Knapsack type of problems</w:t>
+      </w:r>
+    </w:p>
+    <w:p>
       <m:oMath>
         <m:r>
           <w:rPr>
-            <w:rFonts w:ascii="Cambria Math" w:eastAsiaTheme="minorEastAsia" w:hAnsi="Cambria Math"/>
+            <w:rFonts w:ascii="Cambria Math" w:hAnsi="Cambria Math"/>
           </w:rPr>
           <m:t>→</m:t>
         </m:r>
       </m:oMath>
       <w:r>
-        <w:rPr>
-          <w:rFonts w:eastAsiaTheme="minorEastAsia"/>
-        </w:rPr>
         <w:t xml:space="preserve"> Not every DP can be converted into greedy</w:t>
       </w:r>
     </w:p>
     <w:p>
       <w:pPr>
+        <w:pStyle w:val="Heading2"/>
         <w:jc w:val="center"/>
         <w:rPr>
-          <w:rFonts w:eastAsiaTheme="minorEastAsia"/>
-          <w:b/>
-          <w:bCs/>
-        </w:rPr>
-      </w:pPr>
-      <w:r>
-        <w:rPr>
-          <w:rFonts w:eastAsiaTheme="minorEastAsia"/>
+          <w:b/>
+          <w:bCs/>
+        </w:rPr>
+      </w:pPr>
+      <w:r>
+        <w:rPr>
           <w:b/>
           <w:bCs/>
           <w:highlight w:val="yellow"/>
@@ -666,89 +517,57 @@
       </w:r>
     </w:p>
     <w:p>
-      <w:pPr>
-        <w:rPr>
-          <w:rFonts w:eastAsiaTheme="minorEastAsia"/>
-        </w:rPr>
-      </w:pPr>
-      <w:r>
-        <w:rPr>
-          <w:rFonts w:eastAsiaTheme="minorEastAsia"/>
-        </w:rPr>
+      <w:r>
         <w:t>1,</w:t>
       </w:r>
       <w:r>
-        <w:rPr>
-          <w:rFonts w:eastAsiaTheme="minorEastAsia"/>
-        </w:rPr>
         <w:t xml:space="preserve"> Think like an architect &amp; build from scratch</w:t>
       </w:r>
     </w:p>
     <w:p>
-      <w:pPr>
-        <w:rPr>
-          <w:rFonts w:eastAsiaTheme="minorEastAsia"/>
-        </w:rPr>
-      </w:pPr>
-      <w:r>
-        <w:rPr>
-          <w:rFonts w:eastAsiaTheme="minorEastAsia"/>
-        </w:rPr>
+      <w:r>
         <w:t xml:space="preserve">2, Specialist </w:t>
       </w:r>
       <m:oMath>
         <m:r>
           <w:rPr>
-            <w:rFonts w:ascii="Cambria Math" w:eastAsiaTheme="minorEastAsia" w:hAnsi="Cambria Math"/>
+            <w:rFonts w:ascii="Cambria Math" w:hAnsi="Cambria Math"/>
           </w:rPr>
           <m:t>→</m:t>
         </m:r>
       </m:oMath>
       <w:r>
-        <w:rPr>
-          <w:rFonts w:eastAsiaTheme="minorEastAsia"/>
-        </w:rPr>
         <w:t xml:space="preserve"> Expert: Atleast </w:t>
       </w:r>
       <m:oMath>
         <m:r>
           <w:rPr>
-            <w:rFonts w:ascii="Cambria Math" w:eastAsiaTheme="minorEastAsia" w:hAnsi="Cambria Math"/>
+            <w:rFonts w:ascii="Cambria Math" w:hAnsi="Cambria Math"/>
           </w:rPr>
           <m:t>3→4</m:t>
         </m:r>
       </m:oMath>
       <w:r>
-        <w:rPr>
-          <w:rFonts w:eastAsiaTheme="minorEastAsia"/>
-        </w:rPr>
         <w:t xml:space="preserve"> variables, states, arrays</w:t>
       </w:r>
     </w:p>
     <w:p>
-      <w:pPr>
-        <w:rPr>
-          <w:rFonts w:eastAsiaTheme="minorEastAsia"/>
-        </w:rPr>
-      </w:pPr>
-      <w:r>
-        <w:rPr>
-          <w:rFonts w:eastAsiaTheme="minorEastAsia"/>
-        </w:rPr>
+      <w:r>
+        <w:lastRenderedPageBreak/>
         <w:t>3, Overlapping intervals, Managing multiple states, Constructing sequences</w:t>
       </w:r>
     </w:p>
     <w:p>
       <w:pPr>
-        <w:rPr>
-          <w:rFonts w:eastAsiaTheme="minorEastAsia"/>
-          <w:b/>
-          <w:bCs/>
-        </w:rPr>
-      </w:pPr>
-      <w:r>
-        <w:rPr>
-          <w:rFonts w:eastAsiaTheme="minorEastAsia"/>
+        <w:pStyle w:val="Heading2"/>
+        <w:jc w:val="center"/>
+        <w:rPr>
+          <w:b/>
+          <w:bCs/>
+        </w:rPr>
+      </w:pPr>
+      <w:r>
+        <w:rPr>
           <w:b/>
           <w:bCs/>
           <w:highlight w:val="yellow"/>
@@ -766,15 +585,11 @@
         <w:ind w:left="714" w:hanging="357"/>
         <w:contextualSpacing w:val="0"/>
         <w:rPr>
-          <w:rFonts w:eastAsiaTheme="minorEastAsia"/>
-          <w:b/>
-          <w:bCs/>
-        </w:rPr>
-      </w:pPr>
-      <w:r>
-        <w:rPr>
-          <w:rFonts w:eastAsiaTheme="minorEastAsia"/>
-        </w:rPr>
+          <w:b/>
+          <w:bCs/>
+        </w:rPr>
+      </w:pPr>
+      <w:r>
         <w:t xml:space="preserve">Lazy Matching </w:t>
       </w:r>
       <m:oMath>
@@ -784,7 +599,7 @@
             <m:vertJc m:val="bot"/>
             <m:ctrlPr>
               <w:rPr>
-                <w:rFonts w:ascii="Cambria Math" w:eastAsiaTheme="minorEastAsia" w:hAnsi="Cambria Math"/>
+                <w:rFonts w:ascii="Cambria Math" w:hAnsi="Cambria Math"/>
                 <w:i/>
               </w:rPr>
             </m:ctrlPr>
@@ -792,7 +607,7 @@
           <m:e>
             <m:r>
               <w:rPr>
-                <w:rFonts w:ascii="Cambria Math" w:eastAsiaTheme="minorEastAsia" w:hAnsi="Cambria Math"/>
+                <w:rFonts w:ascii="Cambria Math" w:hAnsi="Cambria Math"/>
               </w:rPr>
               <m:t xml:space="preserve">   sort   </m:t>
             </m:r>
@@ -800,9 +615,6 @@
         </m:groupChr>
       </m:oMath>
       <w:r>
-        <w:rPr>
-          <w:rFonts w:eastAsiaTheme="minorEastAsia"/>
-        </w:rPr>
         <w:t xml:space="preserve"> bigger-smaller, smaller-bigger </w:t>
       </w:r>
     </w:p>
@@ -816,36 +628,28 @@
         <w:ind w:left="714" w:hanging="357"/>
         <w:contextualSpacing w:val="0"/>
         <w:rPr>
-          <w:rFonts w:eastAsiaTheme="minorEastAsia"/>
-          <w:b/>
-          <w:bCs/>
-        </w:rPr>
-      </w:pPr>
-      <w:r>
-        <w:rPr>
-          <w:rFonts w:eastAsiaTheme="minorEastAsia"/>
-        </w:rPr>
-        <w:lastRenderedPageBreak/>
+          <w:b/>
+          <w:bCs/>
+        </w:rPr>
+      </w:pPr>
+      <w:r>
         <w:t xml:space="preserve">Prefix/suffix/min/max </w:t>
       </w:r>
       <m:oMath>
         <m:r>
           <w:rPr>
-            <w:rFonts w:ascii="Cambria Math" w:eastAsiaTheme="minorEastAsia" w:hAnsi="Cambria Math"/>
+            <w:rFonts w:ascii="Cambria Math" w:hAnsi="Cambria Math"/>
           </w:rPr>
           <m:t>→</m:t>
         </m:r>
       </m:oMath>
       <w:r>
-        <w:rPr>
-          <w:rFonts w:eastAsiaTheme="minorEastAsia"/>
-        </w:rPr>
         <w:t xml:space="preserve"> Will come handy in reducing </w:t>
       </w:r>
       <m:oMath>
         <m:r>
           <w:rPr>
-            <w:rFonts w:ascii="Cambria Math" w:eastAsiaTheme="minorEastAsia" w:hAnsi="Cambria Math"/>
+            <w:rFonts w:ascii="Cambria Math" w:hAnsi="Cambria Math"/>
           </w:rPr>
           <m:t>O</m:t>
         </m:r>
@@ -853,7 +657,7 @@
           <m:dPr>
             <m:ctrlPr>
               <w:rPr>
-                <w:rFonts w:ascii="Cambria Math" w:eastAsiaTheme="minorEastAsia" w:hAnsi="Cambria Math"/>
+                <w:rFonts w:ascii="Cambria Math" w:hAnsi="Cambria Math"/>
                 <w:i/>
               </w:rPr>
             </m:ctrlPr>
@@ -863,7 +667,7 @@
               <m:sSupPr>
                 <m:ctrlPr>
                   <w:rPr>
-                    <w:rFonts w:ascii="Cambria Math" w:eastAsiaTheme="minorEastAsia" w:hAnsi="Cambria Math"/>
+                    <w:rFonts w:ascii="Cambria Math" w:hAnsi="Cambria Math"/>
                     <w:i/>
                   </w:rPr>
                 </m:ctrlPr>
@@ -871,7 +675,7 @@
               <m:e>
                 <m:r>
                   <w:rPr>
-                    <w:rFonts w:ascii="Cambria Math" w:eastAsiaTheme="minorEastAsia" w:hAnsi="Cambria Math"/>
+                    <w:rFonts w:ascii="Cambria Math" w:hAnsi="Cambria Math"/>
                   </w:rPr>
                   <m:t>N</m:t>
                 </m:r>
@@ -879,7 +683,7 @@
               <m:sup>
                 <m:r>
                   <w:rPr>
-                    <w:rFonts w:ascii="Cambria Math" w:eastAsiaTheme="minorEastAsia" w:hAnsi="Cambria Math"/>
+                    <w:rFonts w:ascii="Cambria Math" w:hAnsi="Cambria Math"/>
                   </w:rPr>
                   <m:t>2</m:t>
                 </m:r>
@@ -889,15 +693,12 @@
         </m:d>
       </m:oMath>
       <w:r>
-        <w:rPr>
-          <w:rFonts w:eastAsiaTheme="minorEastAsia"/>
-        </w:rPr>
         <w:t xml:space="preserve"> to </w:t>
       </w:r>
       <m:oMath>
         <m:r>
           <w:rPr>
-            <w:rFonts w:ascii="Cambria Math" w:eastAsiaTheme="minorEastAsia" w:hAnsi="Cambria Math"/>
+            <w:rFonts w:ascii="Cambria Math" w:hAnsi="Cambria Math"/>
           </w:rPr>
           <m:t>O</m:t>
         </m:r>
@@ -905,7 +706,7 @@
           <m:dPr>
             <m:ctrlPr>
               <w:rPr>
-                <w:rFonts w:ascii="Cambria Math" w:eastAsiaTheme="minorEastAsia" w:hAnsi="Cambria Math"/>
+                <w:rFonts w:ascii="Cambria Math" w:hAnsi="Cambria Math"/>
                 <w:i/>
               </w:rPr>
             </m:ctrlPr>
@@ -913,7 +714,7 @@
           <m:e>
             <m:r>
               <w:rPr>
-                <w:rFonts w:ascii="Cambria Math" w:eastAsiaTheme="minorEastAsia" w:hAnsi="Cambria Math"/>
+                <w:rFonts w:ascii="Cambria Math" w:hAnsi="Cambria Math"/>
               </w:rPr>
               <m:t>N</m:t>
             </m:r>
@@ -931,24 +732,3204 @@
         <w:ind w:left="714" w:hanging="357"/>
         <w:contextualSpacing w:val="0"/>
         <w:rPr>
-          <w:rFonts w:eastAsiaTheme="minorEastAsia"/>
-          <w:b/>
-          <w:bCs/>
-        </w:rPr>
-      </w:pPr>
-      <w:r>
-        <w:rPr>
-          <w:rFonts w:eastAsiaTheme="minorEastAsia"/>
-        </w:rPr>
+          <w:b/>
+          <w:bCs/>
+        </w:rPr>
+      </w:pPr>
+      <w:r>
         <w:t>Zero state construction</w:t>
       </w:r>
-    </w:p>
-    <w:p>
-      <w:pPr>
-        <w:rPr>
-          <w:rFonts w:eastAsiaTheme="minorEastAsia"/>
-        </w:rPr>
-      </w:pPr>
+      <w:r>
+        <w:t xml:space="preserve">: </w:t>
+      </w:r>
+      <m:oMath>
+        <m:r>
+          <w:rPr>
+            <w:rFonts w:ascii="Cambria Math" w:hAnsi="Cambria Math"/>
+          </w:rPr>
+          <m:t>A→safe state</m:t>
+        </m:r>
+      </m:oMath>
+      <w:r>
+        <w:t xml:space="preserve">, </w:t>
+      </w:r>
+      <m:oMath>
+        <m:r>
+          <w:rPr>
+            <w:rFonts w:ascii="Cambria Math" w:hAnsi="Cambria Math"/>
+          </w:rPr>
+          <m:t>B→safe state</m:t>
+        </m:r>
+      </m:oMath>
+      <w:r>
+        <w:t xml:space="preserve">. The answer will be: </w:t>
+      </w:r>
+      <m:oMath>
+        <m:r>
+          <w:rPr>
+            <w:rFonts w:ascii="Cambria Math" w:hAnsi="Cambria Math"/>
+          </w:rPr>
+          <m:t>A→safe state→B</m:t>
+        </m:r>
+      </m:oMath>
+    </w:p>
+    <w:p>
+      <w:pPr>
+        <w:pStyle w:val="Heading1"/>
+        <w:jc w:val="center"/>
+        <w:rPr>
+          <w:b/>
+          <w:bCs/>
+          <w:lang w:val="vi-VN"/>
+        </w:rPr>
+      </w:pPr>
+      <w:r>
+        <w:rPr>
+          <w:b/>
+          <w:bCs/>
+          <w:lang w:val="vi-VN"/>
+        </w:rPr>
+        <w:t>Introduction to Greedy</w:t>
+      </w:r>
+    </w:p>
+    <w:p>
+      <w:pPr>
+        <w:pStyle w:val="Heading2"/>
+        <w:jc w:val="center"/>
+        <w:rPr>
+          <w:b/>
+          <w:bCs/>
+          <w:lang w:val="vi-VN"/>
+        </w:rPr>
+      </w:pPr>
+      <w:r>
+        <w:rPr>
+          <w:b/>
+          <w:bCs/>
+          <w:lang w:val="vi-VN"/>
+        </w:rPr>
+        <w:t>Defination</w:t>
+      </w:r>
+    </w:p>
+    <w:p>
+      <w:r>
+        <w:t>T</w:t>
+      </w:r>
+      <w:r>
+        <w:t>wo properties must hold for greedy</w:t>
+      </w:r>
+      <w:r>
+        <w:t xml:space="preserve"> to work</w:t>
+      </w:r>
+      <w:r>
+        <w:t>, m</w:t>
+      </w:r>
+      <w:r>
+        <w:t>issing either one means greedy will fail</w:t>
+      </w:r>
+      <w:r>
+        <w:t>:</w:t>
+      </w:r>
+    </w:p>
+    <w:p>
+      <w:pPr>
+        <w:pStyle w:val="ListParagraph"/>
+        <w:numPr>
+          <w:ilvl w:val="0"/>
+          <w:numId w:val="3"/>
+        </w:numPr>
+        <w:ind w:left="714" w:hanging="357"/>
+        <w:contextualSpacing w:val="0"/>
+      </w:pPr>
+      <w:r>
+        <w:rPr>
+          <w:b/>
+          <w:bCs/>
+        </w:rPr>
+        <w:t>Greedy choice property</w:t>
+      </w:r>
+      <w:r>
+        <w:t>: A</w:t>
+      </w:r>
+      <w:r>
+        <w:t xml:space="preserve"> globally optimal solution can be built by making locally optimal choices. More precisely: there exists an optimal solution that includes the greedy choice. You do not have to consider all possibilities. </w:t>
+      </w:r>
+      <w:r>
+        <w:rPr>
+          <w:highlight w:val="yellow"/>
+        </w:rPr>
+        <w:t>Just pick the locally best option and continue</w:t>
+      </w:r>
+      <w:r>
+        <w:t>.</w:t>
+      </w:r>
+    </w:p>
+    <w:p>
+      <w:pPr>
+        <w:pStyle w:val="ListParagraph"/>
+        <w:numPr>
+          <w:ilvl w:val="0"/>
+          <w:numId w:val="3"/>
+        </w:numPr>
+        <w:ind w:left="714" w:hanging="357"/>
+        <w:contextualSpacing w:val="0"/>
+        <w:rPr>
+          <w:b/>
+          <w:bCs/>
+        </w:rPr>
+      </w:pPr>
+      <w:r>
+        <w:rPr>
+          <w:b/>
+          <w:bCs/>
+        </w:rPr>
+        <w:t>Optimal substructure</w:t>
+      </w:r>
+      <w:r>
+        <w:rPr>
+          <w:b/>
+          <w:bCs/>
+        </w:rPr>
+        <w:t>:</w:t>
+      </w:r>
+      <w:r>
+        <w:t xml:space="preserve"> </w:t>
+      </w:r>
+      <w:r>
+        <w:t>A</w:t>
+      </w:r>
+      <w:r>
+        <w:t>fter making a greedy choice, the remaining problem is a smaller instance of the same problem, and its optimal solution combines with your choice to form the overall optimum.</w:t>
+      </w:r>
+      <w:r>
+        <w:t xml:space="preserve"> </w:t>
+      </w:r>
+    </w:p>
+    <w:p>
+      <w:r>
+        <w:t>How do you know if greedy will work? Look for these signs:</w:t>
+      </w:r>
+    </w:p>
+    <w:p>
+      <w:pPr>
+        <w:pStyle w:val="ListParagraph"/>
+        <w:numPr>
+          <w:ilvl w:val="0"/>
+          <w:numId w:val="4"/>
+        </w:numPr>
+        <w:ind w:left="714" w:hanging="357"/>
+        <w:contextualSpacing w:val="0"/>
+      </w:pPr>
+      <w:r>
+        <w:t>1. The problem asks for maximum, minimum, or optimal something.</w:t>
+      </w:r>
+    </w:p>
+    <w:p>
+      <w:pPr>
+        <w:pStyle w:val="ListParagraph"/>
+        <w:numPr>
+          <w:ilvl w:val="0"/>
+          <w:numId w:val="4"/>
+        </w:numPr>
+        <w:ind w:left="714" w:hanging="357"/>
+        <w:contextualSpacing w:val="0"/>
+      </w:pPr>
+      <w:r>
+        <w:t>2. You can order or sort the input in a meaningful way.</w:t>
+      </w:r>
+    </w:p>
+    <w:p>
+      <w:pPr>
+        <w:pStyle w:val="ListParagraph"/>
+        <w:numPr>
+          <w:ilvl w:val="0"/>
+          <w:numId w:val="4"/>
+        </w:numPr>
+        <w:ind w:left="714" w:hanging="357"/>
+        <w:contextualSpacing w:val="0"/>
+      </w:pPr>
+      <w:r>
+        <w:t>3. Making the locally best choice does not block better future choices.</w:t>
+      </w:r>
+    </w:p>
+    <w:p>
+      <w:pPr>
+        <w:pStyle w:val="ListParagraph"/>
+        <w:numPr>
+          <w:ilvl w:val="0"/>
+          <w:numId w:val="4"/>
+        </w:numPr>
+        <w:ind w:left="714" w:hanging="357"/>
+        <w:contextualSpacing w:val="0"/>
+      </w:pPr>
+      <w:r>
+        <w:t xml:space="preserve">4. The problem has a natural "take it or leave it" structure. </w:t>
+      </w:r>
+    </w:p>
+    <w:p>
+      <w:r>
+        <w:t xml:space="preserve">If all four apply, try greedy first. If you find a counterexample where greedy fails, switch to DP. </w:t>
+      </w:r>
+    </w:p>
+    <w:p>
+      <w:r>
+        <w:rPr>
+          <w:b/>
+          <w:bCs/>
+          <w:highlight w:val="yellow"/>
+        </w:rPr>
+        <w:t>Common bug:</w:t>
+      </w:r>
+      <w:r>
+        <w:t xml:space="preserve"> forgetting to check if your greedy choice leads to optimal results. Test on examples where greedy might fail.</w:t>
+      </w:r>
+    </w:p>
+    <w:p>
+      <w:pPr>
+        <w:pStyle w:val="Heading3"/>
+        <w:jc w:val="center"/>
+        <w:rPr>
+          <w:b/>
+          <w:bCs/>
+        </w:rPr>
+      </w:pPr>
+      <w:r>
+        <w:rPr>
+          <w:b/>
+          <w:bCs/>
+        </w:rPr>
+        <w:t>Greedy vs Brute Force</w:t>
+      </w:r>
+    </w:p>
+    <w:p>
+      <w:r>
+        <w:t xml:space="preserve">- </w:t>
+      </w:r>
+      <w:r>
+        <w:rPr>
+          <w:b/>
+          <w:bCs/>
+        </w:rPr>
+        <w:t>Brute force</w:t>
+      </w:r>
+      <w:r>
+        <w:rPr>
+          <w:b/>
+          <w:bCs/>
+        </w:rPr>
+        <w:t>:</w:t>
+      </w:r>
+      <w:r>
+        <w:t xml:space="preserve"> </w:t>
+      </w:r>
+      <w:r>
+        <w:t>T</w:t>
+      </w:r>
+      <w:r>
+        <w:t>ries every possible solution and picks the best</w:t>
+      </w:r>
+      <w:r>
+        <w:t xml:space="preserve">. </w:t>
+      </w:r>
+      <w:r>
+        <w:t>Unusable for large inputs</w:t>
+      </w:r>
+      <w:r>
+        <w:t>.</w:t>
+      </w:r>
+    </w:p>
+    <w:p>
+      <w:r>
+        <w:t xml:space="preserve">- </w:t>
+      </w:r>
+      <w:r>
+        <w:rPr>
+          <w:b/>
+          <w:bCs/>
+        </w:rPr>
+        <w:t>Greedy</w:t>
+      </w:r>
+      <w:r>
+        <w:rPr>
+          <w:b/>
+          <w:bCs/>
+        </w:rPr>
+        <w:t>:</w:t>
+      </w:r>
+      <w:r>
+        <w:rPr>
+          <w:b/>
+          <w:bCs/>
+        </w:rPr>
+        <w:t xml:space="preserve"> </w:t>
+      </w:r>
+      <w:r>
+        <w:t>M</w:t>
+      </w:r>
+      <w:r>
+        <w:t>akes one choice per step without looking back.</w:t>
+      </w:r>
+    </w:p>
+    <w:p>
+      <m:oMath>
+        <m:r>
+          <w:rPr>
+            <w:rFonts w:ascii="Cambria Math" w:hAnsi="Cambria Math"/>
+          </w:rPr>
+          <m:t>→</m:t>
+        </m:r>
+      </m:oMath>
+      <w:r>
+        <w:t xml:space="preserve"> </w:t>
+      </w:r>
+      <w:r>
+        <w:t>The tradeoff: brute force always finds the optimum, greedy only works when the greedy choice property holds. But when greedy works, it is dramatically faster.</w:t>
+      </w:r>
+    </w:p>
+    <w:p>
+      <w:pPr>
+        <w:pStyle w:val="Heading3"/>
+        <w:jc w:val="center"/>
+        <w:rPr>
+          <w:b/>
+          <w:bCs/>
+          <w:lang w:val="vi-VN"/>
+        </w:rPr>
+      </w:pPr>
+      <w:r>
+        <w:rPr>
+          <w:b/>
+          <w:bCs/>
+        </w:rPr>
+        <w:t xml:space="preserve">Greedy vs </w:t>
+      </w:r>
+      <w:r>
+        <w:rPr>
+          <w:b/>
+          <w:bCs/>
+          <w:lang w:val="vi-VN"/>
+        </w:rPr>
+        <w:t>Dynamic Programming</w:t>
+      </w:r>
+    </w:p>
+    <w:p>
+      <w:r>
+        <w:rPr>
+          <w:b/>
+          <w:bCs/>
+        </w:rPr>
+        <w:t>- DP:</w:t>
+      </w:r>
+      <w:r>
+        <w:t xml:space="preserve"> </w:t>
+      </w:r>
+      <w:r>
+        <w:t>Try all choices, combine results. Slower but always correct if subproblems overlap.</w:t>
+      </w:r>
+    </w:p>
+    <w:p>
+      <w:r>
+        <w:rPr>
+          <w:b/>
+          <w:bCs/>
+        </w:rPr>
+        <w:lastRenderedPageBreak/>
+        <w:t xml:space="preserve">- Greedy: </w:t>
+      </w:r>
+      <w:r>
+        <w:t>Make one choice per step, never look back. Fast but only works when greedy choice property holds</w:t>
+      </w:r>
+      <w:r>
+        <w:t>.</w:t>
+      </w:r>
+    </w:p>
+    <w:p>
+      <m:oMath>
+        <m:r>
+          <w:rPr>
+            <w:rFonts w:ascii="Cambria Math" w:hAnsi="Cambria Math"/>
+          </w:rPr>
+          <m:t xml:space="preserve">→ </m:t>
+        </m:r>
+      </m:oMath>
+      <w:r>
+        <w:rPr>
+          <w:b/>
+          <w:bCs/>
+          <w:highlight w:val="yellow"/>
+        </w:rPr>
+        <w:t>Rule of thumb:</w:t>
+      </w:r>
+      <w:r>
+        <w:t xml:space="preserve"> </w:t>
+      </w:r>
+      <w:r>
+        <w:t>T</w:t>
+      </w:r>
+      <w:r>
+        <w:t xml:space="preserve">ry greedy first. If you can prove the greedy choice property, you are done. If you find a counterexample, switch to DP. </w:t>
+      </w:r>
+    </w:p>
+    <w:p>
+      <w:r>
+        <w:rPr>
+          <w:b/>
+          <w:bCs/>
+          <w:highlight w:val="yellow"/>
+        </w:rPr>
+        <w:t>Common mistake:</w:t>
+      </w:r>
+      <w:r>
+        <w:t xml:space="preserve"> assuming greedy will work just because the problem asks for "maximum" or "minimum". Without the greedy choice property, you will get wrong answers.</w:t>
+      </w:r>
+    </w:p>
+    <w:p>
+      <w:pPr>
+        <w:pStyle w:val="Heading2"/>
+        <w:jc w:val="center"/>
+        <w:rPr>
+          <w:b/>
+          <w:bCs/>
+        </w:rPr>
+      </w:pPr>
+      <w:r>
+        <w:rPr>
+          <w:b/>
+          <w:bCs/>
+        </w:rPr>
+        <w:t>The greedy template</w:t>
+      </w:r>
+    </w:p>
+    <w:p>
+      <w:pPr>
+        <w:pStyle w:val="ListParagraph"/>
+        <w:numPr>
+          <w:ilvl w:val="0"/>
+          <w:numId w:val="5"/>
+        </w:numPr>
+        <w:ind w:left="714" w:hanging="357"/>
+        <w:contextualSpacing w:val="0"/>
+      </w:pPr>
+      <w:r>
+        <w:t>Sort or organize the input (by end time, weight, value, etc.)</w:t>
+      </w:r>
+    </w:p>
+    <w:p>
+      <w:pPr>
+        <w:pStyle w:val="ListParagraph"/>
+        <w:numPr>
+          <w:ilvl w:val="0"/>
+          <w:numId w:val="5"/>
+        </w:numPr>
+        <w:ind w:left="714" w:hanging="357"/>
+        <w:contextualSpacing w:val="0"/>
+      </w:pPr>
+      <w:r>
+        <w:t>Initialize your solution (empty set, zero count, etc.)</w:t>
+      </w:r>
+    </w:p>
+    <w:p>
+      <w:pPr>
+        <w:pStyle w:val="ListParagraph"/>
+        <w:numPr>
+          <w:ilvl w:val="0"/>
+          <w:numId w:val="5"/>
+        </w:numPr>
+        <w:ind w:left="714" w:hanging="357"/>
+        <w:contextualSpacing w:val="0"/>
+      </w:pPr>
+      <w:r>
+        <w:t>For each item in order: if it fits your constraints, take it</w:t>
+      </w:r>
+    </w:p>
+    <w:p>
+      <w:pPr>
+        <w:pStyle w:val="ListParagraph"/>
+        <w:numPr>
+          <w:ilvl w:val="0"/>
+          <w:numId w:val="5"/>
+        </w:numPr>
+        <w:ind w:left="714" w:hanging="357"/>
+        <w:contextualSpacing w:val="0"/>
+      </w:pPr>
+      <w:r>
+        <w:t xml:space="preserve">Return the accumulated solution The sorting step is often the core idea. Different sort orders lead to different greedy strategies. The right order makes greedy work; the wrong order makes it fail. </w:t>
+      </w:r>
+    </w:p>
+    <w:p>
+      <w:pPr>
+        <w:ind w:left="357"/>
+      </w:pPr>
+      <w:r>
+        <w:t xml:space="preserve">The constraint check in step </w:t>
+      </w:r>
+      <m:oMath>
+        <m:r>
+          <w:rPr>
+            <w:rFonts w:ascii="Cambria Math" w:hAnsi="Cambria Math"/>
+          </w:rPr>
+          <m:t>3</m:t>
+        </m:r>
+      </m:oMath>
+      <w:r>
+        <w:t xml:space="preserve"> catches conflicts early. </w:t>
+      </w:r>
+    </w:p>
+    <w:p>
+      <w:pPr>
+        <w:ind w:left="357"/>
+      </w:pPr>
+      <w:r>
+        <w:rPr>
+          <w:b/>
+          <w:bCs/>
+          <w:highlight w:val="yellow"/>
+        </w:rPr>
+        <w:t>Common bug:</w:t>
+      </w:r>
+      <w:r>
+        <w:t xml:space="preserve"> </w:t>
+      </w:r>
+      <w:r>
+        <w:t>O</w:t>
+      </w:r>
+      <w:r>
+        <w:t>nly checking constraints after building the full solution instead of at each step.</w:t>
+      </w:r>
+    </w:p>
+    <w:p>
+      <w:pPr>
+        <w:ind w:left="357"/>
+      </w:pPr>
+      <w:r>
+        <w:t xml:space="preserve">When you see an optimization problem, ask yourself: </w:t>
+      </w:r>
+    </w:p>
+    <w:p>
+      <w:pPr>
+        <w:pStyle w:val="ListParagraph"/>
+        <w:numPr>
+          <w:ilvl w:val="0"/>
+          <w:numId w:val="12"/>
+        </w:numPr>
+        <w:ind w:left="714" w:hanging="357"/>
+        <w:contextualSpacing w:val="0"/>
+      </w:pPr>
+      <w:r>
+        <w:t xml:space="preserve">Can I sort the input meaningfully? </w:t>
+      </w:r>
+    </w:p>
+    <w:p>
+      <w:pPr>
+        <w:pStyle w:val="ListParagraph"/>
+        <w:numPr>
+          <w:ilvl w:val="0"/>
+          <w:numId w:val="12"/>
+        </w:numPr>
+        <w:ind w:left="714" w:hanging="357"/>
+        <w:contextualSpacing w:val="0"/>
+      </w:pPr>
+      <w:r>
+        <w:t xml:space="preserve">At each step, is there an obvious best choice? </w:t>
+      </w:r>
+    </w:p>
+    <w:p>
+      <w:pPr>
+        <w:pStyle w:val="ListParagraph"/>
+        <w:numPr>
+          <w:ilvl w:val="0"/>
+          <w:numId w:val="12"/>
+        </w:numPr>
+        <w:ind w:left="714" w:hanging="357"/>
+        <w:contextualSpacing w:val="0"/>
+      </w:pPr>
+      <w:r>
+        <w:t xml:space="preserve">Does that choice ever block a better global solution? </w:t>
+      </w:r>
+    </w:p>
+    <w:p>
+      <w:pPr>
+        <w:ind w:left="357"/>
+      </w:pPr>
+      <w:r>
+        <w:t xml:space="preserve">If you answer yes, yes, no, try greedy. Build the solution, test on examples. If it works, prove it (or at least convince yourself). </w:t>
+      </w:r>
+    </w:p>
+    <w:p>
+      <w:pPr>
+        <w:ind w:left="357"/>
+      </w:pPr>
+      <w:r>
+        <w:t>If you find a counterexample, do not force greedy. Switch to DP or another technique. If you find a counterexample, stop trying to fix greedy. Switch immediately to DP or brute force. Forcing greedy on wrong problems wastes time.</w:t>
+      </w:r>
+    </w:p>
+    <w:p>
+      <w:pPr>
+        <w:ind w:left="357"/>
+      </w:pPr>
+      <w:r>
+        <w:rPr>
+          <w:b/>
+          <w:bCs/>
+          <w:highlight w:val="yellow"/>
+        </w:rPr>
+        <w:t>Before coding, ask:</w:t>
+      </w:r>
+      <w:r>
+        <w:t xml:space="preserve"> </w:t>
+      </w:r>
+      <w:r>
+        <w:t>D</w:t>
+      </w:r>
+      <w:r>
+        <w:t xml:space="preserve">oes this input have special structure that makes greedy work? If unsure, test greedy on small examples. A single counterexample proves greedy fails. </w:t>
+      </w:r>
+    </w:p>
+    <w:p>
+      <w:pPr>
+        <w:ind w:left="357"/>
+      </w:pPr>
+      <w:r>
+        <w:rPr>
+          <w:b/>
+          <w:bCs/>
+          <w:highlight w:val="yellow"/>
+        </w:rPr>
+        <w:t>Common trap:</w:t>
+      </w:r>
+      <w:r>
+        <w:t xml:space="preserve"> </w:t>
+      </w:r>
+      <w:r>
+        <w:t>F</w:t>
+      </w:r>
+      <w:r>
+        <w:t>orcing greedy on arbitrary inputs because it worked on standard ones. Always test greedy on custom examples before submitting.</w:t>
+      </w:r>
+    </w:p>
+    <w:p>
+      <w:pPr>
+        <w:ind w:left="357"/>
+      </w:pPr>
+      <w:r>
+        <w:rPr>
+          <w:b/>
+          <w:bCs/>
+          <w:highlight w:val="yellow"/>
+          <w:lang w:val="vi-VN"/>
+        </w:rPr>
+        <w:t>S</w:t>
+      </w:r>
+      <w:r>
+        <w:rPr>
+          <w:b/>
+          <w:bCs/>
+          <w:highlight w:val="yellow"/>
+        </w:rPr>
+        <w:t>pend inflexible resources first</w:t>
+      </w:r>
+      <w:r>
+        <w:rPr>
+          <w:lang w:val="vi-VN"/>
+        </w:rPr>
+        <w:t>:</w:t>
+      </w:r>
+      <w:r>
+        <w:t xml:space="preserve"> This pattern appears in many problems: when allocating resources, save the versatile ones for later. This principle applies beyond currency: in scheduling, resource allocation, and task assignment. Preserve flexibility whenever possible.</w:t>
+      </w:r>
+    </w:p>
+    <w:p>
+      <w:pPr>
+        <w:pStyle w:val="Heading2"/>
+        <w:jc w:val="center"/>
+        <w:rPr>
+          <w:b/>
+          <w:bCs/>
+          <w:lang w:val="vi-VN"/>
+        </w:rPr>
+      </w:pPr>
+      <w:r>
+        <w:rPr>
+          <w:b/>
+          <w:bCs/>
+          <w:lang w:val="vi-VN"/>
+        </w:rPr>
+        <w:t xml:space="preserve">The </w:t>
+      </w:r>
+      <w:r>
+        <w:rPr>
+          <w:b/>
+          <w:bCs/>
+          <w:lang w:val="vi-VN"/>
+        </w:rPr>
+        <w:t>sorting question</w:t>
+      </w:r>
+    </w:p>
+    <w:p>
+      <w:pPr>
+        <w:rPr>
+          <w:lang w:val="vi-VN"/>
+        </w:rPr>
+      </w:pPr>
+      <w:r>
+        <w:rPr>
+          <w:lang w:val="vi-VN"/>
+        </w:rPr>
+        <w:t>In many greedy problems, the core idea is figuring out what to sort by. Common choices:</w:t>
+      </w:r>
+    </w:p>
+    <w:p>
+      <w:pPr>
+        <w:pStyle w:val="ListParagraph"/>
+        <w:numPr>
+          <w:ilvl w:val="0"/>
+          <w:numId w:val="8"/>
+        </w:numPr>
+        <w:ind w:left="714" w:hanging="357"/>
+        <w:contextualSpacing w:val="0"/>
+        <w:rPr>
+          <w:lang w:val="vi-VN"/>
+        </w:rPr>
+      </w:pPr>
+      <w:r>
+        <w:rPr>
+          <w:lang w:val="vi-VN"/>
+        </w:rPr>
+        <w:lastRenderedPageBreak/>
+        <w:t>End time: activity selection, interval scheduling</w:t>
+      </w:r>
+    </w:p>
+    <w:p>
+      <w:pPr>
+        <w:pStyle w:val="ListParagraph"/>
+        <w:numPr>
+          <w:ilvl w:val="0"/>
+          <w:numId w:val="8"/>
+        </w:numPr>
+        <w:ind w:left="714" w:hanging="357"/>
+        <w:contextualSpacing w:val="0"/>
+        <w:rPr>
+          <w:lang w:val="vi-VN"/>
+        </w:rPr>
+      </w:pPr>
+      <w:r>
+        <w:rPr>
+          <w:lang w:val="vi-VN"/>
+        </w:rPr>
+        <w:t>Start time: merging intervals</w:t>
+      </w:r>
+    </w:p>
+    <w:p>
+      <w:pPr>
+        <w:pStyle w:val="ListParagraph"/>
+        <w:numPr>
+          <w:ilvl w:val="0"/>
+          <w:numId w:val="8"/>
+        </w:numPr>
+        <w:ind w:left="714" w:hanging="357"/>
+        <w:contextualSpacing w:val="0"/>
+        <w:rPr>
+          <w:lang w:val="vi-VN"/>
+        </w:rPr>
+      </w:pPr>
+      <w:r>
+        <w:rPr>
+          <w:lang w:val="vi-VN"/>
+        </w:rPr>
+        <w:t>Ratio:</w:t>
+      </w:r>
+      <w:r>
+        <w:rPr>
+          <w:lang w:val="vi-VN"/>
+        </w:rPr>
+        <w:t xml:space="preserve"> </w:t>
+      </w:r>
+      <w:r>
+        <w:rPr>
+          <w:lang w:val="vi-VN"/>
+        </w:rPr>
+        <w:t>fractional knapsack (value/weight)</w:t>
+      </w:r>
+    </w:p>
+    <w:p>
+      <w:pPr>
+        <w:pStyle w:val="ListParagraph"/>
+        <w:numPr>
+          <w:ilvl w:val="0"/>
+          <w:numId w:val="8"/>
+        </w:numPr>
+        <w:ind w:left="714" w:hanging="357"/>
+        <w:contextualSpacing w:val="0"/>
+        <w:rPr>
+          <w:lang w:val="vi-VN"/>
+        </w:rPr>
+      </w:pPr>
+      <w:r>
+        <w:rPr>
+          <w:lang w:val="vi-VN"/>
+        </w:rPr>
+        <w:t>Absolute value: one quantity ascending, another descending</w:t>
+      </w:r>
+    </w:p>
+    <w:p>
+      <w:pPr>
+        <w:pStyle w:val="ListParagraph"/>
+        <w:numPr>
+          <w:ilvl w:val="0"/>
+          <w:numId w:val="8"/>
+        </w:numPr>
+        <w:ind w:left="714" w:hanging="357"/>
+        <w:contextualSpacing w:val="0"/>
+        <w:rPr>
+          <w:lang w:val="vi-VN"/>
+        </w:rPr>
+      </w:pPr>
+      <w:r>
+        <w:rPr>
+          <w:lang w:val="vi-VN"/>
+        </w:rPr>
+        <w:t xml:space="preserve">Deadline: job scheduling </w:t>
+      </w:r>
+    </w:p>
+    <w:p>
+      <w:pPr>
+        <w:rPr>
+          <w:lang w:val="vi-VN"/>
+        </w:rPr>
+      </w:pPr>
+      <w:r>
+        <w:rPr>
+          <w:lang w:val="vi-VN"/>
+        </w:rPr>
+        <w:t xml:space="preserve">Wrong sort order = wrong answer. Right sort order = optimal greedy solution. </w:t>
+      </w:r>
+    </w:p>
+    <w:p>
+      <w:pPr>
+        <w:rPr>
+          <w:lang w:val="vi-VN"/>
+        </w:rPr>
+      </w:pPr>
+      <w:r>
+        <w:rPr>
+          <w:lang w:val="vi-VN"/>
+        </w:rPr>
+        <w:t>How do you find the right order? Try small examples. If sorting by X gives wrong answers, try Y.</w:t>
+      </w:r>
+    </w:p>
+    <w:p>
+      <w:pPr>
+        <w:pStyle w:val="Heading2"/>
+        <w:jc w:val="center"/>
+        <w:rPr>
+          <w:b/>
+          <w:bCs/>
+          <w:lang w:val="vi-VN"/>
+        </w:rPr>
+      </w:pPr>
+      <w:r>
+        <w:rPr>
+          <w:b/>
+          <w:bCs/>
+          <w:lang w:val="vi-VN"/>
+        </w:rPr>
+        <w:t>Common Greedy Patterns</w:t>
+      </w:r>
+    </w:p>
+    <w:p>
+      <w:pPr>
+        <w:rPr>
+          <w:lang w:val="vi-VN"/>
+        </w:rPr>
+      </w:pPr>
+      <w:r>
+        <w:rPr>
+          <w:lang w:val="vi-VN"/>
+        </w:rPr>
+        <w:t xml:space="preserve">Most greedy problems fall into these categories: </w:t>
+      </w:r>
+    </w:p>
+    <w:p>
+      <w:pPr>
+        <w:pStyle w:val="ListParagraph"/>
+        <w:numPr>
+          <w:ilvl w:val="0"/>
+          <w:numId w:val="10"/>
+        </w:numPr>
+        <w:ind w:left="714" w:hanging="357"/>
+        <w:contextualSpacing w:val="0"/>
+        <w:rPr>
+          <w:lang w:val="vi-VN"/>
+        </w:rPr>
+      </w:pPr>
+      <w:r>
+        <w:rPr>
+          <w:lang w:val="vi-VN"/>
+        </w:rPr>
+        <w:t>Selection:</w:t>
+      </w:r>
+      <w:r>
+        <w:rPr>
+          <w:lang w:val="vi-VN"/>
+        </w:rPr>
+        <w:t xml:space="preserve"> </w:t>
+      </w:r>
+      <w:r>
+        <w:rPr>
+          <w:lang w:val="vi-VN"/>
+        </w:rPr>
+        <w:t xml:space="preserve">pick maximum items without conflict (activity selection) </w:t>
+      </w:r>
+    </w:p>
+    <w:p>
+      <w:pPr>
+        <w:pStyle w:val="ListParagraph"/>
+        <w:numPr>
+          <w:ilvl w:val="0"/>
+          <w:numId w:val="10"/>
+        </w:numPr>
+        <w:ind w:left="714" w:hanging="357"/>
+        <w:contextualSpacing w:val="0"/>
+        <w:rPr>
+          <w:lang w:val="vi-VN"/>
+        </w:rPr>
+      </w:pPr>
+      <w:r>
+        <w:rPr>
+          <w:lang w:val="vi-VN"/>
+        </w:rPr>
+        <w:t>Scheduling:</w:t>
+      </w:r>
+      <w:r>
+        <w:rPr>
+          <w:lang w:val="vi-VN"/>
+        </w:rPr>
+        <w:t xml:space="preserve"> </w:t>
+      </w:r>
+      <w:r>
+        <w:rPr>
+          <w:lang w:val="vi-VN"/>
+        </w:rPr>
+        <w:t xml:space="preserve">order tasks to minimize penalty or maximize profit </w:t>
+      </w:r>
+    </w:p>
+    <w:p>
+      <w:pPr>
+        <w:pStyle w:val="ListParagraph"/>
+        <w:numPr>
+          <w:ilvl w:val="0"/>
+          <w:numId w:val="10"/>
+        </w:numPr>
+        <w:ind w:left="714" w:hanging="357"/>
+        <w:contextualSpacing w:val="0"/>
+        <w:rPr>
+          <w:lang w:val="vi-VN"/>
+        </w:rPr>
+      </w:pPr>
+      <w:r>
+        <w:rPr>
+          <w:lang w:val="vi-VN"/>
+        </w:rPr>
+        <w:t xml:space="preserve">Interval: merge, cover, or partition intervals </w:t>
+      </w:r>
+    </w:p>
+    <w:p>
+      <w:pPr>
+        <w:pStyle w:val="ListParagraph"/>
+        <w:numPr>
+          <w:ilvl w:val="0"/>
+          <w:numId w:val="10"/>
+        </w:numPr>
+        <w:ind w:left="714" w:hanging="357"/>
+        <w:contextualSpacing w:val="0"/>
+        <w:rPr>
+          <w:lang w:val="vi-VN"/>
+        </w:rPr>
+      </w:pPr>
+      <w:r>
+        <w:rPr>
+          <w:lang w:val="vi-VN"/>
+        </w:rPr>
+        <w:t xml:space="preserve">Exchange: prove greedy by showing swaps do not hurt </w:t>
+      </w:r>
+    </w:p>
+    <w:p>
+      <w:pPr>
+        <w:pStyle w:val="ListParagraph"/>
+        <w:numPr>
+          <w:ilvl w:val="0"/>
+          <w:numId w:val="10"/>
+        </w:numPr>
+        <w:ind w:left="714" w:hanging="357"/>
+        <w:contextualSpacing w:val="0"/>
+        <w:rPr>
+          <w:lang w:val="vi-VN"/>
+        </w:rPr>
+      </w:pPr>
+      <w:r>
+        <w:rPr>
+          <w:lang w:val="vi-VN"/>
+        </w:rPr>
+        <w:t>Construction: build solution piece by piece (Huffman coding)</w:t>
+      </w:r>
+    </w:p>
+    <w:p>
+      <w:pPr>
+        <w:rPr>
+          <w:lang w:val="vi-VN"/>
+        </w:rPr>
+      </w:pPr>
+      <w:r>
+        <w:rPr>
+          <w:lang w:val="vi-VN"/>
+        </w:rPr>
+        <w:t>Recognizing the category helps you find the right approach</w:t>
+      </w:r>
+      <w:r>
+        <w:rPr>
+          <w:lang w:val="vi-VN"/>
+        </w:rPr>
+        <w:t>.</w:t>
+      </w:r>
+    </w:p>
+    <w:p>
+      <w:pPr>
+        <w:pStyle w:val="Heading1"/>
+        <w:jc w:val="center"/>
+        <w:rPr>
+          <w:b/>
+          <w:bCs/>
+          <w:lang w:val="vi-VN"/>
+        </w:rPr>
+      </w:pPr>
+      <w:r>
+        <w:rPr>
+          <w:b/>
+          <w:bCs/>
+          <w:lang w:val="vi-VN"/>
+        </w:rPr>
+        <w:t>Proving Greedy Correctness</w:t>
+      </w:r>
+    </w:p>
+    <w:p>
+      <w:pPr>
+        <w:rPr>
+          <w:lang w:val="vi-VN"/>
+        </w:rPr>
+      </w:pPr>
+      <w:r>
+        <w:rPr>
+          <w:lang w:val="vi-VN"/>
+        </w:rPr>
+        <w:t>T</w:t>
+      </w:r>
+      <w:r>
+        <w:rPr>
+          <w:lang w:val="vi-VN"/>
+        </w:rPr>
+        <w:t>wo main techniques for proving greedy correctness</w:t>
+      </w:r>
+      <w:r>
+        <w:rPr>
+          <w:lang w:val="vi-VN"/>
+        </w:rPr>
+        <w:t>:</w:t>
+      </w:r>
+    </w:p>
+    <w:p>
+      <w:pPr>
+        <w:pStyle w:val="ListParagraph"/>
+        <w:numPr>
+          <w:ilvl w:val="0"/>
+          <w:numId w:val="14"/>
+        </w:numPr>
+        <w:ind w:left="714" w:hanging="357"/>
+        <w:contextualSpacing w:val="0"/>
+        <w:rPr>
+          <w:lang w:val="vi-VN"/>
+        </w:rPr>
+      </w:pPr>
+      <w:r>
+        <w:rPr>
+          <w:b/>
+          <w:bCs/>
+          <w:lang w:val="vi-VN"/>
+        </w:rPr>
+        <w:t>Exchange argument:</w:t>
+      </w:r>
+      <w:r>
+        <w:rPr>
+          <w:lang w:val="vi-VN"/>
+        </w:rPr>
+        <w:t xml:space="preserve"> Show that any optimal solution can be transformed into the greedy solution without losing quality.</w:t>
+      </w:r>
+    </w:p>
+    <w:p>
+      <w:pPr>
+        <w:pStyle w:val="ListParagraph"/>
+        <w:numPr>
+          <w:ilvl w:val="0"/>
+          <w:numId w:val="14"/>
+        </w:numPr>
+        <w:ind w:left="714" w:hanging="357"/>
+        <w:contextualSpacing w:val="0"/>
+        <w:rPr>
+          <w:lang w:val="vi-VN"/>
+        </w:rPr>
+      </w:pPr>
+      <w:r>
+        <w:rPr>
+          <w:b/>
+          <w:bCs/>
+          <w:lang w:val="vi-VN"/>
+        </w:rPr>
+        <w:t>Stays ahead argument:</w:t>
+      </w:r>
+      <w:r>
+        <w:rPr>
+          <w:lang w:val="vi-VN"/>
+        </w:rPr>
+        <w:t xml:space="preserve"> Show that at every step, the greedy solution is at least as good as any alternative. </w:t>
+      </w:r>
+    </w:p>
+    <w:p>
+      <w:pPr>
+        <w:rPr>
+          <w:lang w:val="vi-VN"/>
+        </w:rPr>
+      </w:pPr>
+      <w:r>
+        <w:rPr>
+          <w:lang w:val="vi-VN"/>
+        </w:rPr>
+        <w:t xml:space="preserve">Both techniques are powerful. The right choice depends on the problem structure. </w:t>
+      </w:r>
+      <w:r>
+        <w:rPr>
+          <w:lang w:val="vi-VN"/>
+        </w:rPr>
+        <w:t xml:space="preserve"> </w:t>
+      </w:r>
+      <w:r>
+        <w:rPr>
+          <w:lang w:val="vi-VN"/>
+        </w:rPr>
+        <w:t>Most interview greedy problems can be proven with one of these two techniques.</w:t>
+      </w:r>
+    </w:p>
+    <w:p>
+      <w:pPr>
+        <w:pStyle w:val="Heading2"/>
+        <w:jc w:val="center"/>
+        <w:rPr>
+          <w:b/>
+          <w:bCs/>
+          <w:lang w:val="vi-VN"/>
+        </w:rPr>
+      </w:pPr>
+      <w:r>
+        <w:rPr>
+          <w:b/>
+          <w:bCs/>
+          <w:lang w:val="vi-VN"/>
+        </w:rPr>
+        <w:t>Exchange Argument</w:t>
+      </w:r>
+    </w:p>
+    <w:p>
+      <w:pPr>
+        <w:rPr>
+          <w:b/>
+          <w:bCs/>
+          <w:lang w:val="vi-VN"/>
+        </w:rPr>
+      </w:pPr>
+      <w:r>
+        <w:rPr>
+          <w:b/>
+          <w:bCs/>
+          <w:lang w:val="vi-VN"/>
+        </w:rPr>
+        <w:t xml:space="preserve">Exchange arguments work well when: </w:t>
+      </w:r>
+    </w:p>
+    <w:p>
+      <w:pPr>
+        <w:pStyle w:val="ListParagraph"/>
+        <w:numPr>
+          <w:ilvl w:val="0"/>
+          <w:numId w:val="16"/>
+        </w:numPr>
+        <w:ind w:left="714" w:hanging="357"/>
+        <w:contextualSpacing w:val="0"/>
+        <w:rPr>
+          <w:lang w:val="vi-VN"/>
+        </w:rPr>
+      </w:pPr>
+      <w:r>
+        <w:rPr>
+          <w:lang w:val="vi-VN"/>
+        </w:rPr>
+        <w:t xml:space="preserve">There is a natural ordering of choices (first, second, third..) </w:t>
+      </w:r>
+    </w:p>
+    <w:p>
+      <w:pPr>
+        <w:pStyle w:val="ListParagraph"/>
+        <w:numPr>
+          <w:ilvl w:val="0"/>
+          <w:numId w:val="16"/>
+        </w:numPr>
+        <w:ind w:left="714" w:hanging="357"/>
+        <w:contextualSpacing w:val="0"/>
+        <w:rPr>
+          <w:lang w:val="vi-VN"/>
+        </w:rPr>
+      </w:pPr>
+      <w:r>
+        <w:rPr>
+          <w:lang w:val="vi-VN"/>
+        </w:rPr>
+        <w:t xml:space="preserve">You can identify where OPT first differs from G </w:t>
+      </w:r>
+    </w:p>
+    <w:p>
+      <w:pPr>
+        <w:pStyle w:val="ListParagraph"/>
+        <w:numPr>
+          <w:ilvl w:val="0"/>
+          <w:numId w:val="16"/>
+        </w:numPr>
+        <w:ind w:left="714" w:hanging="357"/>
+        <w:contextualSpacing w:val="0"/>
+        <w:rPr>
+          <w:lang w:val="vi-VN"/>
+        </w:rPr>
+      </w:pPr>
+      <w:r>
+        <w:rPr>
+          <w:lang w:val="vi-VN"/>
+        </w:rPr>
+        <w:t xml:space="preserve">Swapping one choice affects only "later" choices, not "earlier" ones </w:t>
+      </w:r>
+    </w:p>
+    <w:p>
+      <w:pPr>
+        <w:pStyle w:val="ListParagraph"/>
+        <w:numPr>
+          <w:ilvl w:val="0"/>
+          <w:numId w:val="16"/>
+        </w:numPr>
+        <w:ind w:left="714" w:hanging="357"/>
+        <w:contextualSpacing w:val="0"/>
+        <w:rPr>
+          <w:lang w:val="vi-VN"/>
+        </w:rPr>
+      </w:pPr>
+      <w:r>
+        <w:rPr>
+          <w:lang w:val="vi-VN"/>
+        </w:rPr>
+        <w:t xml:space="preserve">The swap is valid (does not break constraints) </w:t>
+      </w:r>
+    </w:p>
+    <w:p>
+      <w:pPr>
+        <w:rPr>
+          <w:lang w:val="vi-VN"/>
+        </w:rPr>
+      </w:pPr>
+      <w:r>
+        <w:rPr>
+          <w:b/>
+          <w:bCs/>
+          <w:lang w:val="vi-VN"/>
+        </w:rPr>
+        <w:lastRenderedPageBreak/>
+        <w:t>Activity selection fits perfectly:</w:t>
+      </w:r>
+      <w:r>
+        <w:rPr>
+          <w:lang w:val="vi-VN"/>
+        </w:rPr>
+        <w:t xml:space="preserve"> activities are ordered, and replacing an earlier activity with one that ends sooner never conflicts with later choices. </w:t>
+      </w:r>
+    </w:p>
+    <w:p>
+      <w:pPr>
+        <w:rPr>
+          <w:lang w:val="vi-VN"/>
+        </w:rPr>
+      </w:pPr>
+      <w:r>
+        <w:rPr>
+          <w:lang w:val="vi-VN"/>
+        </w:rPr>
+        <w:t>When you see a problem with sequential decisions, think exchange argument.</w:t>
+      </w:r>
+    </w:p>
+    <w:p>
+      <w:pPr>
+        <w:pStyle w:val="Heading3"/>
+        <w:jc w:val="center"/>
+        <w:rPr>
+          <w:b/>
+          <w:bCs/>
+          <w:color w:val="FF0000"/>
+          <w:lang w:val="vi-VN"/>
+        </w:rPr>
+      </w:pPr>
+      <w:r>
+        <w:rPr>
+          <w:b/>
+          <w:bCs/>
+          <w:color w:val="FF0000"/>
+          <w:lang w:val="vi-VN"/>
+        </w:rPr>
+        <w:t>CÔNG THỨC</w:t>
+      </w:r>
+      <w:r>
+        <w:rPr>
+          <w:b/>
+          <w:bCs/>
+          <w:color w:val="FF0000"/>
+          <w:lang w:val="vi-VN"/>
+        </w:rPr>
+        <w:t xml:space="preserve"> NHÁP</w:t>
+      </w:r>
+      <w:r>
+        <w:rPr>
+          <w:b/>
+          <w:bCs/>
+          <w:color w:val="FF0000"/>
+          <w:lang w:val="vi-VN"/>
+        </w:rPr>
+        <w:t xml:space="preserve"> (1 MẢNG)</w:t>
+      </w:r>
+    </w:p>
+    <w:tbl>
+      <w:tblPr>
+        <w:tblStyle w:val="TableGrid"/>
+        <w:tblW w:w="0" w:type="auto"/>
+        <w:tblLook w:val="04A0" w:firstRow="1" w:lastRow="0" w:firstColumn="1" w:lastColumn="0" w:noHBand="0" w:noVBand="1"/>
+      </w:tblPr>
+      <w:tblGrid>
+        <w:gridCol w:w="9350"/>
+      </w:tblGrid>
+      <w:tr>
+        <w:tc>
+          <w:tcPr>
+            <w:tcW w:w="9350" w:type="dxa"/>
+          </w:tcPr>
+          <w:p>
+            <w:pPr>
+              <w:pStyle w:val="ListParagraph"/>
+              <w:numPr>
+                <w:ilvl w:val="0"/>
+                <w:numId w:val="20"/>
+              </w:numPr>
+              <w:spacing w:before="120" w:after="120"/>
+              <w:ind w:left="714" w:hanging="357"/>
+              <w:contextualSpacing w:val="0"/>
+              <w:rPr>
+                <w:lang w:val="vi-VN"/>
+              </w:rPr>
+            </w:pPr>
+            <w:r>
+              <w:rPr>
+                <w:b/>
+                <w:bCs/>
+                <w:color w:val="FF0000"/>
+                <w:lang w:val="vi-VN"/>
+              </w:rPr>
+              <w:t>Lập giả thuyết</w:t>
+            </w:r>
+            <w:r>
+              <w:rPr>
+                <w:b/>
+                <w:bCs/>
+                <w:color w:val="FF0000"/>
+                <w:lang w:val="vi-VN"/>
+              </w:rPr>
+              <w:t>:</w:t>
+            </w:r>
+            <w:r>
+              <w:rPr>
+                <w:color w:val="FF0000"/>
+                <w:lang w:val="vi-VN"/>
+              </w:rPr>
+              <w:t xml:space="preserve"> </w:t>
+            </w:r>
+            <w:r>
+              <w:rPr>
+                <w:lang w:val="vi-VN"/>
+              </w:rPr>
+              <w:t xml:space="preserve">Giả sử tồn tại hai phần tử kề nhau </w:t>
+            </w:r>
+            <m:oMath>
+              <m:r>
+                <w:rPr>
+                  <w:rFonts w:ascii="Cambria Math" w:hAnsi="Cambria Math"/>
+                  <w:lang w:val="vi-VN"/>
+                </w:rPr>
+                <m:t>a</m:t>
+              </m:r>
+            </m:oMath>
+            <w:r>
+              <w:rPr>
+                <w:lang w:val="vi-VN"/>
+              </w:rPr>
+              <w:t xml:space="preserve"> và </w:t>
+            </w:r>
+            <m:oMath>
+              <m:r>
+                <w:rPr>
+                  <w:rFonts w:ascii="Cambria Math" w:hAnsi="Cambria Math"/>
+                  <w:lang w:val="vi-VN"/>
+                </w:rPr>
+                <m:t>b</m:t>
+              </m:r>
+            </m:oMath>
+            <w:r>
+              <w:rPr>
+                <w:lang w:val="vi-VN"/>
+              </w:rPr>
+              <w:t>.</w:t>
+            </w:r>
+          </w:p>
+          <w:p>
+            <w:pPr>
+              <w:pStyle w:val="ListParagraph"/>
+              <w:numPr>
+                <w:ilvl w:val="0"/>
+                <w:numId w:val="20"/>
+              </w:numPr>
+              <w:spacing w:before="120" w:after="120"/>
+              <w:ind w:left="714" w:hanging="357"/>
+              <w:contextualSpacing w:val="0"/>
+              <w:rPr>
+                <w:lang w:val="vi-VN"/>
+              </w:rPr>
+            </w:pPr>
+            <w:r>
+              <w:rPr>
+                <w:b/>
+                <w:bCs/>
+                <w:color w:val="FF0000"/>
+                <w:lang w:val="vi-VN"/>
+              </w:rPr>
+              <w:t>Tính chi phí (hoặc lợi nhuận) cách 1:</w:t>
+            </w:r>
+            <w:r>
+              <w:rPr>
+                <w:color w:val="FF0000"/>
+                <w:lang w:val="vi-VN"/>
+              </w:rPr>
+              <w:t xml:space="preserve"> </w:t>
+            </w:r>
+            <w:r>
+              <w:rPr>
+                <w:lang w:val="vi-VN"/>
+              </w:rPr>
+              <w:t xml:space="preserve">Nếu đặt </w:t>
+            </w:r>
+            <m:oMath>
+              <m:r>
+                <w:rPr>
+                  <w:rFonts w:ascii="Cambria Math" w:hAnsi="Cambria Math"/>
+                  <w:lang w:val="vi-VN"/>
+                </w:rPr>
+                <m:t>a</m:t>
+              </m:r>
+            </m:oMath>
+            <w:r>
+              <w:rPr>
+                <w:lang w:val="vi-VN"/>
+              </w:rPr>
+              <w:t xml:space="preserve"> đứng trước </w:t>
+            </w:r>
+            <m:oMath>
+              <m:r>
+                <w:rPr>
+                  <w:rFonts w:ascii="Cambria Math" w:hAnsi="Cambria Math"/>
+                  <w:lang w:val="vi-VN"/>
+                </w:rPr>
+                <m:t>b</m:t>
+              </m:r>
+            </m:oMath>
+            <w:r>
+              <w:rPr>
+                <w:lang w:val="vi-VN"/>
+              </w:rPr>
+              <w:t>.</w:t>
+            </w:r>
+          </w:p>
+          <w:p>
+            <w:pPr>
+              <w:pStyle w:val="ListParagraph"/>
+              <w:numPr>
+                <w:ilvl w:val="0"/>
+                <w:numId w:val="20"/>
+              </w:numPr>
+              <w:spacing w:before="120" w:after="120"/>
+              <w:ind w:left="714" w:hanging="357"/>
+              <w:contextualSpacing w:val="0"/>
+              <w:rPr>
+                <w:lang w:val="vi-VN"/>
+              </w:rPr>
+            </w:pPr>
+            <w:r>
+              <w:rPr>
+                <w:b/>
+                <w:bCs/>
+                <w:color w:val="FF0000"/>
+                <w:lang w:val="vi-VN"/>
+              </w:rPr>
+              <w:t>Tính chi phí (hoặc lợi nhuận) cách 2:</w:t>
+            </w:r>
+            <w:r>
+              <w:rPr>
+                <w:color w:val="FF0000"/>
+                <w:lang w:val="vi-VN"/>
+              </w:rPr>
+              <w:t xml:space="preserve"> </w:t>
+            </w:r>
+            <w:r>
+              <w:rPr>
+                <w:lang w:val="vi-VN"/>
+              </w:rPr>
+              <w:t xml:space="preserve">Nếu đặt </w:t>
+            </w:r>
+            <m:oMath>
+              <m:r>
+                <w:rPr>
+                  <w:rFonts w:ascii="Cambria Math" w:hAnsi="Cambria Math"/>
+                  <w:lang w:val="vi-VN"/>
+                </w:rPr>
+                <m:t>b</m:t>
+              </m:r>
+            </m:oMath>
+            <w:r>
+              <w:rPr>
+                <w:lang w:val="vi-VN"/>
+              </w:rPr>
+              <w:t xml:space="preserve"> đứng trước </w:t>
+            </w:r>
+            <m:oMath>
+              <m:r>
+                <w:rPr>
+                  <w:rFonts w:ascii="Cambria Math" w:hAnsi="Cambria Math"/>
+                  <w:lang w:val="vi-VN"/>
+                </w:rPr>
+                <m:t>a</m:t>
+              </m:r>
+            </m:oMath>
+            <w:r>
+              <w:rPr>
+                <w:lang w:val="vi-VN"/>
+              </w:rPr>
+              <w:t>.</w:t>
+            </w:r>
+          </w:p>
+          <w:p>
+            <w:pPr>
+              <w:pStyle w:val="ListParagraph"/>
+              <w:numPr>
+                <w:ilvl w:val="0"/>
+                <w:numId w:val="20"/>
+              </w:numPr>
+              <w:spacing w:before="120" w:after="120"/>
+              <w:ind w:left="714" w:hanging="357"/>
+              <w:contextualSpacing w:val="0"/>
+              <w:rPr>
+                <w:lang w:val="vi-VN"/>
+              </w:rPr>
+            </w:pPr>
+            <w:r>
+              <w:rPr>
+                <w:b/>
+                <w:bCs/>
+                <w:color w:val="FF0000"/>
+                <w:lang w:val="vi-VN"/>
+              </w:rPr>
+              <w:t>Thiết lập bất phương trình:</w:t>
+            </w:r>
+            <w:r>
+              <w:rPr>
+                <w:lang w:val="vi-VN"/>
+              </w:rPr>
+              <w:t xml:space="preserve"> Nếu tìm </w:t>
+            </w:r>
+            <w:r>
+              <w:rPr>
+                <w:highlight w:val="yellow"/>
+                <w:lang w:val="vi-VN"/>
+              </w:rPr>
+              <w:t xml:space="preserve">min thì cách 1 </w:t>
+            </w:r>
+            <m:oMath>
+              <m:r>
+                <w:rPr>
+                  <w:rFonts w:ascii="Cambria Math" w:hAnsi="Cambria Math"/>
+                  <w:highlight w:val="yellow"/>
+                  <w:lang w:val="vi-VN"/>
+                </w:rPr>
+                <m:t>&lt;</m:t>
+              </m:r>
+            </m:oMath>
+            <w:r>
+              <w:rPr>
+                <w:highlight w:val="yellow"/>
+                <w:lang w:val="vi-VN"/>
+              </w:rPr>
+              <w:t xml:space="preserve"> cách 2</w:t>
+            </w:r>
+            <w:r>
+              <w:rPr>
+                <w:lang w:val="vi-VN"/>
+              </w:rPr>
+              <w:t xml:space="preserve">. Nếu tìm </w:t>
+            </w:r>
+            <w:r>
+              <w:rPr>
+                <w:highlight w:val="yellow"/>
+                <w:lang w:val="vi-VN"/>
+              </w:rPr>
+              <w:t>max thì cách 1 &gt; cách 2</w:t>
+            </w:r>
+            <w:r>
+              <w:rPr>
+                <w:lang w:val="vi-VN"/>
+              </w:rPr>
+              <w:t xml:space="preserve">. Rút gọn bất phương trình đó bằng đại số, </w:t>
+            </w:r>
+            <w:r>
+              <w:rPr>
+                <w:lang w:val="vi-VN"/>
+              </w:rPr>
+              <w:t>ta</w:t>
+            </w:r>
+            <w:r>
+              <w:rPr>
+                <w:lang w:val="vi-VN"/>
+              </w:rPr>
+              <w:t xml:space="preserve"> sẽ thu được điều kiện để </w:t>
+            </w:r>
+            <m:oMath>
+              <m:r>
+                <w:rPr>
+                  <w:rFonts w:ascii="Cambria Math" w:hAnsi="Cambria Math"/>
+                  <w:lang w:val="vi-VN"/>
+                </w:rPr>
+                <m:t>A</m:t>
+              </m:r>
+            </m:oMath>
+            <w:r>
+              <w:rPr>
+                <w:lang w:val="vi-VN"/>
+              </w:rPr>
+              <w:t xml:space="preserve"> nên đứng trước </w:t>
+            </w:r>
+            <m:oMath>
+              <m:r>
+                <w:rPr>
+                  <w:rFonts w:ascii="Cambria Math" w:hAnsi="Cambria Math"/>
+                  <w:lang w:val="vi-VN"/>
+                </w:rPr>
+                <m:t>B</m:t>
+              </m:r>
+            </m:oMath>
+            <w:r>
+              <w:rPr>
+                <w:lang w:val="vi-VN"/>
+              </w:rPr>
+              <w:t xml:space="preserve">. Đưa thẳng điều kiện đó vào hàm </w:t>
+            </w:r>
+            <w:r>
+              <w:rPr>
+                <w:b/>
+                <w:bCs/>
+                <w:color w:val="FF0000"/>
+                <w:lang w:val="vi-VN"/>
+              </w:rPr>
+              <w:t>sort</w:t>
+            </w:r>
+            <w:r>
+              <w:rPr>
+                <w:b/>
+                <w:bCs/>
+                <w:color w:val="FF0000"/>
+                <w:lang w:val="vi-VN"/>
+              </w:rPr>
+              <w:t>.</w:t>
+            </w:r>
+          </w:p>
+        </w:tc>
+      </w:tr>
+    </w:tbl>
+    <w:p>
+      <w:pPr>
+        <w:pStyle w:val="Heading3"/>
+        <w:jc w:val="center"/>
+        <w:rPr>
+          <w:b/>
+          <w:bCs/>
+          <w:color w:val="FF0000"/>
+          <w:lang w:val="vi-VN"/>
+        </w:rPr>
+      </w:pPr>
+      <w:r>
+        <w:rPr>
+          <w:b/>
+          <w:bCs/>
+          <w:color w:val="FF0000"/>
+          <w:lang w:val="vi-VN"/>
+        </w:rPr>
+        <w:t>CÔNG THỨC NHÁP (</w:t>
+      </w:r>
+      <w:r>
+        <w:rPr>
+          <w:b/>
+          <w:bCs/>
+          <w:color w:val="FF0000"/>
+          <w:lang w:val="vi-VN"/>
+        </w:rPr>
+        <w:t>2</w:t>
+      </w:r>
+      <w:r>
+        <w:rPr>
+          <w:b/>
+          <w:bCs/>
+          <w:color w:val="FF0000"/>
+          <w:lang w:val="vi-VN"/>
+        </w:rPr>
+        <w:t xml:space="preserve"> MẢNG)</w:t>
+      </w:r>
+    </w:p>
+    <w:tbl>
+      <w:tblPr>
+        <w:tblStyle w:val="TableGrid"/>
+        <w:tblW w:w="0" w:type="auto"/>
+        <w:tblLook w:val="04A0" w:firstRow="1" w:lastRow="0" w:firstColumn="1" w:lastColumn="0" w:noHBand="0" w:noVBand="1"/>
+      </w:tblPr>
+      <w:tblGrid>
+        <w:gridCol w:w="9350"/>
+      </w:tblGrid>
+      <w:tr>
+        <w:tc>
+          <w:tcPr>
+            <w:tcW w:w="9350" w:type="dxa"/>
+          </w:tcPr>
+          <w:p>
+            <w:pPr>
+              <w:pStyle w:val="ListParagraph"/>
+              <w:numPr>
+                <w:ilvl w:val="0"/>
+                <w:numId w:val="22"/>
+              </w:numPr>
+              <w:spacing w:before="120" w:after="120"/>
+              <w:contextualSpacing w:val="0"/>
+              <w:rPr>
+                <w:lang w:val="vi-VN"/>
+              </w:rPr>
+            </w:pPr>
+            <w:r>
+              <w:rPr>
+                <w:b/>
+                <w:bCs/>
+                <w:color w:val="FF0000"/>
+                <w:lang w:val="vi-VN"/>
+              </w:rPr>
+              <w:t>Lập giả thuyết</w:t>
+            </w:r>
+            <w:r>
+              <w:rPr>
+                <w:b/>
+                <w:bCs/>
+                <w:color w:val="FF0000"/>
+                <w:lang w:val="vi-VN"/>
+              </w:rPr>
+              <w:t>:</w:t>
+            </w:r>
+            <w:r>
+              <w:rPr>
+                <w:color w:val="FF0000"/>
+                <w:lang w:val="vi-VN"/>
+              </w:rPr>
+              <w:t xml:space="preserve"> </w:t>
+            </w:r>
+            <w:r>
+              <w:rPr>
+                <w:lang w:val="vi-VN"/>
+              </w:rPr>
+              <w:t xml:space="preserve">Giả sử tồn tại hai phần tử của mảng </w:t>
+            </w:r>
+            <m:oMath>
+              <m:r>
+                <w:rPr>
+                  <w:rFonts w:ascii="Cambria Math" w:hAnsi="Cambria Math"/>
+                  <w:lang w:val="vi-VN"/>
+                </w:rPr>
+                <m:t>A</m:t>
+              </m:r>
+            </m:oMath>
+            <w:r>
+              <w:rPr>
+                <w:lang w:val="vi-VN"/>
+              </w:rPr>
+              <w:t xml:space="preserve"> là </w:t>
+            </w:r>
+            <m:oMath>
+              <m:sSub>
+                <m:sSubPr>
+                  <m:ctrlPr>
+                    <w:rPr>
+                      <w:rFonts w:ascii="Cambria Math" w:hAnsi="Cambria Math"/>
+                      <w:i/>
+                      <w:lang w:val="vi-VN"/>
+                    </w:rPr>
+                  </m:ctrlPr>
+                </m:sSubPr>
+                <m:e>
+                  <m:r>
+                    <w:rPr>
+                      <w:rFonts w:ascii="Cambria Math" w:hAnsi="Cambria Math"/>
+                      <w:lang w:val="vi-VN"/>
+                    </w:rPr>
+                    <m:t>a</m:t>
+                  </m:r>
+                </m:e>
+                <m:sub>
+                  <m:r>
+                    <w:rPr>
+                      <w:rFonts w:ascii="Cambria Math" w:hAnsi="Cambria Math"/>
+                      <w:lang w:val="vi-VN"/>
+                    </w:rPr>
+                    <m:t>1</m:t>
+                  </m:r>
+                </m:sub>
+              </m:sSub>
+              <m:r>
+                <w:rPr>
+                  <w:rFonts w:ascii="Cambria Math" w:hAnsi="Cambria Math"/>
+                  <w:lang w:val="vi-VN"/>
+                </w:rPr>
+                <m:t>≤</m:t>
+              </m:r>
+              <m:sSub>
+                <m:sSubPr>
+                  <m:ctrlPr>
+                    <w:rPr>
+                      <w:rFonts w:ascii="Cambria Math" w:hAnsi="Cambria Math"/>
+                      <w:i/>
+                      <w:lang w:val="vi-VN"/>
+                    </w:rPr>
+                  </m:ctrlPr>
+                </m:sSubPr>
+                <m:e>
+                  <m:r>
+                    <w:rPr>
+                      <w:rFonts w:ascii="Cambria Math" w:hAnsi="Cambria Math"/>
+                      <w:lang w:val="vi-VN"/>
+                    </w:rPr>
+                    <m:t>a</m:t>
+                  </m:r>
+                </m:e>
+                <m:sub>
+                  <m:r>
+                    <w:rPr>
+                      <w:rFonts w:ascii="Cambria Math" w:hAnsi="Cambria Math"/>
+                      <w:lang w:val="vi-VN"/>
+                    </w:rPr>
+                    <m:t>2</m:t>
+                  </m:r>
+                </m:sub>
+              </m:sSub>
+            </m:oMath>
+            <w:r>
+              <w:rPr>
+                <w:lang w:val="vi-VN"/>
+              </w:rPr>
+              <w:t xml:space="preserve">, và hai phần tử mảng </w:t>
+            </w:r>
+            <m:oMath>
+              <m:r>
+                <w:rPr>
+                  <w:rFonts w:ascii="Cambria Math" w:hAnsi="Cambria Math"/>
+                  <w:lang w:val="vi-VN"/>
+                </w:rPr>
+                <m:t>B</m:t>
+              </m:r>
+            </m:oMath>
+            <w:r>
+              <w:rPr>
+                <w:lang w:val="vi-VN"/>
+              </w:rPr>
+              <w:t xml:space="preserve"> là </w:t>
+            </w:r>
+            <m:oMath>
+              <m:sSub>
+                <m:sSubPr>
+                  <m:ctrlPr>
+                    <w:rPr>
+                      <w:rFonts w:ascii="Cambria Math" w:hAnsi="Cambria Math"/>
+                      <w:i/>
+                      <w:lang w:val="vi-VN"/>
+                    </w:rPr>
+                  </m:ctrlPr>
+                </m:sSubPr>
+                <m:e>
+                  <m:r>
+                    <w:rPr>
+                      <w:rFonts w:ascii="Cambria Math" w:hAnsi="Cambria Math"/>
+                      <w:lang w:val="vi-VN"/>
+                    </w:rPr>
+                    <m:t>b</m:t>
+                  </m:r>
+                </m:e>
+                <m:sub>
+                  <m:r>
+                    <w:rPr>
+                      <w:rFonts w:ascii="Cambria Math" w:hAnsi="Cambria Math"/>
+                      <w:lang w:val="vi-VN"/>
+                    </w:rPr>
+                    <m:t>1</m:t>
+                  </m:r>
+                </m:sub>
+              </m:sSub>
+              <m:r>
+                <w:rPr>
+                  <w:rFonts w:ascii="Cambria Math" w:hAnsi="Cambria Math"/>
+                  <w:lang w:val="vi-VN"/>
+                </w:rPr>
+                <m:t>≤</m:t>
+              </m:r>
+              <m:sSub>
+                <m:sSubPr>
+                  <m:ctrlPr>
+                    <w:rPr>
+                      <w:rFonts w:ascii="Cambria Math" w:hAnsi="Cambria Math"/>
+                      <w:i/>
+                      <w:lang w:val="vi-VN"/>
+                    </w:rPr>
+                  </m:ctrlPr>
+                </m:sSubPr>
+                <m:e>
+                  <m:r>
+                    <w:rPr>
+                      <w:rFonts w:ascii="Cambria Math" w:hAnsi="Cambria Math"/>
+                      <w:lang w:val="vi-VN"/>
+                    </w:rPr>
+                    <m:t>b</m:t>
+                  </m:r>
+                </m:e>
+                <m:sub>
+                  <m:r>
+                    <w:rPr>
+                      <w:rFonts w:ascii="Cambria Math" w:hAnsi="Cambria Math"/>
+                      <w:lang w:val="vi-VN"/>
+                    </w:rPr>
+                    <m:t>2</m:t>
+                  </m:r>
+                </m:sub>
+              </m:sSub>
+            </m:oMath>
+            <w:r>
+              <w:rPr>
+                <w:lang w:val="vi-VN"/>
+              </w:rPr>
+              <w:t>.</w:t>
+            </w:r>
+            <w:r>
+              <w:rPr>
+                <w:lang w:val="vi-VN"/>
+              </w:rPr>
+              <w:t xml:space="preserve"> (thông qua sort)</w:t>
+            </w:r>
+          </w:p>
+          <w:p>
+            <w:pPr>
+              <w:pStyle w:val="ListParagraph"/>
+              <w:numPr>
+                <w:ilvl w:val="0"/>
+                <w:numId w:val="22"/>
+              </w:numPr>
+              <w:spacing w:before="120" w:after="120"/>
+              <w:ind w:left="714" w:hanging="357"/>
+              <w:contextualSpacing w:val="0"/>
+              <w:rPr>
+                <w:lang w:val="vi-VN"/>
+              </w:rPr>
+            </w:pPr>
+            <w:r>
+              <w:rPr>
+                <w:b/>
+                <w:bCs/>
+                <w:color w:val="FF0000"/>
+                <w:lang w:val="vi-VN"/>
+              </w:rPr>
+              <w:t>Tính chi phí (hoặc lợi nhuận) cách 1:</w:t>
+            </w:r>
+            <w:r>
+              <w:rPr>
+                <w:color w:val="FF0000"/>
+                <w:lang w:val="vi-VN"/>
+              </w:rPr>
+              <w:t xml:space="preserve"> </w:t>
+            </w:r>
+            <m:oMath>
+              <m:sSub>
+                <m:sSubPr>
+                  <m:ctrlPr>
+                    <w:rPr>
+                      <w:rFonts w:ascii="Cambria Math" w:hAnsi="Cambria Math"/>
+                      <w:i/>
+                      <w:lang w:val="vi-VN"/>
+                    </w:rPr>
+                  </m:ctrlPr>
+                </m:sSubPr>
+                <m:e>
+                  <m:r>
+                    <w:rPr>
+                      <w:rFonts w:ascii="Cambria Math" w:hAnsi="Cambria Math"/>
+                      <w:lang w:val="vi-VN"/>
+                    </w:rPr>
+                    <m:t>a</m:t>
+                  </m:r>
+                </m:e>
+                <m:sub>
+                  <m:r>
+                    <w:rPr>
+                      <w:rFonts w:ascii="Cambria Math" w:hAnsi="Cambria Math"/>
+                      <w:lang w:val="vi-VN"/>
+                    </w:rPr>
+                    <m:t>1</m:t>
+                  </m:r>
+                </m:sub>
+              </m:sSub>
+            </m:oMath>
+            <w:r>
+              <w:rPr>
+                <w:lang w:val="vi-VN"/>
+              </w:rPr>
+              <w:t xml:space="preserve"> ghép với </w:t>
+            </w:r>
+            <m:oMath>
+              <m:sSub>
+                <m:sSubPr>
+                  <m:ctrlPr>
+                    <w:rPr>
+                      <w:rFonts w:ascii="Cambria Math" w:hAnsi="Cambria Math"/>
+                      <w:i/>
+                      <w:lang w:val="vi-VN"/>
+                    </w:rPr>
+                  </m:ctrlPr>
+                </m:sSubPr>
+                <m:e>
+                  <m:r>
+                    <w:rPr>
+                      <w:rFonts w:ascii="Cambria Math" w:hAnsi="Cambria Math"/>
+                      <w:lang w:val="vi-VN"/>
+                    </w:rPr>
+                    <m:t>b</m:t>
+                  </m:r>
+                </m:e>
+                <m:sub>
+                  <m:r>
+                    <w:rPr>
+                      <w:rFonts w:ascii="Cambria Math" w:hAnsi="Cambria Math"/>
+                      <w:lang w:val="vi-VN"/>
+                    </w:rPr>
+                    <m:t>2</m:t>
+                  </m:r>
+                </m:sub>
+              </m:sSub>
+            </m:oMath>
+            <w:r>
+              <w:rPr>
+                <w:lang w:val="vi-VN"/>
+              </w:rPr>
+              <w:t xml:space="preserve"> và </w:t>
+            </w:r>
+            <m:oMath>
+              <m:sSub>
+                <m:sSubPr>
+                  <m:ctrlPr>
+                    <w:rPr>
+                      <w:rFonts w:ascii="Cambria Math" w:hAnsi="Cambria Math"/>
+                      <w:i/>
+                      <w:lang w:val="vi-VN"/>
+                    </w:rPr>
+                  </m:ctrlPr>
+                </m:sSubPr>
+                <m:e>
+                  <m:r>
+                    <w:rPr>
+                      <w:rFonts w:ascii="Cambria Math" w:hAnsi="Cambria Math"/>
+                      <w:lang w:val="vi-VN"/>
+                    </w:rPr>
+                    <m:t>a</m:t>
+                  </m:r>
+                </m:e>
+                <m:sub>
+                  <m:r>
+                    <w:rPr>
+                      <w:rFonts w:ascii="Cambria Math" w:hAnsi="Cambria Math"/>
+                      <w:lang w:val="vi-VN"/>
+                    </w:rPr>
+                    <m:t>2</m:t>
+                  </m:r>
+                </m:sub>
+              </m:sSub>
+            </m:oMath>
+            <w:r>
+              <w:rPr>
+                <w:lang w:val="vi-VN"/>
+              </w:rPr>
+              <w:t xml:space="preserve"> ghép với </w:t>
+            </w:r>
+            <m:oMath>
+              <m:sSub>
+                <m:sSubPr>
+                  <m:ctrlPr>
+                    <w:rPr>
+                      <w:rFonts w:ascii="Cambria Math" w:hAnsi="Cambria Math"/>
+                      <w:i/>
+                      <w:lang w:val="vi-VN"/>
+                    </w:rPr>
+                  </m:ctrlPr>
+                </m:sSubPr>
+                <m:e>
+                  <m:r>
+                    <w:rPr>
+                      <w:rFonts w:ascii="Cambria Math" w:hAnsi="Cambria Math"/>
+                      <w:lang w:val="vi-VN"/>
+                    </w:rPr>
+                    <m:t>b</m:t>
+                  </m:r>
+                </m:e>
+                <m:sub>
+                  <m:r>
+                    <w:rPr>
+                      <w:rFonts w:ascii="Cambria Math" w:hAnsi="Cambria Math"/>
+                      <w:lang w:val="vi-VN"/>
+                    </w:rPr>
+                    <m:t>1</m:t>
+                  </m:r>
+                </m:sub>
+              </m:sSub>
+            </m:oMath>
+          </w:p>
+          <w:p>
+            <w:pPr>
+              <w:pStyle w:val="ListParagraph"/>
+              <w:numPr>
+                <w:ilvl w:val="0"/>
+                <w:numId w:val="22"/>
+              </w:numPr>
+              <w:spacing w:before="120" w:after="120"/>
+              <w:ind w:left="714" w:hanging="357"/>
+              <w:contextualSpacing w:val="0"/>
+              <w:rPr>
+                <w:lang w:val="vi-VN"/>
+              </w:rPr>
+            </w:pPr>
+            <w:r>
+              <w:rPr>
+                <w:b/>
+                <w:bCs/>
+                <w:color w:val="FF0000"/>
+                <w:lang w:val="vi-VN"/>
+              </w:rPr>
+              <w:t>Tính chi phí (hoặc lợi nhuận) cách 2:</w:t>
+            </w:r>
+            <w:r>
+              <w:rPr>
+                <w:color w:val="FF0000"/>
+                <w:lang w:val="vi-VN"/>
+              </w:rPr>
+              <w:t xml:space="preserve"> </w:t>
+            </w:r>
+            <m:oMath>
+              <m:sSub>
+                <m:sSubPr>
+                  <m:ctrlPr>
+                    <w:rPr>
+                      <w:rFonts w:ascii="Cambria Math" w:hAnsi="Cambria Math"/>
+                      <w:i/>
+                      <w:lang w:val="vi-VN"/>
+                    </w:rPr>
+                  </m:ctrlPr>
+                </m:sSubPr>
+                <m:e>
+                  <m:r>
+                    <w:rPr>
+                      <w:rFonts w:ascii="Cambria Math" w:hAnsi="Cambria Math"/>
+                      <w:lang w:val="vi-VN"/>
+                    </w:rPr>
+                    <m:t>a</m:t>
+                  </m:r>
+                </m:e>
+                <m:sub>
+                  <m:r>
+                    <w:rPr>
+                      <w:rFonts w:ascii="Cambria Math" w:hAnsi="Cambria Math"/>
+                      <w:lang w:val="vi-VN"/>
+                    </w:rPr>
+                    <m:t>1</m:t>
+                  </m:r>
+                </m:sub>
+              </m:sSub>
+            </m:oMath>
+            <w:r>
+              <w:rPr>
+                <w:lang w:val="vi-VN"/>
+              </w:rPr>
+              <w:t xml:space="preserve"> ghép với </w:t>
+            </w:r>
+            <m:oMath>
+              <m:sSub>
+                <m:sSubPr>
+                  <m:ctrlPr>
+                    <w:rPr>
+                      <w:rFonts w:ascii="Cambria Math" w:hAnsi="Cambria Math"/>
+                      <w:i/>
+                      <w:lang w:val="vi-VN"/>
+                    </w:rPr>
+                  </m:ctrlPr>
+                </m:sSubPr>
+                <m:e>
+                  <m:r>
+                    <w:rPr>
+                      <w:rFonts w:ascii="Cambria Math" w:hAnsi="Cambria Math"/>
+                      <w:lang w:val="vi-VN"/>
+                    </w:rPr>
+                    <m:t>b</m:t>
+                  </m:r>
+                </m:e>
+                <m:sub>
+                  <m:r>
+                    <w:rPr>
+                      <w:rFonts w:ascii="Cambria Math" w:hAnsi="Cambria Math"/>
+                      <w:lang w:val="vi-VN"/>
+                    </w:rPr>
+                    <m:t>1</m:t>
+                  </m:r>
+                </m:sub>
+              </m:sSub>
+            </m:oMath>
+            <w:r>
+              <w:rPr>
+                <w:lang w:val="vi-VN"/>
+              </w:rPr>
+              <w:t xml:space="preserve"> và </w:t>
+            </w:r>
+            <m:oMath>
+              <m:sSub>
+                <m:sSubPr>
+                  <m:ctrlPr>
+                    <w:rPr>
+                      <w:rFonts w:ascii="Cambria Math" w:hAnsi="Cambria Math"/>
+                      <w:i/>
+                      <w:lang w:val="vi-VN"/>
+                    </w:rPr>
+                  </m:ctrlPr>
+                </m:sSubPr>
+                <m:e>
+                  <m:r>
+                    <w:rPr>
+                      <w:rFonts w:ascii="Cambria Math" w:hAnsi="Cambria Math"/>
+                      <w:lang w:val="vi-VN"/>
+                    </w:rPr>
+                    <m:t>a</m:t>
+                  </m:r>
+                </m:e>
+                <m:sub>
+                  <m:r>
+                    <w:rPr>
+                      <w:rFonts w:ascii="Cambria Math" w:hAnsi="Cambria Math"/>
+                      <w:lang w:val="vi-VN"/>
+                    </w:rPr>
+                    <m:t>2</m:t>
+                  </m:r>
+                </m:sub>
+              </m:sSub>
+            </m:oMath>
+            <w:r>
+              <w:rPr>
+                <w:lang w:val="vi-VN"/>
+              </w:rPr>
+              <w:t xml:space="preserve"> ghép với </w:t>
+            </w:r>
+            <m:oMath>
+              <m:sSub>
+                <m:sSubPr>
+                  <m:ctrlPr>
+                    <w:rPr>
+                      <w:rFonts w:ascii="Cambria Math" w:hAnsi="Cambria Math"/>
+                      <w:i/>
+                      <w:lang w:val="vi-VN"/>
+                    </w:rPr>
+                  </m:ctrlPr>
+                </m:sSubPr>
+                <m:e>
+                  <m:r>
+                    <w:rPr>
+                      <w:rFonts w:ascii="Cambria Math" w:hAnsi="Cambria Math"/>
+                      <w:lang w:val="vi-VN"/>
+                    </w:rPr>
+                    <m:t>b</m:t>
+                  </m:r>
+                </m:e>
+                <m:sub>
+                  <m:r>
+                    <w:rPr>
+                      <w:rFonts w:ascii="Cambria Math" w:hAnsi="Cambria Math"/>
+                      <w:lang w:val="vi-VN"/>
+                    </w:rPr>
+                    <m:t>2</m:t>
+                  </m:r>
+                </m:sub>
+              </m:sSub>
+            </m:oMath>
+          </w:p>
+          <w:p>
+            <w:pPr>
+              <w:pStyle w:val="ListParagraph"/>
+              <w:numPr>
+                <w:ilvl w:val="0"/>
+                <w:numId w:val="22"/>
+              </w:numPr>
+              <w:spacing w:before="120" w:after="120"/>
+              <w:ind w:left="714" w:hanging="357"/>
+              <w:contextualSpacing w:val="0"/>
+              <w:rPr>
+                <w:lang w:val="vi-VN"/>
+              </w:rPr>
+            </w:pPr>
+            <w:r>
+              <w:rPr>
+                <w:b/>
+                <w:bCs/>
+                <w:color w:val="FF0000"/>
+                <w:lang w:val="vi-VN"/>
+              </w:rPr>
+              <w:t>Thiết lập bất phương trình:</w:t>
+            </w:r>
+            <w:r>
+              <w:rPr>
+                <w:lang w:val="vi-VN"/>
+              </w:rPr>
+              <w:t xml:space="preserve"> </w:t>
+            </w:r>
+          </w:p>
+          <w:p>
+            <w:pPr>
+              <w:spacing w:before="120" w:after="120"/>
+              <w:rPr>
+                <w:lang w:val="vi-VN"/>
+              </w:rPr>
+            </w:pPr>
+            <w:r>
+              <w:rPr>
+                <w:lang w:val="vi-VN"/>
+              </w:rPr>
+              <w:t xml:space="preserve">- </w:t>
+            </w:r>
+            <w:r>
+              <w:rPr>
+                <w:lang w:val="vi-VN"/>
+              </w:rPr>
+              <w:t xml:space="preserve">Nếu tìm </w:t>
+            </w:r>
+            <w:r>
+              <w:rPr>
+                <w:highlight w:val="yellow"/>
+                <w:lang w:val="vi-VN"/>
+              </w:rPr>
+              <w:t>min thì</w:t>
+            </w:r>
+            <w:r>
+              <w:rPr>
+                <w:highlight w:val="yellow"/>
+                <w:lang w:val="vi-VN"/>
+              </w:rPr>
+              <w:t xml:space="preserve"> chứng minh</w:t>
+            </w:r>
+            <w:r>
+              <w:rPr>
+                <w:highlight w:val="yellow"/>
+                <w:lang w:val="vi-VN"/>
+              </w:rPr>
+              <w:t xml:space="preserve"> cách 1 </w:t>
+            </w:r>
+            <m:oMath>
+              <m:r>
+                <w:rPr>
+                  <w:rFonts w:ascii="Cambria Math" w:hAnsi="Cambria Math"/>
+                  <w:highlight w:val="yellow"/>
+                  <w:lang w:val="vi-VN"/>
+                </w:rPr>
+                <m:t>≤</m:t>
+              </m:r>
+            </m:oMath>
+            <w:r>
+              <w:rPr>
+                <w:highlight w:val="yellow"/>
+                <w:lang w:val="vi-VN"/>
+              </w:rPr>
+              <w:t xml:space="preserve"> cách 2</w:t>
+            </w:r>
+            <w:r>
+              <w:rPr>
+                <w:lang w:val="vi-VN"/>
+              </w:rPr>
+              <w:t xml:space="preserve">. </w:t>
+            </w:r>
+          </w:p>
+          <w:p>
+            <w:pPr>
+              <w:spacing w:before="120" w:after="120"/>
+              <w:rPr>
+                <w:lang w:val="vi-VN"/>
+              </w:rPr>
+            </w:pPr>
+            <w:r>
+              <w:rPr>
+                <w:lang w:val="vi-VN"/>
+              </w:rPr>
+              <w:t xml:space="preserve">- </w:t>
+            </w:r>
+            <w:r>
+              <w:rPr>
+                <w:lang w:val="vi-VN"/>
+              </w:rPr>
+              <w:t xml:space="preserve">Nếu tìm </w:t>
+            </w:r>
+            <w:r>
+              <w:rPr>
+                <w:highlight w:val="yellow"/>
+                <w:lang w:val="vi-VN"/>
+              </w:rPr>
+              <w:t xml:space="preserve">max thì </w:t>
+            </w:r>
+            <w:r>
+              <w:rPr>
+                <w:highlight w:val="yellow"/>
+                <w:lang w:val="vi-VN"/>
+              </w:rPr>
+              <w:t xml:space="preserve">chứng minh </w:t>
+            </w:r>
+            <w:r>
+              <w:rPr>
+                <w:highlight w:val="yellow"/>
+                <w:lang w:val="vi-VN"/>
+              </w:rPr>
+              <w:t xml:space="preserve">cách 1 </w:t>
+            </w:r>
+            <m:oMath>
+              <m:r>
+                <w:rPr>
+                  <w:rFonts w:ascii="Cambria Math" w:hAnsi="Cambria Math"/>
+                  <w:highlight w:val="yellow"/>
+                  <w:lang w:val="vi-VN"/>
+                </w:rPr>
+                <m:t>≥</m:t>
+              </m:r>
+            </m:oMath>
+            <w:r>
+              <w:rPr>
+                <w:highlight w:val="yellow"/>
+                <w:lang w:val="vi-VN"/>
+              </w:rPr>
+              <w:t xml:space="preserve"> cách 2</w:t>
+            </w:r>
+            <w:r>
+              <w:rPr>
+                <w:lang w:val="vi-VN"/>
+              </w:rPr>
+              <w:t>.</w:t>
+            </w:r>
+          </w:p>
+          <w:p>
+            <w:pPr>
+              <w:spacing w:before="120" w:after="120"/>
+              <w:rPr>
+                <w:lang w:val="vi-VN"/>
+              </w:rPr>
+            </w:pPr>
+            <w:r>
+              <w:rPr>
+                <w:lang w:val="vi-VN"/>
+              </w:rPr>
+              <w:t xml:space="preserve">- </w:t>
+            </w:r>
+            <w:r>
+              <w:rPr>
+                <w:lang w:val="vi-VN"/>
+              </w:rPr>
+              <w:t xml:space="preserve">Nếu tìm </w:t>
+            </w:r>
+            <w:r>
+              <w:rPr>
+                <w:highlight w:val="yellow"/>
+                <w:lang w:val="vi-VN"/>
+              </w:rPr>
+              <w:t>tính hợp lệ thì chứng minh cách 1 đúng thì cách 2 cũn</w:t>
+            </w:r>
+            <w:r>
+              <w:rPr>
+                <w:highlight w:val="yellow"/>
+                <w:lang w:val="vi-VN"/>
+              </w:rPr>
+              <w:t xml:space="preserve">g </w:t>
+            </w:r>
+            <w:r>
+              <w:rPr>
+                <w:highlight w:val="yellow"/>
+                <w:lang w:val="vi-VN"/>
+              </w:rPr>
+              <w:t>đúng</w:t>
+            </w:r>
+            <w:r>
+              <w:rPr>
+                <w:lang w:val="vi-VN"/>
+              </w:rPr>
+              <w:t xml:space="preserve"> </w:t>
+            </w:r>
+          </w:p>
+        </w:tc>
+      </w:tr>
+    </w:tbl>
+    <w:p>
+      <w:pPr>
+        <w:rPr>
+          <w:lang w:val="vi-VN"/>
+        </w:rPr>
+      </w:pPr>
+    </w:p>
+    <w:p>
+      <w:pPr>
+        <w:pStyle w:val="Heading2"/>
+        <w:jc w:val="center"/>
+        <w:rPr>
+          <w:b/>
+          <w:bCs/>
+          <w:lang w:val="vi-VN"/>
+        </w:rPr>
+      </w:pPr>
+      <w:r>
+        <w:rPr>
+          <w:b/>
+          <w:bCs/>
+          <w:lang w:val="vi-VN"/>
+        </w:rPr>
+        <w:t>Stays ahead Argument</w:t>
+      </w:r>
+    </w:p>
+    <w:p>
+      <w:pPr>
+        <w:rPr>
+          <w:lang w:val="vi-VN"/>
+        </w:rPr>
+      </w:pPr>
+      <w:r>
+        <w:rPr>
+          <w:lang w:val="vi-VN"/>
+        </w:rPr>
+        <w:t xml:space="preserve">Stays ahead works well when: </w:t>
+      </w:r>
+    </w:p>
+    <w:p>
+      <w:pPr>
+        <w:pStyle w:val="ListParagraph"/>
+        <w:numPr>
+          <w:ilvl w:val="0"/>
+          <w:numId w:val="18"/>
+        </w:numPr>
+        <w:ind w:left="714" w:hanging="357"/>
+        <w:contextualSpacing w:val="0"/>
+        <w:rPr>
+          <w:lang w:val="vi-VN"/>
+        </w:rPr>
+      </w:pPr>
+      <w:r>
+        <w:rPr>
+          <w:lang w:val="vi-VN"/>
+        </w:rPr>
+        <w:t xml:space="preserve">There is a natural measure of progress (end time, count, position..) </w:t>
+      </w:r>
+    </w:p>
+    <w:p>
+      <w:pPr>
+        <w:pStyle w:val="ListParagraph"/>
+        <w:numPr>
+          <w:ilvl w:val="0"/>
+          <w:numId w:val="18"/>
+        </w:numPr>
+        <w:ind w:left="714" w:hanging="357"/>
+        <w:contextualSpacing w:val="0"/>
+        <w:rPr>
+          <w:lang w:val="vi-VN"/>
+        </w:rPr>
+      </w:pPr>
+      <w:r>
+        <w:rPr>
+          <w:lang w:val="vi-VN"/>
+        </w:rPr>
+        <w:t xml:space="preserve">Greedy's progress is easy to compare with any alternative's progress </w:t>
+      </w:r>
+    </w:p>
+    <w:p>
+      <w:pPr>
+        <w:pStyle w:val="ListParagraph"/>
+        <w:numPr>
+          <w:ilvl w:val="0"/>
+          <w:numId w:val="18"/>
+        </w:numPr>
+        <w:ind w:left="714" w:hanging="357"/>
+        <w:contextualSpacing w:val="0"/>
+        <w:rPr>
+          <w:lang w:val="vi-VN"/>
+        </w:rPr>
+      </w:pPr>
+      <w:r>
+        <w:rPr>
+          <w:lang w:val="vi-VN"/>
+        </w:rPr>
+        <w:t xml:space="preserve">Being ahead at step </w:t>
+      </w:r>
+      <m:oMath>
+        <m:r>
+          <w:rPr>
+            <w:rFonts w:ascii="Cambria Math" w:hAnsi="Cambria Math"/>
+            <w:lang w:val="vi-VN"/>
+          </w:rPr>
+          <m:t xml:space="preserve">k </m:t>
+        </m:r>
+      </m:oMath>
+      <w:r>
+        <w:rPr>
+          <w:lang w:val="vi-VN"/>
+        </w:rPr>
+        <w:t xml:space="preserve">helps you stay ahead at step </w:t>
+      </w:r>
+      <m:oMath>
+        <m:r>
+          <w:rPr>
+            <w:rFonts w:ascii="Cambria Math" w:hAnsi="Cambria Math"/>
+            <w:lang w:val="vi-VN"/>
+          </w:rPr>
+          <m:t>k + 1</m:t>
+        </m:r>
+      </m:oMath>
+      <w:r>
+        <w:rPr>
+          <w:lang w:val="vi-VN"/>
+        </w:rPr>
+        <w:t xml:space="preserve"> </w:t>
+      </w:r>
+    </w:p>
+    <w:p>
+      <w:pPr>
+        <w:pStyle w:val="ListParagraph"/>
+        <w:numPr>
+          <w:ilvl w:val="0"/>
+          <w:numId w:val="18"/>
+        </w:numPr>
+        <w:ind w:left="714" w:hanging="357"/>
+        <w:contextualSpacing w:val="0"/>
+        <w:rPr>
+          <w:lang w:val="vi-VN"/>
+        </w:rPr>
+      </w:pPr>
+      <w:r>
+        <w:rPr>
+          <w:lang w:val="vi-VN"/>
+        </w:rPr>
+        <w:t xml:space="preserve">The inductive step is simple </w:t>
+      </w:r>
+    </w:p>
+    <w:p>
+      <w:pPr>
+        <w:rPr>
+          <w:lang w:val="vi-VN"/>
+        </w:rPr>
+      </w:pPr>
+      <w:r>
+        <w:rPr>
+          <w:lang w:val="vi-VN"/>
+        </w:rPr>
+        <w:t>For activity selection, end time is a perfect measure. Finishing earlier gives more room for future activities. The induction flows naturally. If the comparison between greedy and others is direct, stays ahead is your tool.</w:t>
+      </w:r>
+    </w:p>
+    <w:p>
+      <w:pPr>
+        <w:pStyle w:val="Heading3"/>
+        <w:jc w:val="center"/>
+        <w:rPr>
+          <w:b/>
+          <w:bCs/>
+          <w:color w:val="FF0000"/>
+          <w:lang w:val="vi-VN"/>
+        </w:rPr>
+      </w:pPr>
+      <w:r>
+        <w:rPr>
+          <w:b/>
+          <w:bCs/>
+          <w:color w:val="FF0000"/>
+          <w:lang w:val="vi-VN"/>
+        </w:rPr>
+        <w:t>CÔNG THỨC NHÁP</w:t>
+      </w:r>
+    </w:p>
+    <w:tbl>
+      <w:tblPr>
+        <w:tblStyle w:val="TableGrid"/>
+        <w:tblW w:w="0" w:type="auto"/>
+        <w:tblLook w:val="04A0" w:firstRow="1" w:lastRow="0" w:firstColumn="1" w:lastColumn="0" w:noHBand="0" w:noVBand="1"/>
+      </w:tblPr>
+      <w:tblGrid>
+        <w:gridCol w:w="9350"/>
+      </w:tblGrid>
+      <w:tr>
+        <w:tc>
+          <w:tcPr>
+            <w:tcW w:w="9350" w:type="dxa"/>
+          </w:tcPr>
+          <w:p>
+            <w:pPr>
+              <w:pStyle w:val="ListParagraph"/>
+              <w:numPr>
+                <w:ilvl w:val="0"/>
+                <w:numId w:val="21"/>
+              </w:numPr>
+              <w:spacing w:before="120" w:after="120"/>
+              <w:ind w:left="714" w:hanging="357"/>
+              <w:contextualSpacing w:val="0"/>
+              <w:rPr>
+                <w:lang w:val="vi-VN"/>
+              </w:rPr>
+            </w:pPr>
+            <w:r>
+              <w:rPr>
+                <w:b/>
+                <w:bCs/>
+                <w:color w:val="FF0000"/>
+                <w:lang w:val="vi-VN"/>
+              </w:rPr>
+              <w:t>Xác định thước đo</w:t>
+            </w:r>
+            <w:r>
+              <w:rPr>
+                <w:b/>
+                <w:bCs/>
+                <w:color w:val="FF0000"/>
+                <w:lang w:val="vi-VN"/>
+              </w:rPr>
+              <w:t>:</w:t>
+            </w:r>
+            <w:r>
+              <w:rPr>
+                <w:color w:val="FF0000"/>
+                <w:lang w:val="vi-VN"/>
+              </w:rPr>
+              <w:t xml:space="preserve"> </w:t>
+            </w:r>
+            <w:r>
+              <w:rPr>
+                <w:lang w:val="vi-VN"/>
+              </w:rPr>
+              <w:t>T</w:t>
+            </w:r>
+            <w:r>
+              <w:rPr>
+                <w:lang w:val="vi-VN"/>
+              </w:rPr>
+              <w:t>ì</w:t>
+            </w:r>
+            <w:r>
+              <w:rPr>
+                <w:lang w:val="vi-VN"/>
+              </w:rPr>
+              <w:t>m ra một thước đo để biết ai đang "dẫn trước". (Ví dụ: Tiền nhiều hơn, thời gian rảnh nhiều hơn, diện tích phủ được xa hơn, dung lượng balo còn lại nhiều hơn).</w:t>
+            </w:r>
+          </w:p>
+          <w:p>
+            <w:pPr>
+              <w:pStyle w:val="ListParagraph"/>
+              <w:numPr>
+                <w:ilvl w:val="0"/>
+                <w:numId w:val="21"/>
+              </w:numPr>
+              <w:spacing w:before="120" w:after="120"/>
+              <w:ind w:left="714" w:hanging="357"/>
+              <w:contextualSpacing w:val="0"/>
+              <w:rPr>
+                <w:lang w:val="vi-VN"/>
+              </w:rPr>
+            </w:pPr>
+            <w:r>
+              <w:rPr>
+                <w:b/>
+                <w:bCs/>
+                <w:color w:val="FF0000"/>
+                <w:lang w:val="vi-VN"/>
+              </w:rPr>
+              <w:lastRenderedPageBreak/>
+              <w:t>Thực hiện bước Tham lam:</w:t>
+            </w:r>
+            <w:r>
+              <w:rPr>
+                <w:color w:val="FF0000"/>
+                <w:lang w:val="vi-VN"/>
+              </w:rPr>
+              <w:t xml:space="preserve"> </w:t>
+            </w:r>
+            <w:r>
+              <w:rPr>
+                <w:lang w:val="vi-VN"/>
+              </w:rPr>
+              <w:t xml:space="preserve">Khẳng định ở bước thứ </w:t>
+            </w:r>
+            <m:oMath>
+              <m:r>
+                <w:rPr>
+                  <w:rFonts w:ascii="Cambria Math" w:hAnsi="Cambria Math"/>
+                  <w:lang w:val="vi-VN"/>
+                </w:rPr>
+                <m:t>k</m:t>
+              </m:r>
+            </m:oMath>
+            <w:r>
+              <w:rPr>
+                <w:lang w:val="vi-VN"/>
+              </w:rPr>
+              <w:t xml:space="preserve">, cách chọn của mình </w:t>
+            </w:r>
+            <w:r>
+              <w:rPr>
+                <w:lang w:val="vi-VN"/>
+              </w:rPr>
+              <w:t>(</w:t>
+            </w:r>
+            <m:oMath>
+              <m:r>
+                <w:rPr>
+                  <w:rFonts w:ascii="Cambria Math" w:hAnsi="Cambria Math"/>
+                  <w:lang w:val="vi-VN"/>
+                </w:rPr>
+                <m:t>G</m:t>
+              </m:r>
+            </m:oMath>
+            <w:r>
+              <w:rPr>
+                <w:lang w:val="vi-VN"/>
+              </w:rPr>
+              <w:t>)</w:t>
+            </w:r>
+            <w:r>
+              <w:rPr>
+                <w:lang w:val="vi-VN"/>
+              </w:rPr>
+              <w:t xml:space="preserve"> luôn đạt được cái "Lợi thế" đó tốt hơn (hoặc bằng) một cách chọn bất kỳ nào khác (</w:t>
+            </w:r>
+            <m:oMath>
+              <m:r>
+                <w:rPr>
+                  <w:rFonts w:ascii="Cambria Math" w:hAnsi="Cambria Math"/>
+                  <w:lang w:val="vi-VN"/>
+                </w:rPr>
+                <m:t>OPT</m:t>
+              </m:r>
+            </m:oMath>
+            <w:r>
+              <w:rPr>
+                <w:lang w:val="vi-VN"/>
+              </w:rPr>
+              <w:t>).</w:t>
+            </w:r>
+          </w:p>
+          <w:p>
+            <w:pPr>
+              <w:pStyle w:val="ListParagraph"/>
+              <w:numPr>
+                <w:ilvl w:val="0"/>
+                <w:numId w:val="21"/>
+              </w:numPr>
+              <w:spacing w:before="120" w:after="120"/>
+              <w:ind w:left="714" w:hanging="357"/>
+              <w:contextualSpacing w:val="0"/>
+              <w:rPr>
+                <w:lang w:val="vi-VN"/>
+              </w:rPr>
+            </w:pPr>
+            <w:r>
+              <w:rPr>
+                <w:b/>
+                <w:bCs/>
+                <w:color w:val="FF0000"/>
+                <w:lang w:val="vi-VN"/>
+              </w:rPr>
+              <w:t>Chốt hạ:</w:t>
+            </w:r>
+            <w:r>
+              <w:rPr>
+                <w:color w:val="FF0000"/>
+                <w:lang w:val="vi-VN"/>
+              </w:rPr>
+              <w:t xml:space="preserve"> </w:t>
+            </w:r>
+            <w:r>
+              <w:rPr>
+                <w:lang w:val="vi-VN"/>
+              </w:rPr>
+              <w:t>Việc mình có "Lợi thế" này có làm mất đi cơ hội nào ở tương lai không? Nếu câu trả lời là KHÔNG (thậm chí còn mở ra nhiều cơ hội hơn), thì Tham lam chắc chắn đúng!</w:t>
+            </w:r>
+          </w:p>
+        </w:tc>
+      </w:tr>
+    </w:tbl>
+    <w:p>
+      <w:pPr>
+        <w:rPr>
+          <w:lang w:val="vi-VN"/>
+        </w:rPr>
+      </w:pPr>
+    </w:p>
+    <w:p>
+      <w:pPr>
+        <w:pStyle w:val="Heading2"/>
+        <w:jc w:val="center"/>
+        <w:rPr>
+          <w:b/>
+          <w:bCs/>
+          <w:lang w:val="vi-VN"/>
+        </w:rPr>
+      </w:pPr>
+      <w:r>
+        <w:rPr>
+          <w:b/>
+          <w:bCs/>
+          <w:lang w:val="vi-VN"/>
+        </w:rPr>
+        <w:t>Exchange vs Stays Ahead</w:t>
+      </w:r>
+    </w:p>
+    <w:p>
+      <w:pPr>
+        <w:rPr>
+          <w:lang w:val="vi-VN"/>
+        </w:rPr>
+      </w:pPr>
+      <w:r>
+        <w:rPr>
+          <w:lang w:val="vi-VN"/>
+        </w:rPr>
+        <w:t xml:space="preserve">Both techniques prove the same thing (greedy is optimal) but work differently: </w:t>
+      </w:r>
+    </w:p>
+    <w:p>
+      <w:pPr>
+        <w:pStyle w:val="ListParagraph"/>
+        <w:numPr>
+          <w:ilvl w:val="0"/>
+          <w:numId w:val="19"/>
+        </w:numPr>
+        <w:ind w:left="714" w:hanging="357"/>
+        <w:contextualSpacing w:val="0"/>
+        <w:rPr>
+          <w:lang w:val="vi-VN"/>
+        </w:rPr>
+      </w:pPr>
+      <w:r>
+        <w:rPr>
+          <w:b/>
+          <w:bCs/>
+          <w:lang w:val="vi-VN"/>
+        </w:rPr>
+        <w:t>Exchange:</w:t>
+      </w:r>
+      <w:r>
+        <w:rPr>
+          <w:lang w:val="vi-VN"/>
+        </w:rPr>
+        <w:t xml:space="preserve"> Transform any OPT into G step by step. </w:t>
+      </w:r>
+      <w:r>
+        <w:rPr>
+          <w:b/>
+          <w:bCs/>
+          <w:lang w:val="vi-VN"/>
+        </w:rPr>
+        <w:t>Use exchange when:</w:t>
+      </w:r>
+      <w:r>
+        <w:rPr>
+          <w:lang w:val="vi-VN"/>
+        </w:rPr>
+        <w:t xml:space="preserve"> Swapping is easy to describe. The problem has discrete choices </w:t>
+      </w:r>
+    </w:p>
+    <w:p>
+      <w:pPr>
+        <w:pStyle w:val="ListParagraph"/>
+        <w:numPr>
+          <w:ilvl w:val="0"/>
+          <w:numId w:val="19"/>
+        </w:numPr>
+        <w:ind w:left="714" w:hanging="357"/>
+        <w:contextualSpacing w:val="0"/>
+        <w:rPr>
+          <w:lang w:val="vi-VN"/>
+        </w:rPr>
+      </w:pPr>
+      <w:r>
+        <w:rPr>
+          <w:b/>
+          <w:bCs/>
+          <w:lang w:val="vi-VN"/>
+        </w:rPr>
+        <w:t>Stays ahead:</w:t>
+      </w:r>
+      <w:r>
+        <w:rPr>
+          <w:lang w:val="vi-VN"/>
+        </w:rPr>
+        <w:t xml:space="preserve"> Show G is never behind at any step. </w:t>
+      </w:r>
+      <w:r>
+        <w:rPr>
+          <w:b/>
+          <w:bCs/>
+          <w:lang w:val="vi-VN"/>
+        </w:rPr>
+        <w:t>Use stays ahead when:</w:t>
+      </w:r>
+      <w:r>
+        <w:rPr>
+          <w:lang w:val="vi-VN"/>
+        </w:rPr>
+        <w:t xml:space="preserve"> There is a natural progress measure. Induction flows easily </w:t>
+      </w:r>
+    </w:p>
+    <w:p>
+      <w:pPr>
+        <w:rPr>
+          <w:lang w:val="vi-VN"/>
+        </w:rPr>
+      </w:pPr>
+      <w:r>
+        <w:rPr>
+          <w:lang w:val="vi-VN"/>
+        </w:rPr>
+        <w:t xml:space="preserve">For activity selection, both work. </w:t>
+      </w:r>
+      <w:r>
+        <w:rPr>
+          <w:lang w:val="vi-VN"/>
+        </w:rPr>
+        <w:t>In practice, choose whichever feels more natural for your problem.</w:t>
+      </w:r>
+    </w:p>
+    <w:p>
+      <w:pPr>
+        <w:pStyle w:val="Heading2"/>
+        <w:jc w:val="center"/>
+        <w:rPr>
+          <w:b/>
+          <w:bCs/>
+          <w:lang w:val="vi-VN"/>
+        </w:rPr>
+      </w:pPr>
+      <w:r>
+        <w:rPr>
+          <w:b/>
+          <w:bCs/>
+          <w:lang w:val="vi-VN"/>
+        </w:rPr>
+        <w:t>Finding Counterexamples</w:t>
+      </w:r>
+    </w:p>
+    <w:p>
+      <w:pPr>
+        <w:rPr>
+          <w:lang w:val="vi-VN"/>
+        </w:rPr>
+      </w:pPr>
+      <w:r>
+        <w:rPr>
+          <w:lang w:val="vi-VN"/>
+        </w:rPr>
+        <w:t>1. Test small cases:</w:t>
+      </w:r>
+      <w:r>
+        <w:rPr>
+          <w:lang w:val="vi-VN"/>
+        </w:rPr>
+        <w:t xml:space="preserve"> </w:t>
+      </w:r>
+      <w:r>
+        <w:rPr>
+          <w:lang w:val="vi-VN"/>
+        </w:rPr>
+        <w:t xml:space="preserve">Try all inputs of size </w:t>
+      </w:r>
+      <m:oMath>
+        <m:r>
+          <w:rPr>
+            <w:rFonts w:ascii="Cambria Math" w:hAnsi="Cambria Math"/>
+            <w:lang w:val="vi-VN"/>
+          </w:rPr>
+          <m:t>2, 3, 4</m:t>
+        </m:r>
+      </m:oMath>
+      <w:r>
+        <w:rPr>
+          <w:lang w:val="vi-VN"/>
+        </w:rPr>
+        <w:t xml:space="preserve"> by hand. </w:t>
+      </w:r>
+    </w:p>
+    <w:p>
+      <w:pPr>
+        <w:rPr>
+          <w:lang w:val="vi-VN"/>
+        </w:rPr>
+      </w:pPr>
+      <w:r>
+        <w:rPr>
+          <w:lang w:val="vi-VN"/>
+        </w:rPr>
+        <w:t xml:space="preserve">2. Edge cases: All values equal? All different? Extreme ratios? </w:t>
+      </w:r>
+    </w:p>
+    <w:p>
+      <w:pPr>
+        <w:rPr>
+          <w:lang w:val="vi-VN"/>
+        </w:rPr>
+      </w:pPr>
+      <w:r>
+        <w:rPr>
+          <w:lang w:val="vi-VN"/>
+        </w:rPr>
+        <w:t xml:space="preserve">3. Adversarial construction: Build an input where greedy makes a bad first choice. </w:t>
+      </w:r>
+    </w:p>
+    <w:p>
+      <w:pPr>
+        <w:rPr>
+          <w:lang w:val="vi-VN"/>
+        </w:rPr>
+      </w:pPr>
+      <w:r>
+        <w:rPr>
+          <w:lang w:val="vi-VN"/>
+        </w:rPr>
+        <w:t>One counterexample is enough to prove greedy fails. Then you need DP or another technique. Finding a counterexample saves you from submitting a wrong solution.</w:t>
+      </w:r>
     </w:p>
     <w:sectPr>
       <w:pgSz w:w="12240" w:h="15840"/>
@@ -983,7 +3964,7 @@
         <v:path o:extrusionok="f" gradientshapeok="t" o:connecttype="rect"/>
         <o:lock v:ext="edit" aspectratio="t"/>
       </v:shapetype>
-      <v:shape id="_x0000_i1052" type="#_x0000_t75" style="width:384.3pt;height:384.3pt" o:bullet="t">
+      <v:shape id="_x0000_i1198" type="#_x0000_t75" style="width:384.4pt;height:384.4pt" o:bullet="t">
         <v:imagedata r:id="rId1" o:title="Microsoft-Fluentui-Emoji-Flat-Memo-Flat"/>
       </v:shape>
     </w:pict>
@@ -1105,6 +4086,95 @@
     </w:lvl>
   </w:abstractNum>
   <w:abstractNum w:abstractNumId="1" w15:restartNumberingAfterBreak="0">
+    <w:nsid w:val="01C10017"/>
+    <w:multiLevelType w:val="hybridMultilevel"/>
+    <w:tmpl w:val="C3506C40"/>
+    <w:lvl w:ilvl="0" w:tplc="0409000F">
+      <w:start w:val="1"/>
+      <w:numFmt w:val="decimal"/>
+      <w:lvlText w:val="%1."/>
+      <w:lvlJc w:val="left"/>
+      <w:pPr>
+        <w:ind w:left="720" w:hanging="360"/>
+      </w:pPr>
+      <w:rPr>
+        <w:rFonts w:hint="default"/>
+      </w:rPr>
+    </w:lvl>
+    <w:lvl w:ilvl="1" w:tplc="04090019" w:tentative="1">
+      <w:start w:val="1"/>
+      <w:numFmt w:val="lowerLetter"/>
+      <w:lvlText w:val="%2."/>
+      <w:lvlJc w:val="left"/>
+      <w:pPr>
+        <w:ind w:left="1440" w:hanging="360"/>
+      </w:pPr>
+    </w:lvl>
+    <w:lvl w:ilvl="2" w:tplc="0409001B" w:tentative="1">
+      <w:start w:val="1"/>
+      <w:numFmt w:val="lowerRoman"/>
+      <w:lvlText w:val="%3."/>
+      <w:lvlJc w:val="right"/>
+      <w:pPr>
+        <w:ind w:left="2160" w:hanging="180"/>
+      </w:pPr>
+    </w:lvl>
+    <w:lvl w:ilvl="3" w:tplc="0409000F" w:tentative="1">
+      <w:start w:val="1"/>
+      <w:numFmt w:val="decimal"/>
+      <w:lvlText w:val="%4."/>
+      <w:lvlJc w:val="left"/>
+      <w:pPr>
+        <w:ind w:left="2880" w:hanging="360"/>
+      </w:pPr>
+    </w:lvl>
+    <w:lvl w:ilvl="4" w:tplc="04090019" w:tentative="1">
+      <w:start w:val="1"/>
+      <w:numFmt w:val="lowerLetter"/>
+      <w:lvlText w:val="%5."/>
+      <w:lvlJc w:val="left"/>
+      <w:pPr>
+        <w:ind w:left="3600" w:hanging="360"/>
+      </w:pPr>
+    </w:lvl>
+    <w:lvl w:ilvl="5" w:tplc="0409001B" w:tentative="1">
+      <w:start w:val="1"/>
+      <w:numFmt w:val="lowerRoman"/>
+      <w:lvlText w:val="%6."/>
+      <w:lvlJc w:val="right"/>
+      <w:pPr>
+        <w:ind w:left="4320" w:hanging="180"/>
+      </w:pPr>
+    </w:lvl>
+    <w:lvl w:ilvl="6" w:tplc="0409000F" w:tentative="1">
+      <w:start w:val="1"/>
+      <w:numFmt w:val="decimal"/>
+      <w:lvlText w:val="%7."/>
+      <w:lvlJc w:val="left"/>
+      <w:pPr>
+        <w:ind w:left="5040" w:hanging="360"/>
+      </w:pPr>
+    </w:lvl>
+    <w:lvl w:ilvl="7" w:tplc="04090019" w:tentative="1">
+      <w:start w:val="1"/>
+      <w:numFmt w:val="lowerLetter"/>
+      <w:lvlText w:val="%8."/>
+      <w:lvlJc w:val="left"/>
+      <w:pPr>
+        <w:ind w:left="5760" w:hanging="360"/>
+      </w:pPr>
+    </w:lvl>
+    <w:lvl w:ilvl="8" w:tplc="0409001B" w:tentative="1">
+      <w:start w:val="1"/>
+      <w:numFmt w:val="lowerRoman"/>
+      <w:lvlText w:val="%9."/>
+      <w:lvlJc w:val="right"/>
+      <w:pPr>
+        <w:ind w:left="6480" w:hanging="180"/>
+      </w:pPr>
+    </w:lvl>
+  </w:abstractNum>
+  <w:abstractNum w:abstractNumId="2" w15:restartNumberingAfterBreak="0">
     <w:nsid w:val="05262B53"/>
     <w:multiLevelType w:val="hybridMultilevel"/>
     <w:tmpl w:val="98AEE880"/>
@@ -1219,11 +4289,1793 @@
       </w:rPr>
     </w:lvl>
   </w:abstractNum>
+  <w:abstractNum w:abstractNumId="3" w15:restartNumberingAfterBreak="0">
+    <w:nsid w:val="0CD905C4"/>
+    <w:multiLevelType w:val="hybridMultilevel"/>
+    <w:tmpl w:val="8AD45C26"/>
+    <w:lvl w:ilvl="0" w:tplc="0409000F">
+      <w:start w:val="1"/>
+      <w:numFmt w:val="decimal"/>
+      <w:lvlText w:val="%1."/>
+      <w:lvlJc w:val="left"/>
+      <w:pPr>
+        <w:ind w:left="720" w:hanging="360"/>
+      </w:pPr>
+      <w:rPr>
+        <w:rFonts w:hint="default"/>
+      </w:rPr>
+    </w:lvl>
+    <w:lvl w:ilvl="1" w:tplc="04090019" w:tentative="1">
+      <w:start w:val="1"/>
+      <w:numFmt w:val="lowerLetter"/>
+      <w:lvlText w:val="%2."/>
+      <w:lvlJc w:val="left"/>
+      <w:pPr>
+        <w:ind w:left="1440" w:hanging="360"/>
+      </w:pPr>
+    </w:lvl>
+    <w:lvl w:ilvl="2" w:tplc="0409001B" w:tentative="1">
+      <w:start w:val="1"/>
+      <w:numFmt w:val="lowerRoman"/>
+      <w:lvlText w:val="%3."/>
+      <w:lvlJc w:val="right"/>
+      <w:pPr>
+        <w:ind w:left="2160" w:hanging="180"/>
+      </w:pPr>
+    </w:lvl>
+    <w:lvl w:ilvl="3" w:tplc="0409000F" w:tentative="1">
+      <w:start w:val="1"/>
+      <w:numFmt w:val="decimal"/>
+      <w:lvlText w:val="%4."/>
+      <w:lvlJc w:val="left"/>
+      <w:pPr>
+        <w:ind w:left="2880" w:hanging="360"/>
+      </w:pPr>
+    </w:lvl>
+    <w:lvl w:ilvl="4" w:tplc="04090019" w:tentative="1">
+      <w:start w:val="1"/>
+      <w:numFmt w:val="lowerLetter"/>
+      <w:lvlText w:val="%5."/>
+      <w:lvlJc w:val="left"/>
+      <w:pPr>
+        <w:ind w:left="3600" w:hanging="360"/>
+      </w:pPr>
+    </w:lvl>
+    <w:lvl w:ilvl="5" w:tplc="0409001B" w:tentative="1">
+      <w:start w:val="1"/>
+      <w:numFmt w:val="lowerRoman"/>
+      <w:lvlText w:val="%6."/>
+      <w:lvlJc w:val="right"/>
+      <w:pPr>
+        <w:ind w:left="4320" w:hanging="180"/>
+      </w:pPr>
+    </w:lvl>
+    <w:lvl w:ilvl="6" w:tplc="0409000F" w:tentative="1">
+      <w:start w:val="1"/>
+      <w:numFmt w:val="decimal"/>
+      <w:lvlText w:val="%7."/>
+      <w:lvlJc w:val="left"/>
+      <w:pPr>
+        <w:ind w:left="5040" w:hanging="360"/>
+      </w:pPr>
+    </w:lvl>
+    <w:lvl w:ilvl="7" w:tplc="04090019" w:tentative="1">
+      <w:start w:val="1"/>
+      <w:numFmt w:val="lowerLetter"/>
+      <w:lvlText w:val="%8."/>
+      <w:lvlJc w:val="left"/>
+      <w:pPr>
+        <w:ind w:left="5760" w:hanging="360"/>
+      </w:pPr>
+    </w:lvl>
+    <w:lvl w:ilvl="8" w:tplc="0409001B" w:tentative="1">
+      <w:start w:val="1"/>
+      <w:numFmt w:val="lowerRoman"/>
+      <w:lvlText w:val="%9."/>
+      <w:lvlJc w:val="right"/>
+      <w:pPr>
+        <w:ind w:left="6480" w:hanging="180"/>
+      </w:pPr>
+    </w:lvl>
+  </w:abstractNum>
+  <w:abstractNum w:abstractNumId="4" w15:restartNumberingAfterBreak="0">
+    <w:nsid w:val="0D937D01"/>
+    <w:multiLevelType w:val="hybridMultilevel"/>
+    <w:tmpl w:val="43883E1A"/>
+    <w:lvl w:ilvl="0" w:tplc="FC14270C">
+      <w:start w:val="1"/>
+      <w:numFmt w:val="decimal"/>
+      <w:lvlText w:val="%1."/>
+      <w:lvlJc w:val="left"/>
+      <w:pPr>
+        <w:ind w:left="717" w:hanging="360"/>
+      </w:pPr>
+      <w:rPr>
+        <w:rFonts w:hint="default"/>
+      </w:rPr>
+    </w:lvl>
+    <w:lvl w:ilvl="1" w:tplc="04090019" w:tentative="1">
+      <w:start w:val="1"/>
+      <w:numFmt w:val="lowerLetter"/>
+      <w:lvlText w:val="%2."/>
+      <w:lvlJc w:val="left"/>
+      <w:pPr>
+        <w:ind w:left="1437" w:hanging="360"/>
+      </w:pPr>
+    </w:lvl>
+    <w:lvl w:ilvl="2" w:tplc="0409001B" w:tentative="1">
+      <w:start w:val="1"/>
+      <w:numFmt w:val="lowerRoman"/>
+      <w:lvlText w:val="%3."/>
+      <w:lvlJc w:val="right"/>
+      <w:pPr>
+        <w:ind w:left="2157" w:hanging="180"/>
+      </w:pPr>
+    </w:lvl>
+    <w:lvl w:ilvl="3" w:tplc="0409000F" w:tentative="1">
+      <w:start w:val="1"/>
+      <w:numFmt w:val="decimal"/>
+      <w:lvlText w:val="%4."/>
+      <w:lvlJc w:val="left"/>
+      <w:pPr>
+        <w:ind w:left="2877" w:hanging="360"/>
+      </w:pPr>
+    </w:lvl>
+    <w:lvl w:ilvl="4" w:tplc="04090019" w:tentative="1">
+      <w:start w:val="1"/>
+      <w:numFmt w:val="lowerLetter"/>
+      <w:lvlText w:val="%5."/>
+      <w:lvlJc w:val="left"/>
+      <w:pPr>
+        <w:ind w:left="3597" w:hanging="360"/>
+      </w:pPr>
+    </w:lvl>
+    <w:lvl w:ilvl="5" w:tplc="0409001B" w:tentative="1">
+      <w:start w:val="1"/>
+      <w:numFmt w:val="lowerRoman"/>
+      <w:lvlText w:val="%6."/>
+      <w:lvlJc w:val="right"/>
+      <w:pPr>
+        <w:ind w:left="4317" w:hanging="180"/>
+      </w:pPr>
+    </w:lvl>
+    <w:lvl w:ilvl="6" w:tplc="0409000F" w:tentative="1">
+      <w:start w:val="1"/>
+      <w:numFmt w:val="decimal"/>
+      <w:lvlText w:val="%7."/>
+      <w:lvlJc w:val="left"/>
+      <w:pPr>
+        <w:ind w:left="5037" w:hanging="360"/>
+      </w:pPr>
+    </w:lvl>
+    <w:lvl w:ilvl="7" w:tplc="04090019" w:tentative="1">
+      <w:start w:val="1"/>
+      <w:numFmt w:val="lowerLetter"/>
+      <w:lvlText w:val="%8."/>
+      <w:lvlJc w:val="left"/>
+      <w:pPr>
+        <w:ind w:left="5757" w:hanging="360"/>
+      </w:pPr>
+    </w:lvl>
+    <w:lvl w:ilvl="8" w:tplc="0409001B" w:tentative="1">
+      <w:start w:val="1"/>
+      <w:numFmt w:val="lowerRoman"/>
+      <w:lvlText w:val="%9."/>
+      <w:lvlJc w:val="right"/>
+      <w:pPr>
+        <w:ind w:left="6477" w:hanging="180"/>
+      </w:pPr>
+    </w:lvl>
+  </w:abstractNum>
+  <w:abstractNum w:abstractNumId="5" w15:restartNumberingAfterBreak="0">
+    <w:nsid w:val="120A2F37"/>
+    <w:multiLevelType w:val="hybridMultilevel"/>
+    <w:tmpl w:val="A1801576"/>
+    <w:lvl w:ilvl="0" w:tplc="0409000F">
+      <w:start w:val="1"/>
+      <w:numFmt w:val="decimal"/>
+      <w:lvlText w:val="%1."/>
+      <w:lvlJc w:val="left"/>
+      <w:pPr>
+        <w:ind w:left="720" w:hanging="360"/>
+      </w:pPr>
+      <w:rPr>
+        <w:rFonts w:hint="default"/>
+      </w:rPr>
+    </w:lvl>
+    <w:lvl w:ilvl="1" w:tplc="04090019" w:tentative="1">
+      <w:start w:val="1"/>
+      <w:numFmt w:val="lowerLetter"/>
+      <w:lvlText w:val="%2."/>
+      <w:lvlJc w:val="left"/>
+      <w:pPr>
+        <w:ind w:left="1440" w:hanging="360"/>
+      </w:pPr>
+    </w:lvl>
+    <w:lvl w:ilvl="2" w:tplc="0409001B" w:tentative="1">
+      <w:start w:val="1"/>
+      <w:numFmt w:val="lowerRoman"/>
+      <w:lvlText w:val="%3."/>
+      <w:lvlJc w:val="right"/>
+      <w:pPr>
+        <w:ind w:left="2160" w:hanging="180"/>
+      </w:pPr>
+    </w:lvl>
+    <w:lvl w:ilvl="3" w:tplc="0409000F" w:tentative="1">
+      <w:start w:val="1"/>
+      <w:numFmt w:val="decimal"/>
+      <w:lvlText w:val="%4."/>
+      <w:lvlJc w:val="left"/>
+      <w:pPr>
+        <w:ind w:left="2880" w:hanging="360"/>
+      </w:pPr>
+    </w:lvl>
+    <w:lvl w:ilvl="4" w:tplc="04090019" w:tentative="1">
+      <w:start w:val="1"/>
+      <w:numFmt w:val="lowerLetter"/>
+      <w:lvlText w:val="%5."/>
+      <w:lvlJc w:val="left"/>
+      <w:pPr>
+        <w:ind w:left="3600" w:hanging="360"/>
+      </w:pPr>
+    </w:lvl>
+    <w:lvl w:ilvl="5" w:tplc="0409001B" w:tentative="1">
+      <w:start w:val="1"/>
+      <w:numFmt w:val="lowerRoman"/>
+      <w:lvlText w:val="%6."/>
+      <w:lvlJc w:val="right"/>
+      <w:pPr>
+        <w:ind w:left="4320" w:hanging="180"/>
+      </w:pPr>
+    </w:lvl>
+    <w:lvl w:ilvl="6" w:tplc="0409000F" w:tentative="1">
+      <w:start w:val="1"/>
+      <w:numFmt w:val="decimal"/>
+      <w:lvlText w:val="%7."/>
+      <w:lvlJc w:val="left"/>
+      <w:pPr>
+        <w:ind w:left="5040" w:hanging="360"/>
+      </w:pPr>
+    </w:lvl>
+    <w:lvl w:ilvl="7" w:tplc="04090019" w:tentative="1">
+      <w:start w:val="1"/>
+      <w:numFmt w:val="lowerLetter"/>
+      <w:lvlText w:val="%8."/>
+      <w:lvlJc w:val="left"/>
+      <w:pPr>
+        <w:ind w:left="5760" w:hanging="360"/>
+      </w:pPr>
+    </w:lvl>
+    <w:lvl w:ilvl="8" w:tplc="0409001B" w:tentative="1">
+      <w:start w:val="1"/>
+      <w:numFmt w:val="lowerRoman"/>
+      <w:lvlText w:val="%9."/>
+      <w:lvlJc w:val="right"/>
+      <w:pPr>
+        <w:ind w:left="6480" w:hanging="180"/>
+      </w:pPr>
+    </w:lvl>
+  </w:abstractNum>
+  <w:abstractNum w:abstractNumId="6" w15:restartNumberingAfterBreak="0">
+    <w:nsid w:val="163763BE"/>
+    <w:multiLevelType w:val="hybridMultilevel"/>
+    <w:tmpl w:val="91FE4E86"/>
+    <w:lvl w:ilvl="0" w:tplc="0409000F">
+      <w:start w:val="1"/>
+      <w:numFmt w:val="decimal"/>
+      <w:lvlText w:val="%1."/>
+      <w:lvlJc w:val="left"/>
+      <w:pPr>
+        <w:ind w:left="1077" w:hanging="360"/>
+      </w:pPr>
+    </w:lvl>
+    <w:lvl w:ilvl="1" w:tplc="04090019" w:tentative="1">
+      <w:start w:val="1"/>
+      <w:numFmt w:val="lowerLetter"/>
+      <w:lvlText w:val="%2."/>
+      <w:lvlJc w:val="left"/>
+      <w:pPr>
+        <w:ind w:left="1797" w:hanging="360"/>
+      </w:pPr>
+    </w:lvl>
+    <w:lvl w:ilvl="2" w:tplc="0409001B" w:tentative="1">
+      <w:start w:val="1"/>
+      <w:numFmt w:val="lowerRoman"/>
+      <w:lvlText w:val="%3."/>
+      <w:lvlJc w:val="right"/>
+      <w:pPr>
+        <w:ind w:left="2517" w:hanging="180"/>
+      </w:pPr>
+    </w:lvl>
+    <w:lvl w:ilvl="3" w:tplc="0409000F" w:tentative="1">
+      <w:start w:val="1"/>
+      <w:numFmt w:val="decimal"/>
+      <w:lvlText w:val="%4."/>
+      <w:lvlJc w:val="left"/>
+      <w:pPr>
+        <w:ind w:left="3237" w:hanging="360"/>
+      </w:pPr>
+    </w:lvl>
+    <w:lvl w:ilvl="4" w:tplc="04090019" w:tentative="1">
+      <w:start w:val="1"/>
+      <w:numFmt w:val="lowerLetter"/>
+      <w:lvlText w:val="%5."/>
+      <w:lvlJc w:val="left"/>
+      <w:pPr>
+        <w:ind w:left="3957" w:hanging="360"/>
+      </w:pPr>
+    </w:lvl>
+    <w:lvl w:ilvl="5" w:tplc="0409001B" w:tentative="1">
+      <w:start w:val="1"/>
+      <w:numFmt w:val="lowerRoman"/>
+      <w:lvlText w:val="%6."/>
+      <w:lvlJc w:val="right"/>
+      <w:pPr>
+        <w:ind w:left="4677" w:hanging="180"/>
+      </w:pPr>
+    </w:lvl>
+    <w:lvl w:ilvl="6" w:tplc="0409000F" w:tentative="1">
+      <w:start w:val="1"/>
+      <w:numFmt w:val="decimal"/>
+      <w:lvlText w:val="%7."/>
+      <w:lvlJc w:val="left"/>
+      <w:pPr>
+        <w:ind w:left="5397" w:hanging="360"/>
+      </w:pPr>
+    </w:lvl>
+    <w:lvl w:ilvl="7" w:tplc="04090019" w:tentative="1">
+      <w:start w:val="1"/>
+      <w:numFmt w:val="lowerLetter"/>
+      <w:lvlText w:val="%8."/>
+      <w:lvlJc w:val="left"/>
+      <w:pPr>
+        <w:ind w:left="6117" w:hanging="360"/>
+      </w:pPr>
+    </w:lvl>
+    <w:lvl w:ilvl="8" w:tplc="0409001B" w:tentative="1">
+      <w:start w:val="1"/>
+      <w:numFmt w:val="lowerRoman"/>
+      <w:lvlText w:val="%9."/>
+      <w:lvlJc w:val="right"/>
+      <w:pPr>
+        <w:ind w:left="6837" w:hanging="180"/>
+      </w:pPr>
+    </w:lvl>
+  </w:abstractNum>
+  <w:abstractNum w:abstractNumId="7" w15:restartNumberingAfterBreak="0">
+    <w:nsid w:val="188E38A3"/>
+    <w:multiLevelType w:val="hybridMultilevel"/>
+    <w:tmpl w:val="0F268708"/>
+    <w:lvl w:ilvl="0" w:tplc="2BA0E2D0">
+      <w:start w:val="15"/>
+      <w:numFmt w:val="bullet"/>
+      <w:lvlText w:val=""/>
+      <w:lvlPicBulletId w:val="0"/>
+      <w:lvlJc w:val="left"/>
+      <w:pPr>
+        <w:ind w:left="720" w:hanging="360"/>
+      </w:pPr>
+      <w:rPr>
+        <w:rFonts w:ascii="Symbol" w:eastAsia="Times New Roman" w:hAnsi="Symbol" w:cs="Times New Roman" w:hint="default"/>
+        <w:color w:val="auto"/>
+      </w:rPr>
+    </w:lvl>
+    <w:lvl w:ilvl="1" w:tplc="04090003" w:tentative="1">
+      <w:start w:val="1"/>
+      <w:numFmt w:val="bullet"/>
+      <w:lvlText w:val="o"/>
+      <w:lvlJc w:val="left"/>
+      <w:pPr>
+        <w:ind w:left="1440" w:hanging="360"/>
+      </w:pPr>
+      <w:rPr>
+        <w:rFonts w:ascii="Courier New" w:hAnsi="Courier New" w:cs="Courier New" w:hint="default"/>
+      </w:rPr>
+    </w:lvl>
+    <w:lvl w:ilvl="2" w:tplc="04090005" w:tentative="1">
+      <w:start w:val="1"/>
+      <w:numFmt w:val="bullet"/>
+      <w:lvlText w:val=""/>
+      <w:lvlJc w:val="left"/>
+      <w:pPr>
+        <w:ind w:left="2160" w:hanging="360"/>
+      </w:pPr>
+      <w:rPr>
+        <w:rFonts w:ascii="Wingdings" w:hAnsi="Wingdings" w:hint="default"/>
+      </w:rPr>
+    </w:lvl>
+    <w:lvl w:ilvl="3" w:tplc="04090001" w:tentative="1">
+      <w:start w:val="1"/>
+      <w:numFmt w:val="bullet"/>
+      <w:lvlText w:val=""/>
+      <w:lvlJc w:val="left"/>
+      <w:pPr>
+        <w:ind w:left="2880" w:hanging="360"/>
+      </w:pPr>
+      <w:rPr>
+        <w:rFonts w:ascii="Symbol" w:hAnsi="Symbol" w:hint="default"/>
+      </w:rPr>
+    </w:lvl>
+    <w:lvl w:ilvl="4" w:tplc="04090003" w:tentative="1">
+      <w:start w:val="1"/>
+      <w:numFmt w:val="bullet"/>
+      <w:lvlText w:val="o"/>
+      <w:lvlJc w:val="left"/>
+      <w:pPr>
+        <w:ind w:left="3600" w:hanging="360"/>
+      </w:pPr>
+      <w:rPr>
+        <w:rFonts w:ascii="Courier New" w:hAnsi="Courier New" w:cs="Courier New" w:hint="default"/>
+      </w:rPr>
+    </w:lvl>
+    <w:lvl w:ilvl="5" w:tplc="04090005" w:tentative="1">
+      <w:start w:val="1"/>
+      <w:numFmt w:val="bullet"/>
+      <w:lvlText w:val=""/>
+      <w:lvlJc w:val="left"/>
+      <w:pPr>
+        <w:ind w:left="4320" w:hanging="360"/>
+      </w:pPr>
+      <w:rPr>
+        <w:rFonts w:ascii="Wingdings" w:hAnsi="Wingdings" w:hint="default"/>
+      </w:rPr>
+    </w:lvl>
+    <w:lvl w:ilvl="6" w:tplc="04090001" w:tentative="1">
+      <w:start w:val="1"/>
+      <w:numFmt w:val="bullet"/>
+      <w:lvlText w:val=""/>
+      <w:lvlJc w:val="left"/>
+      <w:pPr>
+        <w:ind w:left="5040" w:hanging="360"/>
+      </w:pPr>
+      <w:rPr>
+        <w:rFonts w:ascii="Symbol" w:hAnsi="Symbol" w:hint="default"/>
+      </w:rPr>
+    </w:lvl>
+    <w:lvl w:ilvl="7" w:tplc="04090003" w:tentative="1">
+      <w:start w:val="1"/>
+      <w:numFmt w:val="bullet"/>
+      <w:lvlText w:val="o"/>
+      <w:lvlJc w:val="left"/>
+      <w:pPr>
+        <w:ind w:left="5760" w:hanging="360"/>
+      </w:pPr>
+      <w:rPr>
+        <w:rFonts w:ascii="Courier New" w:hAnsi="Courier New" w:cs="Courier New" w:hint="default"/>
+      </w:rPr>
+    </w:lvl>
+    <w:lvl w:ilvl="8" w:tplc="04090005" w:tentative="1">
+      <w:start w:val="1"/>
+      <w:numFmt w:val="bullet"/>
+      <w:lvlText w:val=""/>
+      <w:lvlJc w:val="left"/>
+      <w:pPr>
+        <w:ind w:left="6480" w:hanging="360"/>
+      </w:pPr>
+      <w:rPr>
+        <w:rFonts w:ascii="Wingdings" w:hAnsi="Wingdings" w:hint="default"/>
+      </w:rPr>
+    </w:lvl>
+  </w:abstractNum>
+  <w:abstractNum w:abstractNumId="8" w15:restartNumberingAfterBreak="0">
+    <w:nsid w:val="22AB270C"/>
+    <w:multiLevelType w:val="hybridMultilevel"/>
+    <w:tmpl w:val="4B6E1E4E"/>
+    <w:lvl w:ilvl="0" w:tplc="0409000F">
+      <w:start w:val="1"/>
+      <w:numFmt w:val="decimal"/>
+      <w:lvlText w:val="%1."/>
+      <w:lvlJc w:val="left"/>
+      <w:pPr>
+        <w:ind w:left="720" w:hanging="360"/>
+      </w:pPr>
+    </w:lvl>
+    <w:lvl w:ilvl="1" w:tplc="04090019" w:tentative="1">
+      <w:start w:val="1"/>
+      <w:numFmt w:val="lowerLetter"/>
+      <w:lvlText w:val="%2."/>
+      <w:lvlJc w:val="left"/>
+      <w:pPr>
+        <w:ind w:left="1440" w:hanging="360"/>
+      </w:pPr>
+    </w:lvl>
+    <w:lvl w:ilvl="2" w:tplc="0409001B" w:tentative="1">
+      <w:start w:val="1"/>
+      <w:numFmt w:val="lowerRoman"/>
+      <w:lvlText w:val="%3."/>
+      <w:lvlJc w:val="right"/>
+      <w:pPr>
+        <w:ind w:left="2160" w:hanging="180"/>
+      </w:pPr>
+    </w:lvl>
+    <w:lvl w:ilvl="3" w:tplc="0409000F" w:tentative="1">
+      <w:start w:val="1"/>
+      <w:numFmt w:val="decimal"/>
+      <w:lvlText w:val="%4."/>
+      <w:lvlJc w:val="left"/>
+      <w:pPr>
+        <w:ind w:left="2880" w:hanging="360"/>
+      </w:pPr>
+    </w:lvl>
+    <w:lvl w:ilvl="4" w:tplc="04090019" w:tentative="1">
+      <w:start w:val="1"/>
+      <w:numFmt w:val="lowerLetter"/>
+      <w:lvlText w:val="%5."/>
+      <w:lvlJc w:val="left"/>
+      <w:pPr>
+        <w:ind w:left="3600" w:hanging="360"/>
+      </w:pPr>
+    </w:lvl>
+    <w:lvl w:ilvl="5" w:tplc="0409001B" w:tentative="1">
+      <w:start w:val="1"/>
+      <w:numFmt w:val="lowerRoman"/>
+      <w:lvlText w:val="%6."/>
+      <w:lvlJc w:val="right"/>
+      <w:pPr>
+        <w:ind w:left="4320" w:hanging="180"/>
+      </w:pPr>
+    </w:lvl>
+    <w:lvl w:ilvl="6" w:tplc="0409000F" w:tentative="1">
+      <w:start w:val="1"/>
+      <w:numFmt w:val="decimal"/>
+      <w:lvlText w:val="%7."/>
+      <w:lvlJc w:val="left"/>
+      <w:pPr>
+        <w:ind w:left="5040" w:hanging="360"/>
+      </w:pPr>
+    </w:lvl>
+    <w:lvl w:ilvl="7" w:tplc="04090019" w:tentative="1">
+      <w:start w:val="1"/>
+      <w:numFmt w:val="lowerLetter"/>
+      <w:lvlText w:val="%8."/>
+      <w:lvlJc w:val="left"/>
+      <w:pPr>
+        <w:ind w:left="5760" w:hanging="360"/>
+      </w:pPr>
+    </w:lvl>
+    <w:lvl w:ilvl="8" w:tplc="0409001B" w:tentative="1">
+      <w:start w:val="1"/>
+      <w:numFmt w:val="lowerRoman"/>
+      <w:lvlText w:val="%9."/>
+      <w:lvlJc w:val="right"/>
+      <w:pPr>
+        <w:ind w:left="6480" w:hanging="180"/>
+      </w:pPr>
+    </w:lvl>
+  </w:abstractNum>
+  <w:abstractNum w:abstractNumId="9" w15:restartNumberingAfterBreak="0">
+    <w:nsid w:val="270E09F6"/>
+    <w:multiLevelType w:val="hybridMultilevel"/>
+    <w:tmpl w:val="C3BE03A4"/>
+    <w:lvl w:ilvl="0" w:tplc="0409000F">
+      <w:start w:val="1"/>
+      <w:numFmt w:val="decimal"/>
+      <w:lvlText w:val="%1."/>
+      <w:lvlJc w:val="left"/>
+      <w:pPr>
+        <w:ind w:left="720" w:hanging="360"/>
+      </w:pPr>
+    </w:lvl>
+    <w:lvl w:ilvl="1" w:tplc="04090019" w:tentative="1">
+      <w:start w:val="1"/>
+      <w:numFmt w:val="lowerLetter"/>
+      <w:lvlText w:val="%2."/>
+      <w:lvlJc w:val="left"/>
+      <w:pPr>
+        <w:ind w:left="1440" w:hanging="360"/>
+      </w:pPr>
+    </w:lvl>
+    <w:lvl w:ilvl="2" w:tplc="0409001B" w:tentative="1">
+      <w:start w:val="1"/>
+      <w:numFmt w:val="lowerRoman"/>
+      <w:lvlText w:val="%3."/>
+      <w:lvlJc w:val="right"/>
+      <w:pPr>
+        <w:ind w:left="2160" w:hanging="180"/>
+      </w:pPr>
+    </w:lvl>
+    <w:lvl w:ilvl="3" w:tplc="0409000F" w:tentative="1">
+      <w:start w:val="1"/>
+      <w:numFmt w:val="decimal"/>
+      <w:lvlText w:val="%4."/>
+      <w:lvlJc w:val="left"/>
+      <w:pPr>
+        <w:ind w:left="2880" w:hanging="360"/>
+      </w:pPr>
+    </w:lvl>
+    <w:lvl w:ilvl="4" w:tplc="04090019" w:tentative="1">
+      <w:start w:val="1"/>
+      <w:numFmt w:val="lowerLetter"/>
+      <w:lvlText w:val="%5."/>
+      <w:lvlJc w:val="left"/>
+      <w:pPr>
+        <w:ind w:left="3600" w:hanging="360"/>
+      </w:pPr>
+    </w:lvl>
+    <w:lvl w:ilvl="5" w:tplc="0409001B" w:tentative="1">
+      <w:start w:val="1"/>
+      <w:numFmt w:val="lowerRoman"/>
+      <w:lvlText w:val="%6."/>
+      <w:lvlJc w:val="right"/>
+      <w:pPr>
+        <w:ind w:left="4320" w:hanging="180"/>
+      </w:pPr>
+    </w:lvl>
+    <w:lvl w:ilvl="6" w:tplc="0409000F" w:tentative="1">
+      <w:start w:val="1"/>
+      <w:numFmt w:val="decimal"/>
+      <w:lvlText w:val="%7."/>
+      <w:lvlJc w:val="left"/>
+      <w:pPr>
+        <w:ind w:left="5040" w:hanging="360"/>
+      </w:pPr>
+    </w:lvl>
+    <w:lvl w:ilvl="7" w:tplc="04090019" w:tentative="1">
+      <w:start w:val="1"/>
+      <w:numFmt w:val="lowerLetter"/>
+      <w:lvlText w:val="%8."/>
+      <w:lvlJc w:val="left"/>
+      <w:pPr>
+        <w:ind w:left="5760" w:hanging="360"/>
+      </w:pPr>
+    </w:lvl>
+    <w:lvl w:ilvl="8" w:tplc="0409001B" w:tentative="1">
+      <w:start w:val="1"/>
+      <w:numFmt w:val="lowerRoman"/>
+      <w:lvlText w:val="%9."/>
+      <w:lvlJc w:val="right"/>
+      <w:pPr>
+        <w:ind w:left="6480" w:hanging="180"/>
+      </w:pPr>
+    </w:lvl>
+  </w:abstractNum>
+  <w:abstractNum w:abstractNumId="10" w15:restartNumberingAfterBreak="0">
+    <w:nsid w:val="27DB3940"/>
+    <w:multiLevelType w:val="hybridMultilevel"/>
+    <w:tmpl w:val="4DB0CCDA"/>
+    <w:lvl w:ilvl="0" w:tplc="0409000F">
+      <w:start w:val="1"/>
+      <w:numFmt w:val="decimal"/>
+      <w:lvlText w:val="%1."/>
+      <w:lvlJc w:val="left"/>
+      <w:pPr>
+        <w:ind w:left="720" w:hanging="360"/>
+      </w:pPr>
+      <w:rPr>
+        <w:rFonts w:hint="default"/>
+      </w:rPr>
+    </w:lvl>
+    <w:lvl w:ilvl="1" w:tplc="04090019" w:tentative="1">
+      <w:start w:val="1"/>
+      <w:numFmt w:val="lowerLetter"/>
+      <w:lvlText w:val="%2."/>
+      <w:lvlJc w:val="left"/>
+      <w:pPr>
+        <w:ind w:left="1440" w:hanging="360"/>
+      </w:pPr>
+    </w:lvl>
+    <w:lvl w:ilvl="2" w:tplc="0409001B" w:tentative="1">
+      <w:start w:val="1"/>
+      <w:numFmt w:val="lowerRoman"/>
+      <w:lvlText w:val="%3."/>
+      <w:lvlJc w:val="right"/>
+      <w:pPr>
+        <w:ind w:left="2160" w:hanging="180"/>
+      </w:pPr>
+    </w:lvl>
+    <w:lvl w:ilvl="3" w:tplc="0409000F" w:tentative="1">
+      <w:start w:val="1"/>
+      <w:numFmt w:val="decimal"/>
+      <w:lvlText w:val="%4."/>
+      <w:lvlJc w:val="left"/>
+      <w:pPr>
+        <w:ind w:left="2880" w:hanging="360"/>
+      </w:pPr>
+    </w:lvl>
+    <w:lvl w:ilvl="4" w:tplc="04090019" w:tentative="1">
+      <w:start w:val="1"/>
+      <w:numFmt w:val="lowerLetter"/>
+      <w:lvlText w:val="%5."/>
+      <w:lvlJc w:val="left"/>
+      <w:pPr>
+        <w:ind w:left="3600" w:hanging="360"/>
+      </w:pPr>
+    </w:lvl>
+    <w:lvl w:ilvl="5" w:tplc="0409001B" w:tentative="1">
+      <w:start w:val="1"/>
+      <w:numFmt w:val="lowerRoman"/>
+      <w:lvlText w:val="%6."/>
+      <w:lvlJc w:val="right"/>
+      <w:pPr>
+        <w:ind w:left="4320" w:hanging="180"/>
+      </w:pPr>
+    </w:lvl>
+    <w:lvl w:ilvl="6" w:tplc="0409000F" w:tentative="1">
+      <w:start w:val="1"/>
+      <w:numFmt w:val="decimal"/>
+      <w:lvlText w:val="%7."/>
+      <w:lvlJc w:val="left"/>
+      <w:pPr>
+        <w:ind w:left="5040" w:hanging="360"/>
+      </w:pPr>
+    </w:lvl>
+    <w:lvl w:ilvl="7" w:tplc="04090019" w:tentative="1">
+      <w:start w:val="1"/>
+      <w:numFmt w:val="lowerLetter"/>
+      <w:lvlText w:val="%8."/>
+      <w:lvlJc w:val="left"/>
+      <w:pPr>
+        <w:ind w:left="5760" w:hanging="360"/>
+      </w:pPr>
+    </w:lvl>
+    <w:lvl w:ilvl="8" w:tplc="0409001B" w:tentative="1">
+      <w:start w:val="1"/>
+      <w:numFmt w:val="lowerRoman"/>
+      <w:lvlText w:val="%9."/>
+      <w:lvlJc w:val="right"/>
+      <w:pPr>
+        <w:ind w:left="6480" w:hanging="180"/>
+      </w:pPr>
+    </w:lvl>
+  </w:abstractNum>
+  <w:abstractNum w:abstractNumId="11" w15:restartNumberingAfterBreak="0">
+    <w:nsid w:val="286A2D95"/>
+    <w:multiLevelType w:val="hybridMultilevel"/>
+    <w:tmpl w:val="C3BE03A4"/>
+    <w:lvl w:ilvl="0" w:tplc="FFFFFFFF">
+      <w:start w:val="1"/>
+      <w:numFmt w:val="decimal"/>
+      <w:lvlText w:val="%1."/>
+      <w:lvlJc w:val="left"/>
+      <w:pPr>
+        <w:ind w:left="720" w:hanging="360"/>
+      </w:pPr>
+    </w:lvl>
+    <w:lvl w:ilvl="1" w:tplc="FFFFFFFF" w:tentative="1">
+      <w:start w:val="1"/>
+      <w:numFmt w:val="lowerLetter"/>
+      <w:lvlText w:val="%2."/>
+      <w:lvlJc w:val="left"/>
+      <w:pPr>
+        <w:ind w:left="1440" w:hanging="360"/>
+      </w:pPr>
+    </w:lvl>
+    <w:lvl w:ilvl="2" w:tplc="FFFFFFFF" w:tentative="1">
+      <w:start w:val="1"/>
+      <w:numFmt w:val="lowerRoman"/>
+      <w:lvlText w:val="%3."/>
+      <w:lvlJc w:val="right"/>
+      <w:pPr>
+        <w:ind w:left="2160" w:hanging="180"/>
+      </w:pPr>
+    </w:lvl>
+    <w:lvl w:ilvl="3" w:tplc="FFFFFFFF" w:tentative="1">
+      <w:start w:val="1"/>
+      <w:numFmt w:val="decimal"/>
+      <w:lvlText w:val="%4."/>
+      <w:lvlJc w:val="left"/>
+      <w:pPr>
+        <w:ind w:left="2880" w:hanging="360"/>
+      </w:pPr>
+    </w:lvl>
+    <w:lvl w:ilvl="4" w:tplc="FFFFFFFF" w:tentative="1">
+      <w:start w:val="1"/>
+      <w:numFmt w:val="lowerLetter"/>
+      <w:lvlText w:val="%5."/>
+      <w:lvlJc w:val="left"/>
+      <w:pPr>
+        <w:ind w:left="3600" w:hanging="360"/>
+      </w:pPr>
+    </w:lvl>
+    <w:lvl w:ilvl="5" w:tplc="FFFFFFFF" w:tentative="1">
+      <w:start w:val="1"/>
+      <w:numFmt w:val="lowerRoman"/>
+      <w:lvlText w:val="%6."/>
+      <w:lvlJc w:val="right"/>
+      <w:pPr>
+        <w:ind w:left="4320" w:hanging="180"/>
+      </w:pPr>
+    </w:lvl>
+    <w:lvl w:ilvl="6" w:tplc="FFFFFFFF" w:tentative="1">
+      <w:start w:val="1"/>
+      <w:numFmt w:val="decimal"/>
+      <w:lvlText w:val="%7."/>
+      <w:lvlJc w:val="left"/>
+      <w:pPr>
+        <w:ind w:left="5040" w:hanging="360"/>
+      </w:pPr>
+    </w:lvl>
+    <w:lvl w:ilvl="7" w:tplc="FFFFFFFF" w:tentative="1">
+      <w:start w:val="1"/>
+      <w:numFmt w:val="lowerLetter"/>
+      <w:lvlText w:val="%8."/>
+      <w:lvlJc w:val="left"/>
+      <w:pPr>
+        <w:ind w:left="5760" w:hanging="360"/>
+      </w:pPr>
+    </w:lvl>
+    <w:lvl w:ilvl="8" w:tplc="FFFFFFFF" w:tentative="1">
+      <w:start w:val="1"/>
+      <w:numFmt w:val="lowerRoman"/>
+      <w:lvlText w:val="%9."/>
+      <w:lvlJc w:val="right"/>
+      <w:pPr>
+        <w:ind w:left="6480" w:hanging="180"/>
+      </w:pPr>
+    </w:lvl>
+  </w:abstractNum>
+  <w:abstractNum w:abstractNumId="12" w15:restartNumberingAfterBreak="0">
+    <w:nsid w:val="2A0E0A4D"/>
+    <w:multiLevelType w:val="hybridMultilevel"/>
+    <w:tmpl w:val="A3440814"/>
+    <w:lvl w:ilvl="0" w:tplc="0409000F">
+      <w:start w:val="1"/>
+      <w:numFmt w:val="decimal"/>
+      <w:lvlText w:val="%1."/>
+      <w:lvlJc w:val="left"/>
+      <w:pPr>
+        <w:ind w:left="720" w:hanging="360"/>
+      </w:pPr>
+      <w:rPr>
+        <w:rFonts w:hint="default"/>
+      </w:rPr>
+    </w:lvl>
+    <w:lvl w:ilvl="1" w:tplc="04090019" w:tentative="1">
+      <w:start w:val="1"/>
+      <w:numFmt w:val="lowerLetter"/>
+      <w:lvlText w:val="%2."/>
+      <w:lvlJc w:val="left"/>
+      <w:pPr>
+        <w:ind w:left="1440" w:hanging="360"/>
+      </w:pPr>
+    </w:lvl>
+    <w:lvl w:ilvl="2" w:tplc="0409001B" w:tentative="1">
+      <w:start w:val="1"/>
+      <w:numFmt w:val="lowerRoman"/>
+      <w:lvlText w:val="%3."/>
+      <w:lvlJc w:val="right"/>
+      <w:pPr>
+        <w:ind w:left="2160" w:hanging="180"/>
+      </w:pPr>
+    </w:lvl>
+    <w:lvl w:ilvl="3" w:tplc="0409000F" w:tentative="1">
+      <w:start w:val="1"/>
+      <w:numFmt w:val="decimal"/>
+      <w:lvlText w:val="%4."/>
+      <w:lvlJc w:val="left"/>
+      <w:pPr>
+        <w:ind w:left="2880" w:hanging="360"/>
+      </w:pPr>
+    </w:lvl>
+    <w:lvl w:ilvl="4" w:tplc="04090019" w:tentative="1">
+      <w:start w:val="1"/>
+      <w:numFmt w:val="lowerLetter"/>
+      <w:lvlText w:val="%5."/>
+      <w:lvlJc w:val="left"/>
+      <w:pPr>
+        <w:ind w:left="3600" w:hanging="360"/>
+      </w:pPr>
+    </w:lvl>
+    <w:lvl w:ilvl="5" w:tplc="0409001B" w:tentative="1">
+      <w:start w:val="1"/>
+      <w:numFmt w:val="lowerRoman"/>
+      <w:lvlText w:val="%6."/>
+      <w:lvlJc w:val="right"/>
+      <w:pPr>
+        <w:ind w:left="4320" w:hanging="180"/>
+      </w:pPr>
+    </w:lvl>
+    <w:lvl w:ilvl="6" w:tplc="0409000F" w:tentative="1">
+      <w:start w:val="1"/>
+      <w:numFmt w:val="decimal"/>
+      <w:lvlText w:val="%7."/>
+      <w:lvlJc w:val="left"/>
+      <w:pPr>
+        <w:ind w:left="5040" w:hanging="360"/>
+      </w:pPr>
+    </w:lvl>
+    <w:lvl w:ilvl="7" w:tplc="04090019" w:tentative="1">
+      <w:start w:val="1"/>
+      <w:numFmt w:val="lowerLetter"/>
+      <w:lvlText w:val="%8."/>
+      <w:lvlJc w:val="left"/>
+      <w:pPr>
+        <w:ind w:left="5760" w:hanging="360"/>
+      </w:pPr>
+    </w:lvl>
+    <w:lvl w:ilvl="8" w:tplc="0409001B" w:tentative="1">
+      <w:start w:val="1"/>
+      <w:numFmt w:val="lowerRoman"/>
+      <w:lvlText w:val="%9."/>
+      <w:lvlJc w:val="right"/>
+      <w:pPr>
+        <w:ind w:left="6480" w:hanging="180"/>
+      </w:pPr>
+    </w:lvl>
+  </w:abstractNum>
+  <w:abstractNum w:abstractNumId="13" w15:restartNumberingAfterBreak="0">
+    <w:nsid w:val="2D196099"/>
+    <w:multiLevelType w:val="hybridMultilevel"/>
+    <w:tmpl w:val="4E489E72"/>
+    <w:lvl w:ilvl="0" w:tplc="2BA0E2D0">
+      <w:start w:val="15"/>
+      <w:numFmt w:val="bullet"/>
+      <w:lvlText w:val=""/>
+      <w:lvlPicBulletId w:val="0"/>
+      <w:lvlJc w:val="left"/>
+      <w:pPr>
+        <w:ind w:left="720" w:hanging="360"/>
+      </w:pPr>
+      <w:rPr>
+        <w:rFonts w:ascii="Symbol" w:eastAsia="Times New Roman" w:hAnsi="Symbol" w:cs="Times New Roman" w:hint="default"/>
+        <w:color w:val="auto"/>
+      </w:rPr>
+    </w:lvl>
+    <w:lvl w:ilvl="1" w:tplc="04090003" w:tentative="1">
+      <w:start w:val="1"/>
+      <w:numFmt w:val="bullet"/>
+      <w:lvlText w:val="o"/>
+      <w:lvlJc w:val="left"/>
+      <w:pPr>
+        <w:ind w:left="1440" w:hanging="360"/>
+      </w:pPr>
+      <w:rPr>
+        <w:rFonts w:ascii="Courier New" w:hAnsi="Courier New" w:cs="Courier New" w:hint="default"/>
+      </w:rPr>
+    </w:lvl>
+    <w:lvl w:ilvl="2" w:tplc="04090005" w:tentative="1">
+      <w:start w:val="1"/>
+      <w:numFmt w:val="bullet"/>
+      <w:lvlText w:val=""/>
+      <w:lvlJc w:val="left"/>
+      <w:pPr>
+        <w:ind w:left="2160" w:hanging="360"/>
+      </w:pPr>
+      <w:rPr>
+        <w:rFonts w:ascii="Wingdings" w:hAnsi="Wingdings" w:hint="default"/>
+      </w:rPr>
+    </w:lvl>
+    <w:lvl w:ilvl="3" w:tplc="04090001" w:tentative="1">
+      <w:start w:val="1"/>
+      <w:numFmt w:val="bullet"/>
+      <w:lvlText w:val=""/>
+      <w:lvlJc w:val="left"/>
+      <w:pPr>
+        <w:ind w:left="2880" w:hanging="360"/>
+      </w:pPr>
+      <w:rPr>
+        <w:rFonts w:ascii="Symbol" w:hAnsi="Symbol" w:hint="default"/>
+      </w:rPr>
+    </w:lvl>
+    <w:lvl w:ilvl="4" w:tplc="04090003" w:tentative="1">
+      <w:start w:val="1"/>
+      <w:numFmt w:val="bullet"/>
+      <w:lvlText w:val="o"/>
+      <w:lvlJc w:val="left"/>
+      <w:pPr>
+        <w:ind w:left="3600" w:hanging="360"/>
+      </w:pPr>
+      <w:rPr>
+        <w:rFonts w:ascii="Courier New" w:hAnsi="Courier New" w:cs="Courier New" w:hint="default"/>
+      </w:rPr>
+    </w:lvl>
+    <w:lvl w:ilvl="5" w:tplc="04090005" w:tentative="1">
+      <w:start w:val="1"/>
+      <w:numFmt w:val="bullet"/>
+      <w:lvlText w:val=""/>
+      <w:lvlJc w:val="left"/>
+      <w:pPr>
+        <w:ind w:left="4320" w:hanging="360"/>
+      </w:pPr>
+      <w:rPr>
+        <w:rFonts w:ascii="Wingdings" w:hAnsi="Wingdings" w:hint="default"/>
+      </w:rPr>
+    </w:lvl>
+    <w:lvl w:ilvl="6" w:tplc="04090001" w:tentative="1">
+      <w:start w:val="1"/>
+      <w:numFmt w:val="bullet"/>
+      <w:lvlText w:val=""/>
+      <w:lvlJc w:val="left"/>
+      <w:pPr>
+        <w:ind w:left="5040" w:hanging="360"/>
+      </w:pPr>
+      <w:rPr>
+        <w:rFonts w:ascii="Symbol" w:hAnsi="Symbol" w:hint="default"/>
+      </w:rPr>
+    </w:lvl>
+    <w:lvl w:ilvl="7" w:tplc="04090003" w:tentative="1">
+      <w:start w:val="1"/>
+      <w:numFmt w:val="bullet"/>
+      <w:lvlText w:val="o"/>
+      <w:lvlJc w:val="left"/>
+      <w:pPr>
+        <w:ind w:left="5760" w:hanging="360"/>
+      </w:pPr>
+      <w:rPr>
+        <w:rFonts w:ascii="Courier New" w:hAnsi="Courier New" w:cs="Courier New" w:hint="default"/>
+      </w:rPr>
+    </w:lvl>
+    <w:lvl w:ilvl="8" w:tplc="04090005" w:tentative="1">
+      <w:start w:val="1"/>
+      <w:numFmt w:val="bullet"/>
+      <w:lvlText w:val=""/>
+      <w:lvlJc w:val="left"/>
+      <w:pPr>
+        <w:ind w:left="6480" w:hanging="360"/>
+      </w:pPr>
+      <w:rPr>
+        <w:rFonts w:ascii="Wingdings" w:hAnsi="Wingdings" w:hint="default"/>
+      </w:rPr>
+    </w:lvl>
+  </w:abstractNum>
+  <w:abstractNum w:abstractNumId="14" w15:restartNumberingAfterBreak="0">
+    <w:nsid w:val="325C3671"/>
+    <w:multiLevelType w:val="hybridMultilevel"/>
+    <w:tmpl w:val="74B6D2A6"/>
+    <w:lvl w:ilvl="0" w:tplc="0409000F">
+      <w:start w:val="1"/>
+      <w:numFmt w:val="decimal"/>
+      <w:lvlText w:val="%1."/>
+      <w:lvlJc w:val="left"/>
+      <w:pPr>
+        <w:ind w:left="720" w:hanging="360"/>
+      </w:pPr>
+    </w:lvl>
+    <w:lvl w:ilvl="1" w:tplc="04090019" w:tentative="1">
+      <w:start w:val="1"/>
+      <w:numFmt w:val="lowerLetter"/>
+      <w:lvlText w:val="%2."/>
+      <w:lvlJc w:val="left"/>
+      <w:pPr>
+        <w:ind w:left="1440" w:hanging="360"/>
+      </w:pPr>
+    </w:lvl>
+    <w:lvl w:ilvl="2" w:tplc="0409001B" w:tentative="1">
+      <w:start w:val="1"/>
+      <w:numFmt w:val="lowerRoman"/>
+      <w:lvlText w:val="%3."/>
+      <w:lvlJc w:val="right"/>
+      <w:pPr>
+        <w:ind w:left="2160" w:hanging="180"/>
+      </w:pPr>
+    </w:lvl>
+    <w:lvl w:ilvl="3" w:tplc="0409000F" w:tentative="1">
+      <w:start w:val="1"/>
+      <w:numFmt w:val="decimal"/>
+      <w:lvlText w:val="%4."/>
+      <w:lvlJc w:val="left"/>
+      <w:pPr>
+        <w:ind w:left="2880" w:hanging="360"/>
+      </w:pPr>
+    </w:lvl>
+    <w:lvl w:ilvl="4" w:tplc="04090019" w:tentative="1">
+      <w:start w:val="1"/>
+      <w:numFmt w:val="lowerLetter"/>
+      <w:lvlText w:val="%5."/>
+      <w:lvlJc w:val="left"/>
+      <w:pPr>
+        <w:ind w:left="3600" w:hanging="360"/>
+      </w:pPr>
+    </w:lvl>
+    <w:lvl w:ilvl="5" w:tplc="0409001B" w:tentative="1">
+      <w:start w:val="1"/>
+      <w:numFmt w:val="lowerRoman"/>
+      <w:lvlText w:val="%6."/>
+      <w:lvlJc w:val="right"/>
+      <w:pPr>
+        <w:ind w:left="4320" w:hanging="180"/>
+      </w:pPr>
+    </w:lvl>
+    <w:lvl w:ilvl="6" w:tplc="0409000F" w:tentative="1">
+      <w:start w:val="1"/>
+      <w:numFmt w:val="decimal"/>
+      <w:lvlText w:val="%7."/>
+      <w:lvlJc w:val="left"/>
+      <w:pPr>
+        <w:ind w:left="5040" w:hanging="360"/>
+      </w:pPr>
+    </w:lvl>
+    <w:lvl w:ilvl="7" w:tplc="04090019" w:tentative="1">
+      <w:start w:val="1"/>
+      <w:numFmt w:val="lowerLetter"/>
+      <w:lvlText w:val="%8."/>
+      <w:lvlJc w:val="left"/>
+      <w:pPr>
+        <w:ind w:left="5760" w:hanging="360"/>
+      </w:pPr>
+    </w:lvl>
+    <w:lvl w:ilvl="8" w:tplc="0409001B" w:tentative="1">
+      <w:start w:val="1"/>
+      <w:numFmt w:val="lowerRoman"/>
+      <w:lvlText w:val="%9."/>
+      <w:lvlJc w:val="right"/>
+      <w:pPr>
+        <w:ind w:left="6480" w:hanging="180"/>
+      </w:pPr>
+    </w:lvl>
+  </w:abstractNum>
+  <w:abstractNum w:abstractNumId="15" w15:restartNumberingAfterBreak="0">
+    <w:nsid w:val="35FD59FB"/>
+    <w:multiLevelType w:val="hybridMultilevel"/>
+    <w:tmpl w:val="2DAED418"/>
+    <w:lvl w:ilvl="0" w:tplc="0409000F">
+      <w:start w:val="1"/>
+      <w:numFmt w:val="decimal"/>
+      <w:lvlText w:val="%1."/>
+      <w:lvlJc w:val="left"/>
+      <w:pPr>
+        <w:ind w:left="720" w:hanging="360"/>
+      </w:pPr>
+      <w:rPr>
+        <w:rFonts w:hint="default"/>
+      </w:rPr>
+    </w:lvl>
+    <w:lvl w:ilvl="1" w:tplc="04090019" w:tentative="1">
+      <w:start w:val="1"/>
+      <w:numFmt w:val="lowerLetter"/>
+      <w:lvlText w:val="%2."/>
+      <w:lvlJc w:val="left"/>
+      <w:pPr>
+        <w:ind w:left="1440" w:hanging="360"/>
+      </w:pPr>
+    </w:lvl>
+    <w:lvl w:ilvl="2" w:tplc="0409001B" w:tentative="1">
+      <w:start w:val="1"/>
+      <w:numFmt w:val="lowerRoman"/>
+      <w:lvlText w:val="%3."/>
+      <w:lvlJc w:val="right"/>
+      <w:pPr>
+        <w:ind w:left="2160" w:hanging="180"/>
+      </w:pPr>
+    </w:lvl>
+    <w:lvl w:ilvl="3" w:tplc="0409000F" w:tentative="1">
+      <w:start w:val="1"/>
+      <w:numFmt w:val="decimal"/>
+      <w:lvlText w:val="%4."/>
+      <w:lvlJc w:val="left"/>
+      <w:pPr>
+        <w:ind w:left="2880" w:hanging="360"/>
+      </w:pPr>
+    </w:lvl>
+    <w:lvl w:ilvl="4" w:tplc="04090019" w:tentative="1">
+      <w:start w:val="1"/>
+      <w:numFmt w:val="lowerLetter"/>
+      <w:lvlText w:val="%5."/>
+      <w:lvlJc w:val="left"/>
+      <w:pPr>
+        <w:ind w:left="3600" w:hanging="360"/>
+      </w:pPr>
+    </w:lvl>
+    <w:lvl w:ilvl="5" w:tplc="0409001B" w:tentative="1">
+      <w:start w:val="1"/>
+      <w:numFmt w:val="lowerRoman"/>
+      <w:lvlText w:val="%6."/>
+      <w:lvlJc w:val="right"/>
+      <w:pPr>
+        <w:ind w:left="4320" w:hanging="180"/>
+      </w:pPr>
+    </w:lvl>
+    <w:lvl w:ilvl="6" w:tplc="0409000F" w:tentative="1">
+      <w:start w:val="1"/>
+      <w:numFmt w:val="decimal"/>
+      <w:lvlText w:val="%7."/>
+      <w:lvlJc w:val="left"/>
+      <w:pPr>
+        <w:ind w:left="5040" w:hanging="360"/>
+      </w:pPr>
+    </w:lvl>
+    <w:lvl w:ilvl="7" w:tplc="04090019" w:tentative="1">
+      <w:start w:val="1"/>
+      <w:numFmt w:val="lowerLetter"/>
+      <w:lvlText w:val="%8."/>
+      <w:lvlJc w:val="left"/>
+      <w:pPr>
+        <w:ind w:left="5760" w:hanging="360"/>
+      </w:pPr>
+    </w:lvl>
+    <w:lvl w:ilvl="8" w:tplc="0409001B" w:tentative="1">
+      <w:start w:val="1"/>
+      <w:numFmt w:val="lowerRoman"/>
+      <w:lvlText w:val="%9."/>
+      <w:lvlJc w:val="right"/>
+      <w:pPr>
+        <w:ind w:left="6480" w:hanging="180"/>
+      </w:pPr>
+    </w:lvl>
+  </w:abstractNum>
+  <w:abstractNum w:abstractNumId="16" w15:restartNumberingAfterBreak="0">
+    <w:nsid w:val="3A190221"/>
+    <w:multiLevelType w:val="hybridMultilevel"/>
+    <w:tmpl w:val="C59697D8"/>
+    <w:lvl w:ilvl="0" w:tplc="0409000F">
+      <w:start w:val="1"/>
+      <w:numFmt w:val="decimal"/>
+      <w:lvlText w:val="%1."/>
+      <w:lvlJc w:val="left"/>
+      <w:pPr>
+        <w:ind w:left="720" w:hanging="360"/>
+      </w:pPr>
+    </w:lvl>
+    <w:lvl w:ilvl="1" w:tplc="04090019" w:tentative="1">
+      <w:start w:val="1"/>
+      <w:numFmt w:val="lowerLetter"/>
+      <w:lvlText w:val="%2."/>
+      <w:lvlJc w:val="left"/>
+      <w:pPr>
+        <w:ind w:left="1440" w:hanging="360"/>
+      </w:pPr>
+    </w:lvl>
+    <w:lvl w:ilvl="2" w:tplc="0409001B" w:tentative="1">
+      <w:start w:val="1"/>
+      <w:numFmt w:val="lowerRoman"/>
+      <w:lvlText w:val="%3."/>
+      <w:lvlJc w:val="right"/>
+      <w:pPr>
+        <w:ind w:left="2160" w:hanging="180"/>
+      </w:pPr>
+    </w:lvl>
+    <w:lvl w:ilvl="3" w:tplc="0409000F" w:tentative="1">
+      <w:start w:val="1"/>
+      <w:numFmt w:val="decimal"/>
+      <w:lvlText w:val="%4."/>
+      <w:lvlJc w:val="left"/>
+      <w:pPr>
+        <w:ind w:left="2880" w:hanging="360"/>
+      </w:pPr>
+    </w:lvl>
+    <w:lvl w:ilvl="4" w:tplc="04090019" w:tentative="1">
+      <w:start w:val="1"/>
+      <w:numFmt w:val="lowerLetter"/>
+      <w:lvlText w:val="%5."/>
+      <w:lvlJc w:val="left"/>
+      <w:pPr>
+        <w:ind w:left="3600" w:hanging="360"/>
+      </w:pPr>
+    </w:lvl>
+    <w:lvl w:ilvl="5" w:tplc="0409001B" w:tentative="1">
+      <w:start w:val="1"/>
+      <w:numFmt w:val="lowerRoman"/>
+      <w:lvlText w:val="%6."/>
+      <w:lvlJc w:val="right"/>
+      <w:pPr>
+        <w:ind w:left="4320" w:hanging="180"/>
+      </w:pPr>
+    </w:lvl>
+    <w:lvl w:ilvl="6" w:tplc="0409000F" w:tentative="1">
+      <w:start w:val="1"/>
+      <w:numFmt w:val="decimal"/>
+      <w:lvlText w:val="%7."/>
+      <w:lvlJc w:val="left"/>
+      <w:pPr>
+        <w:ind w:left="5040" w:hanging="360"/>
+      </w:pPr>
+    </w:lvl>
+    <w:lvl w:ilvl="7" w:tplc="04090019" w:tentative="1">
+      <w:start w:val="1"/>
+      <w:numFmt w:val="lowerLetter"/>
+      <w:lvlText w:val="%8."/>
+      <w:lvlJc w:val="left"/>
+      <w:pPr>
+        <w:ind w:left="5760" w:hanging="360"/>
+      </w:pPr>
+    </w:lvl>
+    <w:lvl w:ilvl="8" w:tplc="0409001B" w:tentative="1">
+      <w:start w:val="1"/>
+      <w:numFmt w:val="lowerRoman"/>
+      <w:lvlText w:val="%9."/>
+      <w:lvlJc w:val="right"/>
+      <w:pPr>
+        <w:ind w:left="6480" w:hanging="180"/>
+      </w:pPr>
+    </w:lvl>
+  </w:abstractNum>
+  <w:abstractNum w:abstractNumId="17" w15:restartNumberingAfterBreak="0">
+    <w:nsid w:val="3AE23482"/>
+    <w:multiLevelType w:val="hybridMultilevel"/>
+    <w:tmpl w:val="014C3554"/>
+    <w:lvl w:ilvl="0" w:tplc="FFFFFFFF">
+      <w:start w:val="1"/>
+      <w:numFmt w:val="decimal"/>
+      <w:lvlText w:val="%1."/>
+      <w:lvlJc w:val="left"/>
+      <w:pPr>
+        <w:ind w:left="720" w:hanging="360"/>
+      </w:pPr>
+      <w:rPr>
+        <w:rFonts w:hint="default"/>
+      </w:rPr>
+    </w:lvl>
+    <w:lvl w:ilvl="1" w:tplc="FFFFFFFF" w:tentative="1">
+      <w:start w:val="1"/>
+      <w:numFmt w:val="lowerLetter"/>
+      <w:lvlText w:val="%2."/>
+      <w:lvlJc w:val="left"/>
+      <w:pPr>
+        <w:ind w:left="1440" w:hanging="360"/>
+      </w:pPr>
+    </w:lvl>
+    <w:lvl w:ilvl="2" w:tplc="FFFFFFFF" w:tentative="1">
+      <w:start w:val="1"/>
+      <w:numFmt w:val="lowerRoman"/>
+      <w:lvlText w:val="%3."/>
+      <w:lvlJc w:val="right"/>
+      <w:pPr>
+        <w:ind w:left="2160" w:hanging="180"/>
+      </w:pPr>
+    </w:lvl>
+    <w:lvl w:ilvl="3" w:tplc="FFFFFFFF" w:tentative="1">
+      <w:start w:val="1"/>
+      <w:numFmt w:val="decimal"/>
+      <w:lvlText w:val="%4."/>
+      <w:lvlJc w:val="left"/>
+      <w:pPr>
+        <w:ind w:left="2880" w:hanging="360"/>
+      </w:pPr>
+    </w:lvl>
+    <w:lvl w:ilvl="4" w:tplc="FFFFFFFF" w:tentative="1">
+      <w:start w:val="1"/>
+      <w:numFmt w:val="lowerLetter"/>
+      <w:lvlText w:val="%5."/>
+      <w:lvlJc w:val="left"/>
+      <w:pPr>
+        <w:ind w:left="3600" w:hanging="360"/>
+      </w:pPr>
+    </w:lvl>
+    <w:lvl w:ilvl="5" w:tplc="FFFFFFFF" w:tentative="1">
+      <w:start w:val="1"/>
+      <w:numFmt w:val="lowerRoman"/>
+      <w:lvlText w:val="%6."/>
+      <w:lvlJc w:val="right"/>
+      <w:pPr>
+        <w:ind w:left="4320" w:hanging="180"/>
+      </w:pPr>
+    </w:lvl>
+    <w:lvl w:ilvl="6" w:tplc="FFFFFFFF" w:tentative="1">
+      <w:start w:val="1"/>
+      <w:numFmt w:val="decimal"/>
+      <w:lvlText w:val="%7."/>
+      <w:lvlJc w:val="left"/>
+      <w:pPr>
+        <w:ind w:left="5040" w:hanging="360"/>
+      </w:pPr>
+    </w:lvl>
+    <w:lvl w:ilvl="7" w:tplc="FFFFFFFF" w:tentative="1">
+      <w:start w:val="1"/>
+      <w:numFmt w:val="lowerLetter"/>
+      <w:lvlText w:val="%8."/>
+      <w:lvlJc w:val="left"/>
+      <w:pPr>
+        <w:ind w:left="5760" w:hanging="360"/>
+      </w:pPr>
+    </w:lvl>
+    <w:lvl w:ilvl="8" w:tplc="FFFFFFFF" w:tentative="1">
+      <w:start w:val="1"/>
+      <w:numFmt w:val="lowerRoman"/>
+      <w:lvlText w:val="%9."/>
+      <w:lvlJc w:val="right"/>
+      <w:pPr>
+        <w:ind w:left="6480" w:hanging="180"/>
+      </w:pPr>
+    </w:lvl>
+  </w:abstractNum>
+  <w:abstractNum w:abstractNumId="18" w15:restartNumberingAfterBreak="0">
+    <w:nsid w:val="510325C3"/>
+    <w:multiLevelType w:val="hybridMultilevel"/>
+    <w:tmpl w:val="C3BE03A4"/>
+    <w:lvl w:ilvl="0" w:tplc="FFFFFFFF">
+      <w:start w:val="1"/>
+      <w:numFmt w:val="decimal"/>
+      <w:lvlText w:val="%1."/>
+      <w:lvlJc w:val="left"/>
+      <w:pPr>
+        <w:ind w:left="720" w:hanging="360"/>
+      </w:pPr>
+    </w:lvl>
+    <w:lvl w:ilvl="1" w:tplc="FFFFFFFF" w:tentative="1">
+      <w:start w:val="1"/>
+      <w:numFmt w:val="lowerLetter"/>
+      <w:lvlText w:val="%2."/>
+      <w:lvlJc w:val="left"/>
+      <w:pPr>
+        <w:ind w:left="1440" w:hanging="360"/>
+      </w:pPr>
+    </w:lvl>
+    <w:lvl w:ilvl="2" w:tplc="FFFFFFFF" w:tentative="1">
+      <w:start w:val="1"/>
+      <w:numFmt w:val="lowerRoman"/>
+      <w:lvlText w:val="%3."/>
+      <w:lvlJc w:val="right"/>
+      <w:pPr>
+        <w:ind w:left="2160" w:hanging="180"/>
+      </w:pPr>
+    </w:lvl>
+    <w:lvl w:ilvl="3" w:tplc="FFFFFFFF" w:tentative="1">
+      <w:start w:val="1"/>
+      <w:numFmt w:val="decimal"/>
+      <w:lvlText w:val="%4."/>
+      <w:lvlJc w:val="left"/>
+      <w:pPr>
+        <w:ind w:left="2880" w:hanging="360"/>
+      </w:pPr>
+    </w:lvl>
+    <w:lvl w:ilvl="4" w:tplc="FFFFFFFF" w:tentative="1">
+      <w:start w:val="1"/>
+      <w:numFmt w:val="lowerLetter"/>
+      <w:lvlText w:val="%5."/>
+      <w:lvlJc w:val="left"/>
+      <w:pPr>
+        <w:ind w:left="3600" w:hanging="360"/>
+      </w:pPr>
+    </w:lvl>
+    <w:lvl w:ilvl="5" w:tplc="FFFFFFFF" w:tentative="1">
+      <w:start w:val="1"/>
+      <w:numFmt w:val="lowerRoman"/>
+      <w:lvlText w:val="%6."/>
+      <w:lvlJc w:val="right"/>
+      <w:pPr>
+        <w:ind w:left="4320" w:hanging="180"/>
+      </w:pPr>
+    </w:lvl>
+    <w:lvl w:ilvl="6" w:tplc="FFFFFFFF" w:tentative="1">
+      <w:start w:val="1"/>
+      <w:numFmt w:val="decimal"/>
+      <w:lvlText w:val="%7."/>
+      <w:lvlJc w:val="left"/>
+      <w:pPr>
+        <w:ind w:left="5040" w:hanging="360"/>
+      </w:pPr>
+    </w:lvl>
+    <w:lvl w:ilvl="7" w:tplc="FFFFFFFF" w:tentative="1">
+      <w:start w:val="1"/>
+      <w:numFmt w:val="lowerLetter"/>
+      <w:lvlText w:val="%8."/>
+      <w:lvlJc w:val="left"/>
+      <w:pPr>
+        <w:ind w:left="5760" w:hanging="360"/>
+      </w:pPr>
+    </w:lvl>
+    <w:lvl w:ilvl="8" w:tplc="FFFFFFFF" w:tentative="1">
+      <w:start w:val="1"/>
+      <w:numFmt w:val="lowerRoman"/>
+      <w:lvlText w:val="%9."/>
+      <w:lvlJc w:val="right"/>
+      <w:pPr>
+        <w:ind w:left="6480" w:hanging="180"/>
+      </w:pPr>
+    </w:lvl>
+  </w:abstractNum>
+  <w:abstractNum w:abstractNumId="19" w15:restartNumberingAfterBreak="0">
+    <w:nsid w:val="60073F1A"/>
+    <w:multiLevelType w:val="hybridMultilevel"/>
+    <w:tmpl w:val="219E24B2"/>
+    <w:lvl w:ilvl="0" w:tplc="0409000F">
+      <w:start w:val="1"/>
+      <w:numFmt w:val="decimal"/>
+      <w:lvlText w:val="%1."/>
+      <w:lvlJc w:val="left"/>
+      <w:pPr>
+        <w:ind w:left="720" w:hanging="360"/>
+      </w:pPr>
+      <w:rPr>
+        <w:rFonts w:hint="default"/>
+      </w:rPr>
+    </w:lvl>
+    <w:lvl w:ilvl="1" w:tplc="04090019" w:tentative="1">
+      <w:start w:val="1"/>
+      <w:numFmt w:val="lowerLetter"/>
+      <w:lvlText w:val="%2."/>
+      <w:lvlJc w:val="left"/>
+      <w:pPr>
+        <w:ind w:left="1440" w:hanging="360"/>
+      </w:pPr>
+    </w:lvl>
+    <w:lvl w:ilvl="2" w:tplc="0409001B" w:tentative="1">
+      <w:start w:val="1"/>
+      <w:numFmt w:val="lowerRoman"/>
+      <w:lvlText w:val="%3."/>
+      <w:lvlJc w:val="right"/>
+      <w:pPr>
+        <w:ind w:left="2160" w:hanging="180"/>
+      </w:pPr>
+    </w:lvl>
+    <w:lvl w:ilvl="3" w:tplc="0409000F" w:tentative="1">
+      <w:start w:val="1"/>
+      <w:numFmt w:val="decimal"/>
+      <w:lvlText w:val="%4."/>
+      <w:lvlJc w:val="left"/>
+      <w:pPr>
+        <w:ind w:left="2880" w:hanging="360"/>
+      </w:pPr>
+    </w:lvl>
+    <w:lvl w:ilvl="4" w:tplc="04090019" w:tentative="1">
+      <w:start w:val="1"/>
+      <w:numFmt w:val="lowerLetter"/>
+      <w:lvlText w:val="%5."/>
+      <w:lvlJc w:val="left"/>
+      <w:pPr>
+        <w:ind w:left="3600" w:hanging="360"/>
+      </w:pPr>
+    </w:lvl>
+    <w:lvl w:ilvl="5" w:tplc="0409001B" w:tentative="1">
+      <w:start w:val="1"/>
+      <w:numFmt w:val="lowerRoman"/>
+      <w:lvlText w:val="%6."/>
+      <w:lvlJc w:val="right"/>
+      <w:pPr>
+        <w:ind w:left="4320" w:hanging="180"/>
+      </w:pPr>
+    </w:lvl>
+    <w:lvl w:ilvl="6" w:tplc="0409000F" w:tentative="1">
+      <w:start w:val="1"/>
+      <w:numFmt w:val="decimal"/>
+      <w:lvlText w:val="%7."/>
+      <w:lvlJc w:val="left"/>
+      <w:pPr>
+        <w:ind w:left="5040" w:hanging="360"/>
+      </w:pPr>
+    </w:lvl>
+    <w:lvl w:ilvl="7" w:tplc="04090019" w:tentative="1">
+      <w:start w:val="1"/>
+      <w:numFmt w:val="lowerLetter"/>
+      <w:lvlText w:val="%8."/>
+      <w:lvlJc w:val="left"/>
+      <w:pPr>
+        <w:ind w:left="5760" w:hanging="360"/>
+      </w:pPr>
+    </w:lvl>
+    <w:lvl w:ilvl="8" w:tplc="0409001B" w:tentative="1">
+      <w:start w:val="1"/>
+      <w:numFmt w:val="lowerRoman"/>
+      <w:lvlText w:val="%9."/>
+      <w:lvlJc w:val="right"/>
+      <w:pPr>
+        <w:ind w:left="6480" w:hanging="180"/>
+      </w:pPr>
+    </w:lvl>
+  </w:abstractNum>
+  <w:abstractNum w:abstractNumId="20" w15:restartNumberingAfterBreak="0">
+    <w:nsid w:val="628E368C"/>
+    <w:multiLevelType w:val="hybridMultilevel"/>
+    <w:tmpl w:val="014C3554"/>
+    <w:lvl w:ilvl="0" w:tplc="0409000F">
+      <w:start w:val="1"/>
+      <w:numFmt w:val="decimal"/>
+      <w:lvlText w:val="%1."/>
+      <w:lvlJc w:val="left"/>
+      <w:pPr>
+        <w:ind w:left="720" w:hanging="360"/>
+      </w:pPr>
+      <w:rPr>
+        <w:rFonts w:hint="default"/>
+      </w:rPr>
+    </w:lvl>
+    <w:lvl w:ilvl="1" w:tplc="04090019" w:tentative="1">
+      <w:start w:val="1"/>
+      <w:numFmt w:val="lowerLetter"/>
+      <w:lvlText w:val="%2."/>
+      <w:lvlJc w:val="left"/>
+      <w:pPr>
+        <w:ind w:left="1440" w:hanging="360"/>
+      </w:pPr>
+    </w:lvl>
+    <w:lvl w:ilvl="2" w:tplc="0409001B" w:tentative="1">
+      <w:start w:val="1"/>
+      <w:numFmt w:val="lowerRoman"/>
+      <w:lvlText w:val="%3."/>
+      <w:lvlJc w:val="right"/>
+      <w:pPr>
+        <w:ind w:left="2160" w:hanging="180"/>
+      </w:pPr>
+    </w:lvl>
+    <w:lvl w:ilvl="3" w:tplc="0409000F" w:tentative="1">
+      <w:start w:val="1"/>
+      <w:numFmt w:val="decimal"/>
+      <w:lvlText w:val="%4."/>
+      <w:lvlJc w:val="left"/>
+      <w:pPr>
+        <w:ind w:left="2880" w:hanging="360"/>
+      </w:pPr>
+    </w:lvl>
+    <w:lvl w:ilvl="4" w:tplc="04090019" w:tentative="1">
+      <w:start w:val="1"/>
+      <w:numFmt w:val="lowerLetter"/>
+      <w:lvlText w:val="%5."/>
+      <w:lvlJc w:val="left"/>
+      <w:pPr>
+        <w:ind w:left="3600" w:hanging="360"/>
+      </w:pPr>
+    </w:lvl>
+    <w:lvl w:ilvl="5" w:tplc="0409001B" w:tentative="1">
+      <w:start w:val="1"/>
+      <w:numFmt w:val="lowerRoman"/>
+      <w:lvlText w:val="%6."/>
+      <w:lvlJc w:val="right"/>
+      <w:pPr>
+        <w:ind w:left="4320" w:hanging="180"/>
+      </w:pPr>
+    </w:lvl>
+    <w:lvl w:ilvl="6" w:tplc="0409000F" w:tentative="1">
+      <w:start w:val="1"/>
+      <w:numFmt w:val="decimal"/>
+      <w:lvlText w:val="%7."/>
+      <w:lvlJc w:val="left"/>
+      <w:pPr>
+        <w:ind w:left="5040" w:hanging="360"/>
+      </w:pPr>
+    </w:lvl>
+    <w:lvl w:ilvl="7" w:tplc="04090019" w:tentative="1">
+      <w:start w:val="1"/>
+      <w:numFmt w:val="lowerLetter"/>
+      <w:lvlText w:val="%8."/>
+      <w:lvlJc w:val="left"/>
+      <w:pPr>
+        <w:ind w:left="5760" w:hanging="360"/>
+      </w:pPr>
+    </w:lvl>
+    <w:lvl w:ilvl="8" w:tplc="0409001B" w:tentative="1">
+      <w:start w:val="1"/>
+      <w:numFmt w:val="lowerRoman"/>
+      <w:lvlText w:val="%9."/>
+      <w:lvlJc w:val="right"/>
+      <w:pPr>
+        <w:ind w:left="6480" w:hanging="180"/>
+      </w:pPr>
+    </w:lvl>
+  </w:abstractNum>
+  <w:abstractNum w:abstractNumId="21" w15:restartNumberingAfterBreak="0">
+    <w:nsid w:val="6A2A1687"/>
+    <w:multiLevelType w:val="hybridMultilevel"/>
+    <w:tmpl w:val="FF9CA6AC"/>
+    <w:lvl w:ilvl="0" w:tplc="FC14270C">
+      <w:start w:val="1"/>
+      <w:numFmt w:val="decimal"/>
+      <w:lvlText w:val="%1."/>
+      <w:lvlJc w:val="left"/>
+      <w:pPr>
+        <w:ind w:left="717" w:hanging="360"/>
+      </w:pPr>
+      <w:rPr>
+        <w:rFonts w:hint="default"/>
+      </w:rPr>
+    </w:lvl>
+    <w:lvl w:ilvl="1" w:tplc="04090019" w:tentative="1">
+      <w:start w:val="1"/>
+      <w:numFmt w:val="lowerLetter"/>
+      <w:lvlText w:val="%2."/>
+      <w:lvlJc w:val="left"/>
+      <w:pPr>
+        <w:ind w:left="1440" w:hanging="360"/>
+      </w:pPr>
+    </w:lvl>
+    <w:lvl w:ilvl="2" w:tplc="0409001B" w:tentative="1">
+      <w:start w:val="1"/>
+      <w:numFmt w:val="lowerRoman"/>
+      <w:lvlText w:val="%3."/>
+      <w:lvlJc w:val="right"/>
+      <w:pPr>
+        <w:ind w:left="2160" w:hanging="180"/>
+      </w:pPr>
+    </w:lvl>
+    <w:lvl w:ilvl="3" w:tplc="0409000F" w:tentative="1">
+      <w:start w:val="1"/>
+      <w:numFmt w:val="decimal"/>
+      <w:lvlText w:val="%4."/>
+      <w:lvlJc w:val="left"/>
+      <w:pPr>
+        <w:ind w:left="2880" w:hanging="360"/>
+      </w:pPr>
+    </w:lvl>
+    <w:lvl w:ilvl="4" w:tplc="04090019" w:tentative="1">
+      <w:start w:val="1"/>
+      <w:numFmt w:val="lowerLetter"/>
+      <w:lvlText w:val="%5."/>
+      <w:lvlJc w:val="left"/>
+      <w:pPr>
+        <w:ind w:left="3600" w:hanging="360"/>
+      </w:pPr>
+    </w:lvl>
+    <w:lvl w:ilvl="5" w:tplc="0409001B" w:tentative="1">
+      <w:start w:val="1"/>
+      <w:numFmt w:val="lowerRoman"/>
+      <w:lvlText w:val="%6."/>
+      <w:lvlJc w:val="right"/>
+      <w:pPr>
+        <w:ind w:left="4320" w:hanging="180"/>
+      </w:pPr>
+    </w:lvl>
+    <w:lvl w:ilvl="6" w:tplc="0409000F" w:tentative="1">
+      <w:start w:val="1"/>
+      <w:numFmt w:val="decimal"/>
+      <w:lvlText w:val="%7."/>
+      <w:lvlJc w:val="left"/>
+      <w:pPr>
+        <w:ind w:left="5040" w:hanging="360"/>
+      </w:pPr>
+    </w:lvl>
+    <w:lvl w:ilvl="7" w:tplc="04090019" w:tentative="1">
+      <w:start w:val="1"/>
+      <w:numFmt w:val="lowerLetter"/>
+      <w:lvlText w:val="%8."/>
+      <w:lvlJc w:val="left"/>
+      <w:pPr>
+        <w:ind w:left="5760" w:hanging="360"/>
+      </w:pPr>
+    </w:lvl>
+    <w:lvl w:ilvl="8" w:tplc="0409001B" w:tentative="1">
+      <w:start w:val="1"/>
+      <w:numFmt w:val="lowerRoman"/>
+      <w:lvlText w:val="%9."/>
+      <w:lvlJc w:val="right"/>
+      <w:pPr>
+        <w:ind w:left="6480" w:hanging="180"/>
+      </w:pPr>
+    </w:lvl>
+  </w:abstractNum>
   <w:num w:numId="1" w16cid:durableId="644748118">
-    <w:abstractNumId w:val="1"/>
+    <w:abstractNumId w:val="2"/>
   </w:num>
   <w:num w:numId="2" w16cid:durableId="1765875650">
     <w:abstractNumId w:val="0"/>
+  </w:num>
+  <w:num w:numId="3" w16cid:durableId="1546871102">
+    <w:abstractNumId w:val="3"/>
+  </w:num>
+  <w:num w:numId="4" w16cid:durableId="1055276140">
+    <w:abstractNumId w:val="13"/>
+  </w:num>
+  <w:num w:numId="5" w16cid:durableId="264339370">
+    <w:abstractNumId w:val="1"/>
+  </w:num>
+  <w:num w:numId="6" w16cid:durableId="471597672">
+    <w:abstractNumId w:val="20"/>
+  </w:num>
+  <w:num w:numId="7" w16cid:durableId="422918312">
+    <w:abstractNumId w:val="17"/>
+  </w:num>
+  <w:num w:numId="8" w16cid:durableId="456875506">
+    <w:abstractNumId w:val="5"/>
+  </w:num>
+  <w:num w:numId="9" w16cid:durableId="612132547">
+    <w:abstractNumId w:val="8"/>
+  </w:num>
+  <w:num w:numId="10" w16cid:durableId="189998013">
+    <w:abstractNumId w:val="12"/>
+  </w:num>
+  <w:num w:numId="11" w16cid:durableId="1508330854">
+    <w:abstractNumId w:val="6"/>
+  </w:num>
+  <w:num w:numId="12" w16cid:durableId="1416441798">
+    <w:abstractNumId w:val="4"/>
+  </w:num>
+  <w:num w:numId="13" w16cid:durableId="405884495">
+    <w:abstractNumId w:val="21"/>
+  </w:num>
+  <w:num w:numId="14" w16cid:durableId="1850636510">
+    <w:abstractNumId w:val="10"/>
+  </w:num>
+  <w:num w:numId="15" w16cid:durableId="1087657940">
+    <w:abstractNumId w:val="14"/>
+  </w:num>
+  <w:num w:numId="16" w16cid:durableId="769855995">
+    <w:abstractNumId w:val="19"/>
+  </w:num>
+  <w:num w:numId="17" w16cid:durableId="1703478056">
+    <w:abstractNumId w:val="16"/>
+  </w:num>
+  <w:num w:numId="18" w16cid:durableId="1438406892">
+    <w:abstractNumId w:val="15"/>
+  </w:num>
+  <w:num w:numId="19" w16cid:durableId="1787154">
+    <w:abstractNumId w:val="7"/>
+  </w:num>
+  <w:num w:numId="20" w16cid:durableId="2120903744">
+    <w:abstractNumId w:val="9"/>
+  </w:num>
+  <w:num w:numId="21" w16cid:durableId="1971281004">
+    <w:abstractNumId w:val="18"/>
+  </w:num>
+  <w:num w:numId="22" w16cid:durableId="2022194014">
+    <w:abstractNumId w:val="11"/>
   </w:num>
 </w:numbering>
 </file>
@@ -1233,17 +6085,13 @@
   <w:docDefaults>
     <w:rPrDefault>
       <w:rPr>
-        <w:rFonts w:asciiTheme="minorHAnsi" w:eastAsiaTheme="minorHAnsi" w:hAnsiTheme="minorHAnsi" w:cstheme="minorBidi"/>
-        <w:kern w:val="2"/>
-        <w:sz w:val="22"/>
-        <w:szCs w:val="22"/>
+        <w:rFonts w:asciiTheme="minorHAnsi" w:eastAsiaTheme="minorEastAsia" w:hAnsiTheme="minorHAnsi" w:cstheme="minorBidi"/>
         <w:lang w:val="en-US" w:eastAsia="en-US" w:bidi="ar-SA"/>
-        <w14:ligatures w14:val="standardContextual"/>
       </w:rPr>
     </w:rPrDefault>
     <w:pPrDefault>
       <w:pPr>
-        <w:spacing w:after="160" w:line="259" w:lineRule="auto"/>
+        <w:spacing w:before="100" w:after="200" w:line="276" w:lineRule="auto"/>
       </w:pPr>
     </w:pPrDefault>
   </w:docDefaults>
@@ -1628,6 +6476,214 @@
   <w:style w:type="paragraph" w:default="1" w:styleId="Normal">
     <w:name w:val="Normal"/>
     <w:qFormat/>
+    <w:rsid w:val="009A7C39"/>
+  </w:style>
+  <w:style w:type="paragraph" w:styleId="Heading1">
+    <w:name w:val="heading 1"/>
+    <w:basedOn w:val="Normal"/>
+    <w:next w:val="Normal"/>
+    <w:link w:val="Heading1Char"/>
+    <w:uiPriority w:val="9"/>
+    <w:qFormat/>
+    <w:rsid w:val="009A7C39"/>
+    <w:pPr>
+      <w:pBdr>
+        <w:top w:val="single" w:sz="24" w:space="0" w:color="4472C4" w:themeColor="accent1"/>
+        <w:left w:val="single" w:sz="24" w:space="0" w:color="4472C4" w:themeColor="accent1"/>
+        <w:bottom w:val="single" w:sz="24" w:space="0" w:color="4472C4" w:themeColor="accent1"/>
+        <w:right w:val="single" w:sz="24" w:space="0" w:color="4472C4" w:themeColor="accent1"/>
+      </w:pBdr>
+      <w:shd w:val="clear" w:color="auto" w:fill="4472C4" w:themeFill="accent1"/>
+      <w:spacing w:after="0"/>
+      <w:outlineLvl w:val="0"/>
+    </w:pPr>
+    <w:rPr>
+      <w:caps/>
+      <w:color w:val="FFFFFF" w:themeColor="background1"/>
+      <w:spacing w:val="15"/>
+      <w:sz w:val="22"/>
+      <w:szCs w:val="22"/>
+    </w:rPr>
+  </w:style>
+  <w:style w:type="paragraph" w:styleId="Heading2">
+    <w:name w:val="heading 2"/>
+    <w:basedOn w:val="Normal"/>
+    <w:next w:val="Normal"/>
+    <w:link w:val="Heading2Char"/>
+    <w:uiPriority w:val="9"/>
+    <w:unhideWhenUsed/>
+    <w:qFormat/>
+    <w:rsid w:val="009A7C39"/>
+    <w:pPr>
+      <w:pBdr>
+        <w:top w:val="single" w:sz="24" w:space="0" w:color="D9E2F3" w:themeColor="accent1" w:themeTint="33"/>
+        <w:left w:val="single" w:sz="24" w:space="0" w:color="D9E2F3" w:themeColor="accent1" w:themeTint="33"/>
+        <w:bottom w:val="single" w:sz="24" w:space="0" w:color="D9E2F3" w:themeColor="accent1" w:themeTint="33"/>
+        <w:right w:val="single" w:sz="24" w:space="0" w:color="D9E2F3" w:themeColor="accent1" w:themeTint="33"/>
+      </w:pBdr>
+      <w:shd w:val="clear" w:color="auto" w:fill="D9E2F3" w:themeFill="accent1" w:themeFillTint="33"/>
+      <w:spacing w:after="0"/>
+      <w:outlineLvl w:val="1"/>
+    </w:pPr>
+    <w:rPr>
+      <w:caps/>
+      <w:spacing w:val="15"/>
+    </w:rPr>
+  </w:style>
+  <w:style w:type="paragraph" w:styleId="Heading3">
+    <w:name w:val="heading 3"/>
+    <w:basedOn w:val="Normal"/>
+    <w:next w:val="Normal"/>
+    <w:link w:val="Heading3Char"/>
+    <w:uiPriority w:val="9"/>
+    <w:unhideWhenUsed/>
+    <w:qFormat/>
+    <w:rsid w:val="009A7C39"/>
+    <w:pPr>
+      <w:pBdr>
+        <w:top w:val="single" w:sz="6" w:space="2" w:color="4472C4" w:themeColor="accent1"/>
+      </w:pBdr>
+      <w:spacing w:before="300" w:after="0"/>
+      <w:outlineLvl w:val="2"/>
+    </w:pPr>
+    <w:rPr>
+      <w:caps/>
+      <w:color w:val="1F3763" w:themeColor="accent1" w:themeShade="7F"/>
+      <w:spacing w:val="15"/>
+    </w:rPr>
+  </w:style>
+  <w:style w:type="paragraph" w:styleId="Heading4">
+    <w:name w:val="heading 4"/>
+    <w:basedOn w:val="Normal"/>
+    <w:next w:val="Normal"/>
+    <w:link w:val="Heading4Char"/>
+    <w:uiPriority w:val="9"/>
+    <w:semiHidden/>
+    <w:unhideWhenUsed/>
+    <w:qFormat/>
+    <w:rsid w:val="009A7C39"/>
+    <w:pPr>
+      <w:pBdr>
+        <w:top w:val="dotted" w:sz="6" w:space="2" w:color="4472C4" w:themeColor="accent1"/>
+      </w:pBdr>
+      <w:spacing w:before="200" w:after="0"/>
+      <w:outlineLvl w:val="3"/>
+    </w:pPr>
+    <w:rPr>
+      <w:caps/>
+      <w:color w:val="2F5496" w:themeColor="accent1" w:themeShade="BF"/>
+      <w:spacing w:val="10"/>
+    </w:rPr>
+  </w:style>
+  <w:style w:type="paragraph" w:styleId="Heading5">
+    <w:name w:val="heading 5"/>
+    <w:basedOn w:val="Normal"/>
+    <w:next w:val="Normal"/>
+    <w:link w:val="Heading5Char"/>
+    <w:uiPriority w:val="9"/>
+    <w:semiHidden/>
+    <w:unhideWhenUsed/>
+    <w:qFormat/>
+    <w:rsid w:val="009A7C39"/>
+    <w:pPr>
+      <w:pBdr>
+        <w:bottom w:val="single" w:sz="6" w:space="1" w:color="4472C4" w:themeColor="accent1"/>
+      </w:pBdr>
+      <w:spacing w:before="200" w:after="0"/>
+      <w:outlineLvl w:val="4"/>
+    </w:pPr>
+    <w:rPr>
+      <w:caps/>
+      <w:color w:val="2F5496" w:themeColor="accent1" w:themeShade="BF"/>
+      <w:spacing w:val="10"/>
+    </w:rPr>
+  </w:style>
+  <w:style w:type="paragraph" w:styleId="Heading6">
+    <w:name w:val="heading 6"/>
+    <w:basedOn w:val="Normal"/>
+    <w:next w:val="Normal"/>
+    <w:link w:val="Heading6Char"/>
+    <w:uiPriority w:val="9"/>
+    <w:semiHidden/>
+    <w:unhideWhenUsed/>
+    <w:qFormat/>
+    <w:rsid w:val="009A7C39"/>
+    <w:pPr>
+      <w:pBdr>
+        <w:bottom w:val="dotted" w:sz="6" w:space="1" w:color="4472C4" w:themeColor="accent1"/>
+      </w:pBdr>
+      <w:spacing w:before="200" w:after="0"/>
+      <w:outlineLvl w:val="5"/>
+    </w:pPr>
+    <w:rPr>
+      <w:caps/>
+      <w:color w:val="2F5496" w:themeColor="accent1" w:themeShade="BF"/>
+      <w:spacing w:val="10"/>
+    </w:rPr>
+  </w:style>
+  <w:style w:type="paragraph" w:styleId="Heading7">
+    <w:name w:val="heading 7"/>
+    <w:basedOn w:val="Normal"/>
+    <w:next w:val="Normal"/>
+    <w:link w:val="Heading7Char"/>
+    <w:uiPriority w:val="9"/>
+    <w:semiHidden/>
+    <w:unhideWhenUsed/>
+    <w:qFormat/>
+    <w:rsid w:val="009A7C39"/>
+    <w:pPr>
+      <w:spacing w:before="200" w:after="0"/>
+      <w:outlineLvl w:val="6"/>
+    </w:pPr>
+    <w:rPr>
+      <w:caps/>
+      <w:color w:val="2F5496" w:themeColor="accent1" w:themeShade="BF"/>
+      <w:spacing w:val="10"/>
+    </w:rPr>
+  </w:style>
+  <w:style w:type="paragraph" w:styleId="Heading8">
+    <w:name w:val="heading 8"/>
+    <w:basedOn w:val="Normal"/>
+    <w:next w:val="Normal"/>
+    <w:link w:val="Heading8Char"/>
+    <w:uiPriority w:val="9"/>
+    <w:semiHidden/>
+    <w:unhideWhenUsed/>
+    <w:qFormat/>
+    <w:rsid w:val="009A7C39"/>
+    <w:pPr>
+      <w:spacing w:before="200" w:after="0"/>
+      <w:outlineLvl w:val="7"/>
+    </w:pPr>
+    <w:rPr>
+      <w:caps/>
+      <w:spacing w:val="10"/>
+      <w:sz w:val="18"/>
+      <w:szCs w:val="18"/>
+    </w:rPr>
+  </w:style>
+  <w:style w:type="paragraph" w:styleId="Heading9">
+    <w:name w:val="heading 9"/>
+    <w:basedOn w:val="Normal"/>
+    <w:next w:val="Normal"/>
+    <w:link w:val="Heading9Char"/>
+    <w:uiPriority w:val="9"/>
+    <w:semiHidden/>
+    <w:unhideWhenUsed/>
+    <w:qFormat/>
+    <w:rsid w:val="009A7C39"/>
+    <w:pPr>
+      <w:spacing w:before="200" w:after="0"/>
+      <w:outlineLvl w:val="8"/>
+    </w:pPr>
+    <w:rPr>
+      <w:i/>
+      <w:iCs/>
+      <w:caps/>
+      <w:spacing w:val="10"/>
+      <w:sz w:val="18"/>
+      <w:szCs w:val="18"/>
+    </w:rPr>
   </w:style>
   <w:style w:type="character" w:default="1" w:styleId="DefaultParagraphFont">
     <w:name w:val="Default Paragraph Font"/>
@@ -1676,6 +6732,395 @@
       <w:ind w:left="720"/>
       <w:contextualSpacing/>
     </w:pPr>
+  </w:style>
+  <w:style w:type="character" w:customStyle="1" w:styleId="Heading1Char">
+    <w:name w:val="Heading 1 Char"/>
+    <w:basedOn w:val="DefaultParagraphFont"/>
+    <w:link w:val="Heading1"/>
+    <w:uiPriority w:val="9"/>
+    <w:rsid w:val="009A7C39"/>
+    <w:rPr>
+      <w:caps/>
+      <w:color w:val="FFFFFF" w:themeColor="background1"/>
+      <w:spacing w:val="15"/>
+      <w:sz w:val="22"/>
+      <w:szCs w:val="22"/>
+      <w:shd w:val="clear" w:color="auto" w:fill="4472C4" w:themeFill="accent1"/>
+    </w:rPr>
+  </w:style>
+  <w:style w:type="character" w:customStyle="1" w:styleId="Heading2Char">
+    <w:name w:val="Heading 2 Char"/>
+    <w:basedOn w:val="DefaultParagraphFont"/>
+    <w:link w:val="Heading2"/>
+    <w:uiPriority w:val="9"/>
+    <w:rsid w:val="009A7C39"/>
+    <w:rPr>
+      <w:caps/>
+      <w:spacing w:val="15"/>
+      <w:shd w:val="clear" w:color="auto" w:fill="D9E2F3" w:themeFill="accent1" w:themeFillTint="33"/>
+    </w:rPr>
+  </w:style>
+  <w:style w:type="character" w:customStyle="1" w:styleId="Heading3Char">
+    <w:name w:val="Heading 3 Char"/>
+    <w:basedOn w:val="DefaultParagraphFont"/>
+    <w:link w:val="Heading3"/>
+    <w:uiPriority w:val="9"/>
+    <w:rsid w:val="009A7C39"/>
+    <w:rPr>
+      <w:caps/>
+      <w:color w:val="1F3763" w:themeColor="accent1" w:themeShade="7F"/>
+      <w:spacing w:val="15"/>
+    </w:rPr>
+  </w:style>
+  <w:style w:type="character" w:customStyle="1" w:styleId="Heading4Char">
+    <w:name w:val="Heading 4 Char"/>
+    <w:basedOn w:val="DefaultParagraphFont"/>
+    <w:link w:val="Heading4"/>
+    <w:uiPriority w:val="9"/>
+    <w:semiHidden/>
+    <w:rsid w:val="009A7C39"/>
+    <w:rPr>
+      <w:caps/>
+      <w:color w:val="2F5496" w:themeColor="accent1" w:themeShade="BF"/>
+      <w:spacing w:val="10"/>
+    </w:rPr>
+  </w:style>
+  <w:style w:type="character" w:customStyle="1" w:styleId="Heading5Char">
+    <w:name w:val="Heading 5 Char"/>
+    <w:basedOn w:val="DefaultParagraphFont"/>
+    <w:link w:val="Heading5"/>
+    <w:uiPriority w:val="9"/>
+    <w:semiHidden/>
+    <w:rsid w:val="009A7C39"/>
+    <w:rPr>
+      <w:caps/>
+      <w:color w:val="2F5496" w:themeColor="accent1" w:themeShade="BF"/>
+      <w:spacing w:val="10"/>
+    </w:rPr>
+  </w:style>
+  <w:style w:type="character" w:customStyle="1" w:styleId="Heading6Char">
+    <w:name w:val="Heading 6 Char"/>
+    <w:basedOn w:val="DefaultParagraphFont"/>
+    <w:link w:val="Heading6"/>
+    <w:uiPriority w:val="9"/>
+    <w:semiHidden/>
+    <w:rsid w:val="009A7C39"/>
+    <w:rPr>
+      <w:caps/>
+      <w:color w:val="2F5496" w:themeColor="accent1" w:themeShade="BF"/>
+      <w:spacing w:val="10"/>
+    </w:rPr>
+  </w:style>
+  <w:style w:type="character" w:customStyle="1" w:styleId="Heading7Char">
+    <w:name w:val="Heading 7 Char"/>
+    <w:basedOn w:val="DefaultParagraphFont"/>
+    <w:link w:val="Heading7"/>
+    <w:uiPriority w:val="9"/>
+    <w:semiHidden/>
+    <w:rsid w:val="009A7C39"/>
+    <w:rPr>
+      <w:caps/>
+      <w:color w:val="2F5496" w:themeColor="accent1" w:themeShade="BF"/>
+      <w:spacing w:val="10"/>
+    </w:rPr>
+  </w:style>
+  <w:style w:type="character" w:customStyle="1" w:styleId="Heading8Char">
+    <w:name w:val="Heading 8 Char"/>
+    <w:basedOn w:val="DefaultParagraphFont"/>
+    <w:link w:val="Heading8"/>
+    <w:uiPriority w:val="9"/>
+    <w:semiHidden/>
+    <w:rsid w:val="009A7C39"/>
+    <w:rPr>
+      <w:caps/>
+      <w:spacing w:val="10"/>
+      <w:sz w:val="18"/>
+      <w:szCs w:val="18"/>
+    </w:rPr>
+  </w:style>
+  <w:style w:type="character" w:customStyle="1" w:styleId="Heading9Char">
+    <w:name w:val="Heading 9 Char"/>
+    <w:basedOn w:val="DefaultParagraphFont"/>
+    <w:link w:val="Heading9"/>
+    <w:uiPriority w:val="9"/>
+    <w:semiHidden/>
+    <w:rsid w:val="009A7C39"/>
+    <w:rPr>
+      <w:i/>
+      <w:iCs/>
+      <w:caps/>
+      <w:spacing w:val="10"/>
+      <w:sz w:val="18"/>
+      <w:szCs w:val="18"/>
+    </w:rPr>
+  </w:style>
+  <w:style w:type="paragraph" w:styleId="Caption">
+    <w:name w:val="caption"/>
+    <w:basedOn w:val="Normal"/>
+    <w:next w:val="Normal"/>
+    <w:uiPriority w:val="35"/>
+    <w:semiHidden/>
+    <w:unhideWhenUsed/>
+    <w:qFormat/>
+    <w:rsid w:val="009A7C39"/>
+    <w:rPr>
+      <w:b/>
+      <w:bCs/>
+      <w:color w:val="2F5496" w:themeColor="accent1" w:themeShade="BF"/>
+      <w:sz w:val="16"/>
+      <w:szCs w:val="16"/>
+    </w:rPr>
+  </w:style>
+  <w:style w:type="paragraph" w:styleId="Title">
+    <w:name w:val="Title"/>
+    <w:basedOn w:val="Normal"/>
+    <w:next w:val="Normal"/>
+    <w:link w:val="TitleChar"/>
+    <w:uiPriority w:val="10"/>
+    <w:qFormat/>
+    <w:rsid w:val="009A7C39"/>
+    <w:pPr>
+      <w:spacing w:before="0" w:after="0"/>
+    </w:pPr>
+    <w:rPr>
+      <w:rFonts w:asciiTheme="majorHAnsi" w:eastAsiaTheme="majorEastAsia" w:hAnsiTheme="majorHAnsi" w:cstheme="majorBidi"/>
+      <w:caps/>
+      <w:color w:val="4472C4" w:themeColor="accent1"/>
+      <w:spacing w:val="10"/>
+      <w:sz w:val="52"/>
+      <w:szCs w:val="52"/>
+    </w:rPr>
+  </w:style>
+  <w:style w:type="character" w:customStyle="1" w:styleId="TitleChar">
+    <w:name w:val="Title Char"/>
+    <w:basedOn w:val="DefaultParagraphFont"/>
+    <w:link w:val="Title"/>
+    <w:uiPriority w:val="10"/>
+    <w:rsid w:val="009A7C39"/>
+    <w:rPr>
+      <w:rFonts w:asciiTheme="majorHAnsi" w:eastAsiaTheme="majorEastAsia" w:hAnsiTheme="majorHAnsi" w:cstheme="majorBidi"/>
+      <w:caps/>
+      <w:color w:val="4472C4" w:themeColor="accent1"/>
+      <w:spacing w:val="10"/>
+      <w:sz w:val="52"/>
+      <w:szCs w:val="52"/>
+    </w:rPr>
+  </w:style>
+  <w:style w:type="paragraph" w:styleId="Subtitle">
+    <w:name w:val="Subtitle"/>
+    <w:basedOn w:val="Normal"/>
+    <w:next w:val="Normal"/>
+    <w:link w:val="SubtitleChar"/>
+    <w:uiPriority w:val="11"/>
+    <w:qFormat/>
+    <w:rsid w:val="009A7C39"/>
+    <w:pPr>
+      <w:spacing w:before="0" w:after="500" w:line="240" w:lineRule="auto"/>
+    </w:pPr>
+    <w:rPr>
+      <w:caps/>
+      <w:color w:val="595959" w:themeColor="text1" w:themeTint="A6"/>
+      <w:spacing w:val="10"/>
+      <w:sz w:val="21"/>
+      <w:szCs w:val="21"/>
+    </w:rPr>
+  </w:style>
+  <w:style w:type="character" w:customStyle="1" w:styleId="SubtitleChar">
+    <w:name w:val="Subtitle Char"/>
+    <w:basedOn w:val="DefaultParagraphFont"/>
+    <w:link w:val="Subtitle"/>
+    <w:uiPriority w:val="11"/>
+    <w:rsid w:val="009A7C39"/>
+    <w:rPr>
+      <w:caps/>
+      <w:color w:val="595959" w:themeColor="text1" w:themeTint="A6"/>
+      <w:spacing w:val="10"/>
+      <w:sz w:val="21"/>
+      <w:szCs w:val="21"/>
+    </w:rPr>
+  </w:style>
+  <w:style w:type="character" w:styleId="Strong">
+    <w:name w:val="Strong"/>
+    <w:uiPriority w:val="22"/>
+    <w:qFormat/>
+    <w:rsid w:val="009A7C39"/>
+    <w:rPr>
+      <w:b/>
+      <w:bCs/>
+    </w:rPr>
+  </w:style>
+  <w:style w:type="character" w:styleId="Emphasis">
+    <w:name w:val="Emphasis"/>
+    <w:uiPriority w:val="20"/>
+    <w:qFormat/>
+    <w:rsid w:val="009A7C39"/>
+    <w:rPr>
+      <w:caps/>
+      <w:color w:val="1F3763" w:themeColor="accent1" w:themeShade="7F"/>
+      <w:spacing w:val="5"/>
+    </w:rPr>
+  </w:style>
+  <w:style w:type="paragraph" w:styleId="NoSpacing">
+    <w:name w:val="No Spacing"/>
+    <w:uiPriority w:val="1"/>
+    <w:qFormat/>
+    <w:rsid w:val="009A7C39"/>
+    <w:pPr>
+      <w:spacing w:after="0" w:line="240" w:lineRule="auto"/>
+    </w:pPr>
+  </w:style>
+  <w:style w:type="paragraph" w:styleId="Quote">
+    <w:name w:val="Quote"/>
+    <w:basedOn w:val="Normal"/>
+    <w:next w:val="Normal"/>
+    <w:link w:val="QuoteChar"/>
+    <w:uiPriority w:val="29"/>
+    <w:qFormat/>
+    <w:rsid w:val="009A7C39"/>
+    <w:rPr>
+      <w:i/>
+      <w:iCs/>
+      <w:sz w:val="24"/>
+      <w:szCs w:val="24"/>
+    </w:rPr>
+  </w:style>
+  <w:style w:type="character" w:customStyle="1" w:styleId="QuoteChar">
+    <w:name w:val="Quote Char"/>
+    <w:basedOn w:val="DefaultParagraphFont"/>
+    <w:link w:val="Quote"/>
+    <w:uiPriority w:val="29"/>
+    <w:rsid w:val="009A7C39"/>
+    <w:rPr>
+      <w:i/>
+      <w:iCs/>
+      <w:sz w:val="24"/>
+      <w:szCs w:val="24"/>
+    </w:rPr>
+  </w:style>
+  <w:style w:type="paragraph" w:styleId="IntenseQuote">
+    <w:name w:val="Intense Quote"/>
+    <w:basedOn w:val="Normal"/>
+    <w:next w:val="Normal"/>
+    <w:link w:val="IntenseQuoteChar"/>
+    <w:uiPriority w:val="30"/>
+    <w:qFormat/>
+    <w:rsid w:val="009A7C39"/>
+    <w:pPr>
+      <w:spacing w:before="240" w:after="240" w:line="240" w:lineRule="auto"/>
+      <w:ind w:left="1080" w:right="1080"/>
+      <w:jc w:val="center"/>
+    </w:pPr>
+    <w:rPr>
+      <w:color w:val="4472C4" w:themeColor="accent1"/>
+      <w:sz w:val="24"/>
+      <w:szCs w:val="24"/>
+    </w:rPr>
+  </w:style>
+  <w:style w:type="character" w:customStyle="1" w:styleId="IntenseQuoteChar">
+    <w:name w:val="Intense Quote Char"/>
+    <w:basedOn w:val="DefaultParagraphFont"/>
+    <w:link w:val="IntenseQuote"/>
+    <w:uiPriority w:val="30"/>
+    <w:rsid w:val="009A7C39"/>
+    <w:rPr>
+      <w:color w:val="4472C4" w:themeColor="accent1"/>
+      <w:sz w:val="24"/>
+      <w:szCs w:val="24"/>
+    </w:rPr>
+  </w:style>
+  <w:style w:type="character" w:styleId="SubtleEmphasis">
+    <w:name w:val="Subtle Emphasis"/>
+    <w:uiPriority w:val="19"/>
+    <w:qFormat/>
+    <w:rsid w:val="009A7C39"/>
+    <w:rPr>
+      <w:i/>
+      <w:iCs/>
+      <w:color w:val="1F3763" w:themeColor="accent1" w:themeShade="7F"/>
+    </w:rPr>
+  </w:style>
+  <w:style w:type="character" w:styleId="IntenseEmphasis">
+    <w:name w:val="Intense Emphasis"/>
+    <w:uiPriority w:val="21"/>
+    <w:qFormat/>
+    <w:rsid w:val="009A7C39"/>
+    <w:rPr>
+      <w:b/>
+      <w:bCs/>
+      <w:caps/>
+      <w:color w:val="1F3763" w:themeColor="accent1" w:themeShade="7F"/>
+      <w:spacing w:val="10"/>
+    </w:rPr>
+  </w:style>
+  <w:style w:type="character" w:styleId="SubtleReference">
+    <w:name w:val="Subtle Reference"/>
+    <w:uiPriority w:val="31"/>
+    <w:qFormat/>
+    <w:rsid w:val="009A7C39"/>
+    <w:rPr>
+      <w:b/>
+      <w:bCs/>
+      <w:color w:val="4472C4" w:themeColor="accent1"/>
+    </w:rPr>
+  </w:style>
+  <w:style w:type="character" w:styleId="IntenseReference">
+    <w:name w:val="Intense Reference"/>
+    <w:uiPriority w:val="32"/>
+    <w:qFormat/>
+    <w:rsid w:val="009A7C39"/>
+    <w:rPr>
+      <w:b/>
+      <w:bCs/>
+      <w:i/>
+      <w:iCs/>
+      <w:caps/>
+      <w:color w:val="4472C4" w:themeColor="accent1"/>
+    </w:rPr>
+  </w:style>
+  <w:style w:type="character" w:styleId="BookTitle">
+    <w:name w:val="Book Title"/>
+    <w:uiPriority w:val="33"/>
+    <w:qFormat/>
+    <w:rsid w:val="009A7C39"/>
+    <w:rPr>
+      <w:b/>
+      <w:bCs/>
+      <w:i/>
+      <w:iCs/>
+      <w:spacing w:val="0"/>
+    </w:rPr>
+  </w:style>
+  <w:style w:type="paragraph" w:styleId="TOCHeading">
+    <w:name w:val="TOC Heading"/>
+    <w:basedOn w:val="Heading1"/>
+    <w:next w:val="Normal"/>
+    <w:uiPriority w:val="39"/>
+    <w:semiHidden/>
+    <w:unhideWhenUsed/>
+    <w:qFormat/>
+    <w:rsid w:val="009A7C39"/>
+    <w:pPr>
+      <w:outlineLvl w:val="9"/>
+    </w:pPr>
+  </w:style>
+  <w:style w:type="table" w:styleId="TableGrid">
+    <w:name w:val="Table Grid"/>
+    <w:basedOn w:val="TableNormal"/>
+    <w:uiPriority w:val="39"/>
+    <w:rsid w:val="0005571E"/>
+    <w:pPr>
+      <w:spacing w:before="0" w:after="0" w:line="240" w:lineRule="auto"/>
+    </w:pPr>
+    <w:tblPr>
+      <w:tblBorders>
+        <w:top w:val="single" w:sz="4" w:space="0" w:color="auto"/>
+        <w:left w:val="single" w:sz="4" w:space="0" w:color="auto"/>
+        <w:bottom w:val="single" w:sz="4" w:space="0" w:color="auto"/>
+        <w:right w:val="single" w:sz="4" w:space="0" w:color="auto"/>
+        <w:insideH w:val="single" w:sz="4" w:space="0" w:color="auto"/>
+        <w:insideV w:val="single" w:sz="4" w:space="0" w:color="auto"/>
+      </w:tblBorders>
+    </w:tblPr>
   </w:style>
 </w:styles>
 </file>
@@ -1973,4 +7418,16 @@
     </a:ext>
   </a:extLst>
 </a:theme>
+</file>
+
+<file path=customXml/item1.xml><?xml version="1.0" encoding="utf-8"?>
+<b:Sources xmlns:b="http://schemas.openxmlformats.org/officeDocument/2006/bibliography" xmlns="http://schemas.openxmlformats.org/officeDocument/2006/bibliography" SelectedStyle="\APASixthEditionOfficeOnline.xsl" StyleName="APA" Version="6"/>
+</file>
+
+<file path=customXml/itemProps1.xml><?xml version="1.0" encoding="utf-8"?>
+<ds:datastoreItem xmlns:ds="http://schemas.openxmlformats.org/officeDocument/2006/customXml" ds:itemID="{FE17EDB2-4A33-4764-9F7E-3B3753B53925}">
+  <ds:schemaRefs>
+    <ds:schemaRef ds:uri="http://schemas.openxmlformats.org/officeDocument/2006/bibliography"/>
+  </ds:schemaRefs>
+</ds:datastoreItem>
 </file>
--- a/notebooks/Greedy Algorithms/Notes.docx
+++ b/notebooks/Greedy Algorithms/Notes.docx
@@ -3541,19 +3541,40 @@
               <w:rPr>
                 <w:lang w:val="vi-VN"/>
               </w:rPr>
-              <w:t>T</w:t>
-            </w:r>
-            <w:r>
-              <w:rPr>
-                <w:lang w:val="vi-VN"/>
-              </w:rPr>
-              <w:t>ì</w:t>
-            </w:r>
-            <w:r>
-              <w:rPr>
-                <w:lang w:val="vi-VN"/>
-              </w:rPr>
-              <w:t>m ra một thước đo để biết ai đang "dẫn trước". (Ví dụ: Tiền nhiều hơn, thời gian rảnh nhiều hơn, diện tích phủ được xa hơn, dung lượng balo còn lại nhiều hơn).</w:t>
+              <w:t xml:space="preserve">Xác định một đại lượng </w:t>
+            </w:r>
+            <m:oMath>
+              <m:r>
+                <w:rPr>
+                  <w:rFonts w:ascii="Cambria Math" w:hAnsi="Cambria Math"/>
+                  <w:lang w:val="vi-VN"/>
+                </w:rPr>
+                <m:t>f(⋅)</m:t>
+              </m:r>
+            </m:oMath>
+            <w:r>
+              <w:rPr>
+                <w:lang w:val="vi-VN"/>
+              </w:rPr>
+              <w:t xml:space="preserve"> để đo mức tiến xa của lời giải</w:t>
+            </w:r>
+            <w:r>
+              <w:rPr>
+                <w:lang w:val="vi-VN"/>
+              </w:rPr>
+              <w:t xml:space="preserve">. (Ví dụ: </w:t>
+            </w:r>
+            <w:r>
+              <w:rPr>
+                <w:lang w:val="vi-VN"/>
+              </w:rPr>
+              <w:t>vị trí, thời gian hoàn thành, số lượng còn lại, tổng lợi ích đã đạt, phần tài nguyên đã giữ lại, v.v.</w:t>
+            </w:r>
+            <w:r>
+              <w:rPr>
+                <w:lang w:val="vi-VN"/>
+              </w:rPr>
+              <w:t>).</w:t>
             </w:r>
           </w:p>
           <w:p>
@@ -3578,20 +3599,29 @@
                 <w:lang w:val="vi-VN"/>
               </w:rPr>
               <w:lastRenderedPageBreak/>
-              <w:t>Thực hiện bước Tham lam:</w:t>
-            </w:r>
-            <w:r>
-              <w:rPr>
+              <w:t>Quy nạp</w:t>
+            </w:r>
+            <w:r>
+              <w:rPr>
+                <w:b/>
+                <w:bCs/>
                 <w:color w:val="FF0000"/>
                 <w:lang w:val="vi-VN"/>
               </w:rPr>
+              <w:t>:</w:t>
+            </w:r>
+            <w:r>
+              <w:rPr>
+                <w:color w:val="FF0000"/>
+                <w:lang w:val="vi-VN"/>
+              </w:rPr>
               <w:t xml:space="preserve"> </w:t>
             </w:r>
             <w:r>
               <w:rPr>
                 <w:lang w:val="vi-VN"/>
               </w:rPr>
-              <w:t xml:space="preserve">Khẳng định ở bước thứ </w:t>
+              <w:t xml:space="preserve">Với mọi </w:t>
             </w:r>
             <m:oMath>
               <m:r>
@@ -3606,13 +3636,22 @@
               <w:rPr>
                 <w:lang w:val="vi-VN"/>
               </w:rPr>
-              <w:t xml:space="preserve">, cách chọn của mình </w:t>
-            </w:r>
-            <w:r>
-              <w:rPr>
-                <w:lang w:val="vi-VN"/>
-              </w:rPr>
-              <w:t>(</w:t>
+              <w:t xml:space="preserve">, sau </w:t>
+            </w:r>
+            <m:oMath>
+              <m:r>
+                <w:rPr>
+                  <w:rFonts w:ascii="Cambria Math" w:hAnsi="Cambria Math"/>
+                  <w:lang w:val="vi-VN"/>
+                </w:rPr>
+                <m:t>k</m:t>
+              </m:r>
+            </m:oMath>
+            <w:r>
+              <w:rPr>
+                <w:lang w:val="vi-VN"/>
+              </w:rPr>
+              <w:t xml:space="preserve"> bước, lời giải greedy </w:t>
             </w:r>
             <m:oMath>
               <m:r>
@@ -3627,13 +3666,7 @@
               <w:rPr>
                 <w:lang w:val="vi-VN"/>
               </w:rPr>
-              <w:t>)</w:t>
-            </w:r>
-            <w:r>
-              <w:rPr>
-                <w:lang w:val="vi-VN"/>
-              </w:rPr>
-              <w:t xml:space="preserve"> luôn đạt được cái "Lợi thế" đó tốt hơn (hoặc bằng) một cách chọn bất kỳ nào khác (</w:t>
+              <w:t xml:space="preserve"> có </w:t>
             </w:r>
             <m:oMath>
               <m:r>
@@ -3641,14 +3674,126 @@
                   <w:rFonts w:ascii="Cambria Math" w:hAnsi="Cambria Math"/>
                   <w:lang w:val="vi-VN"/>
                 </w:rPr>
-                <m:t>OPT</m:t>
+                <m:t>f</m:t>
               </m:r>
+              <m:d>
+                <m:dPr>
+                  <m:ctrlPr>
+                    <w:rPr>
+                      <w:rFonts w:ascii="Cambria Math" w:hAnsi="Cambria Math"/>
+                      <w:i/>
+                      <w:lang w:val="vi-VN"/>
+                    </w:rPr>
+                  </m:ctrlPr>
+                </m:dPr>
+                <m:e>
+                  <m:sSub>
+                    <m:sSubPr>
+                      <m:ctrlPr>
+                        <w:rPr>
+                          <w:rFonts w:ascii="Cambria Math" w:hAnsi="Cambria Math"/>
+                          <w:i/>
+                          <w:lang w:val="vi-VN"/>
+                        </w:rPr>
+                      </m:ctrlPr>
+                    </m:sSubPr>
+                    <m:e>
+                      <m:r>
+                        <w:rPr>
+                          <w:rFonts w:ascii="Cambria Math" w:hAnsi="Cambria Math"/>
+                          <w:lang w:val="vi-VN"/>
+                        </w:rPr>
+                        <m:t>G</m:t>
+                      </m:r>
+                    </m:e>
+                    <m:sub>
+                      <m:r>
+                        <w:rPr>
+                          <w:rFonts w:ascii="Cambria Math" w:hAnsi="Cambria Math"/>
+                          <w:lang w:val="vi-VN"/>
+                        </w:rPr>
+                        <m:t>k</m:t>
+                      </m:r>
+                    </m:sub>
+                  </m:sSub>
+                </m:e>
+              </m:d>
+              <m:r>
+                <w:rPr>
+                  <w:rFonts w:ascii="Cambria Math" w:hAnsi="Cambria Math"/>
+                  <w:lang w:val="vi-VN"/>
+                </w:rPr>
+                <m:t>≥M</m:t>
+              </m:r>
+              <m:d>
+                <m:dPr>
+                  <m:ctrlPr>
+                    <w:rPr>
+                      <w:rFonts w:ascii="Cambria Math" w:hAnsi="Cambria Math"/>
+                      <w:i/>
+                      <w:lang w:val="vi-VN"/>
+                    </w:rPr>
+                  </m:ctrlPr>
+                </m:dPr>
+                <m:e>
+                  <m:r>
+                    <w:rPr>
+                      <w:rFonts w:ascii="Cambria Math" w:hAnsi="Cambria Math"/>
+                      <w:lang w:val="vi-VN"/>
+                    </w:rPr>
+                    <m:t>OP</m:t>
+                  </m:r>
+                  <m:sSub>
+                    <m:sSubPr>
+                      <m:ctrlPr>
+                        <w:rPr>
+                          <w:rFonts w:ascii="Cambria Math" w:hAnsi="Cambria Math"/>
+                          <w:i/>
+                          <w:lang w:val="vi-VN"/>
+                        </w:rPr>
+                      </m:ctrlPr>
+                    </m:sSubPr>
+                    <m:e>
+                      <m:r>
+                        <w:rPr>
+                          <w:rFonts w:ascii="Cambria Math" w:hAnsi="Cambria Math"/>
+                          <w:lang w:val="vi-VN"/>
+                        </w:rPr>
+                        <m:t>T</m:t>
+                      </m:r>
+                    </m:e>
+                    <m:sub>
+                      <m:r>
+                        <w:rPr>
+                          <w:rFonts w:ascii="Cambria Math" w:hAnsi="Cambria Math"/>
+                          <w:lang w:val="vi-VN"/>
+                        </w:rPr>
+                        <m:t>k</m:t>
+                      </m:r>
+                    </m:sub>
+                  </m:sSub>
+                </m:e>
+              </m:d>
             </m:oMath>
             <w:r>
               <w:rPr>
                 <w:lang w:val="vi-VN"/>
               </w:rPr>
-              <w:t>).</w:t>
+              <w:t xml:space="preserve"> hoặc theo chiều thích hợp của bài toán. Greedy không nhất thiết phải đúng ngay từ đầu nhưng nó luôn </w:t>
+            </w:r>
+            <w:r>
+              <w:rPr>
+                <w:b/>
+                <w:bCs/>
+                <w:lang w:val="vi-VN"/>
+              </w:rPr>
+              <w:t>stays ahead</w:t>
+            </w:r>
+            <w:r>
+              <w:rPr>
+                <w:lang w:val="vi-VN"/>
+              </w:rPr>
+              <w:t>.</w:t>
             </w:r>
           </w:p>
           <w:p>
@@ -3672,20 +3817,35 @@
                 <w:color w:val="FF0000"/>
                 <w:lang w:val="vi-VN"/>
               </w:rPr>
-              <w:t>Chốt hạ:</w:t>
-            </w:r>
-            <w:r>
-              <w:rPr>
+              <w:t>Kết luận</w:t>
+            </w:r>
+            <w:r>
+              <w:rPr>
+                <w:b/>
+                <w:bCs/>
                 <w:color w:val="FF0000"/>
                 <w:lang w:val="vi-VN"/>
               </w:rPr>
+              <w:t>:</w:t>
+            </w:r>
+            <w:r>
+              <w:rPr>
+                <w:color w:val="FF0000"/>
+                <w:lang w:val="vi-VN"/>
+              </w:rPr>
               <w:t xml:space="preserve"> </w:t>
             </w:r>
             <w:r>
               <w:rPr>
                 <w:lang w:val="vi-VN"/>
               </w:rPr>
-              <w:t>Việc mình có "Lợi thế" này có làm mất đi cơ hội nào ở tương lai không? Nếu câu trả lời là KHÔNG (thậm chí còn mở ra nhiều cơ hội hơn), thì Tham lam chắc chắn đúng!</w:t>
+              <w:t>Việc mình có "Lợi thế" này có làm mất đi cơ hội nào ở tương lai không? Nếu câu trả lời là KHÔNG (thậm chí còn mở ra nhiều cơ hội hơn), thì Tham lam chắc chắn đúng</w:t>
+            </w:r>
+            <w:r>
+              <w:rPr>
+                <w:lang w:val="vi-VN"/>
+              </w:rPr>
+              <w:t>.</w:t>
             </w:r>
           </w:p>
         </w:tc>
@@ -3964,7 +4124,7 @@
         <v:path o:extrusionok="f" gradientshapeok="t" o:connecttype="rect"/>
         <o:lock v:ext="edit" aspectratio="t"/>
       </v:shapetype>
-      <v:shape id="_x0000_i1198" type="#_x0000_t75" style="width:384.4pt;height:384.4pt" o:bullet="t">
+      <v:shape id="_x0000_i1201" type="#_x0000_t75" style="width:384.55pt;height:384.55pt" o:bullet="t">
         <v:imagedata r:id="rId1" o:title="Microsoft-Fluentui-Emoji-Flat-Memo-Flat"/>
       </v:shape>
     </w:pict>
